--- a/report-04-search-and-sort/report/Relatorio-04-Busca-Ordenacao.docx
+++ b/report-04-search-and-sort/report/Relatorio-04-Busca-Ordenacao.docx
@@ -66,7 +66,7 @@
     </w:p>
     <w:p>
       <w:r>
-        <w:t>Foi utilizado cnes_estabelecimentos.csv, extraído do Cadastro Nacional de Estabelecimentos de Saúde (CNES) no Portal de Dados Abertos. A base possui 636.647 registros e 36 colunas. Uma validação sobre o arquivo integral confirmou que CO_UNIDADE possui 636.647 valores distintos e não está ordenada de forma crescente nem decrescente no arquivo original. Por isso, essa coluna atende simultaneamente aos dois requisitos do enunciado.</w:t>
+        <w:t>Foi utilizado cnes_estabelecimentos.csv, extraído do Cadastro Nacional de Estabelecimentos de Saúde (CNES) no Portal de Dados Abertos. A base possui 636.647 registros e 36 colunas. A validação foi executada sobre o arquivo integral: o script reduzir.py lê CO_UNIDADE como texto, verifica valores ausentes com isna(), unicidade com is_unique e ausência de ordenação crescente/decrescente com is_monotonic_increasing e is_monotonic_decreasing. O resultado foi 636.647 valores distintos e ausência de ordenação no arquivo original. Por isso, CO_UNIDADE atende simultaneamente aos dois requisitos do enunciado.</w:t>
       </w:r>
     </w:p>
     <w:p>
@@ -266,11 +266,7 @@
           </w:tcPr>
           <w:p>
             <w:r>
-              <w:rPr>
-                <w:rFonts w:ascii="Arial" w:hAnsi="Arial"/>
-                <w:sz w:val="15"/>
-              </w:rPr>
-              <w:t>Validação de unicidade e de não ordenação no arquivo integral.</w:t>
+              <w:t>Verificação no arquivo integral com isna(), is_unique e monotonicidade crescente/decrescente.</w:t>
             </w:r>
           </w:p>
         </w:tc>
@@ -287,11 +283,7 @@
           </w:tcPr>
           <w:p>
             <w:r>
-              <w:rPr>
-                <w:rFonts w:ascii="Arial" w:hAnsi="Arial"/>
-                <w:sz w:val="15"/>
-              </w:rPr>
-              <w:t>É única e não está ordenada, atendendo aos requisitos.</w:t>
+              <w:t>Comprovar, de forma reproduzível, que a chave é única e não está ordenada.</w:t>
             </w:r>
           </w:p>
         </w:tc>
@@ -870,7 +862,7 @@
     </w:p>
     <w:p>
       <w:r>
-        <w:t>A contagem de comparações é a principal evidência lógica, pois é determinística. O contador long long é incrementado exatamente quando CO_UNIDADE do vetor é comparada ao alvo. Os tempos são medidos com clock(); inicio e fim envolvem somente a operação analisada e a diferença é dividida por CLOCKS_PER_SEC. O arquivo físico é restaurado antes de cada repetição para impedir contaminação entre testes.</w:t>
+        <w:t>A contagem de comparações é a principal evidência lógica, pois é determinística. O contador long long é incrementado exatamente quando CO_UNIDADE do vetor é comparada ao alvo. Os tempos são medidos com clock(); início e fim envolvem somente a operação analisada e a diferença é dividida por CLOCKS_PER_SEC. O arquivo físico é restaurado antes de cada repetição para impedir contaminação entre testes. Para a versão final, estatisticas.csv, comparacao_teorica.csv, crescimento_n.csv, as tabelas e os gráficos deste relatório correspondem à mesma execução experimental final; após a coleta, os resultados foram congelados para manter rastreabilidade entre dados, figuras e texto.</w:t>
       </w:r>
     </w:p>
     <w:p>
@@ -1134,7 +1126,7 @@
     </w:p>
     <w:p>
       <w:r>
-        <w:t>Para K verificações, a Solução 1 tem custo de busca Θ(KN) quando K é pequeno em relação a N; considerando o crescimento da base pelas inserções, o limite geral inclui Θ(K²). Na Solução 2, a ordenação inicial custa Θ(N log N) e as K buscas custam Θ(K log N). Contudo, esta implementação mantém o vetor ordenado deslocando elementos após cada inserção válida, custo Θ(N) no pior caso por inserção. Para I inserções:</w:t>
+        <w:t>Para K verificações, a Solução 1 pode percorrer uma base que cresce a cada inserção; por isso, no pior caso, seu custo total é O(KN + K²). Na Solução 2, a ordenação inicial custa Θ(N log N), cada busca binária custa O(log(N+I)) e cada inserção válida no vetor ordenado pode deslocar O(N+I) elementos. Assim, para I inserções, o custo global deve considerar também o crescimento do índice.</w:t>
       </w:r>
     </w:p>
     <w:p>
@@ -1148,7 +1140,7 @@
           <w:b/>
           <w:sz w:val="22"/>
         </w:rPr>
-        <w:t>Solução 1: Θ(KN + K²)</w:t>
+        <w:t>Solução 1 (pior caso): O(KN + K²)</w:t>
       </w:r>
     </w:p>
     <w:p>
@@ -1162,12 +1154,12 @@
           <w:b/>
           <w:sz w:val="22"/>
         </w:rPr>
-        <w:t>Solução 2 completa: Θ(N log N + K log N + I·N)</w:t>
+        <w:t>Solução 2 completa (pior caso): O(N log N + K log(N+I) + IN + I²)</w:t>
       </w:r>
     </w:p>
     <w:p>
       <w:r>
-        <w:t>Se o cenário for predominantemente de consultas, ou se a estrutura ordenada for mantida por uma estrutura de inserção mais eficiente, a vantagem da busca binária torna-se ainda mais relevante. Aqui, o termo I·N é explicitado para não confundir complexidade da busca com complexidade da solução completa.</w:t>
+        <w:t>No experimento principal, N=1000 e I=K/2≤40, portanto I≪N. Nesse cenário controlado, os termos K log(N+I) e IN dominam a manutenção observada e a expressão pode ser interpretada, de forma aproximada, como O(N log N + K log N + I·N). Essa hipótese é declarada explicitamente para não confundir a complexidade isolada da busca binária com a complexidade da solução completa.</w:t>
       </w:r>
     </w:p>
     <w:p>
@@ -2153,7 +2145,7 @@
           <w:i/>
           <w:sz w:val="16"/>
         </w:rPr>
-        <w:t>Figura 1 - Teoria × experimento no workload principal. A escala logarítmica permite visualizar as duas ordens de grandeza.</w:t>
+        <w:t>Figura 1 - Teoria × experimento no workload principal (N₀=1000, D=I=K/2). A escala logarítmica permite visualizar as duas ordens de grandeza.</w:t>
       </w:r>
     </w:p>
     <w:p>
@@ -2171,7 +2163,7 @@
     </w:p>
     <w:p>
       <w:r>
-        <w:t>Para observar diretamente a dependência em N, foi executado um segundo experimento com uma única chave ausente e bases de N=125,250,500,1000. Uma chave ausente força a busca sequencial a percorrer todo o vetor e força a binária a seguir até o intervalo vazio. Foram feitas 50 repetições para os tempos; a quantidade de comparações é determinística.</w:t>
+        <w:t>Para observar diretamente a dependência em N, foi executado um segundo experimento com uma única chave artificial garantidamente ausente (~~~~ALVO_AUSENTE~~~~) e bases de N=125,250,500,1000. Uma chave ausente força a busca sequencial a percorrer todo o vetor e força a binária a seguir até o intervalo vazio. Foram feitas 50 repetições para os tempos; a quantidade de comparações é determinística.</w:t>
       </w:r>
     </w:p>
     <w:tbl>
@@ -2803,7 +2795,7 @@
           <w:i/>
           <w:sz w:val="16"/>
         </w:rPr>
-        <w:t>Figura 2 - Crescimento por N. A busca sequencial dobra as comparações quando N dobra; a binária acrescenta aproximadamente uma comparação.</w:t>
+        <w:t>Figura 2 - Crescimento por N com alvo garantidamente ausente. A busca sequencial dobra as comparações quando N dobra; a binária acrescenta aproximadamente uma comparação.</w:t>
       </w:r>
     </w:p>
     <w:p>
@@ -2925,10 +2917,6 @@
           </w:tcPr>
           <w:p>
             <w:r>
-              <w:rPr>
-                <w:rFonts w:ascii="Arial" w:hAnsi="Arial"/>
-                <w:sz w:val="16"/>
-              </w:rPr>
               <w:t>125</w:t>
             </w:r>
           </w:p>
@@ -2946,11 +2934,7 @@
           </w:tcPr>
           <w:p>
             <w:r>
-              <w:rPr>
-                <w:rFonts w:ascii="Arial" w:hAnsi="Arial"/>
-                <w:sz w:val="16"/>
-              </w:rPr>
-              <w:t>0.000082</w:t>
+              <w:t>0.000120</w:t>
             </w:r>
           </w:p>
         </w:tc>
@@ -2967,11 +2951,7 @@
           </w:tcPr>
           <w:p>
             <w:r>
-              <w:rPr>
-                <w:rFonts w:ascii="Arial" w:hAnsi="Arial"/>
-                <w:sz w:val="16"/>
-              </w:rPr>
-              <w:t>0.000129</w:t>
+              <w:t>0.000020</w:t>
             </w:r>
           </w:p>
         </w:tc>
@@ -2990,10 +2970,6 @@
           </w:tcPr>
           <w:p>
             <w:r>
-              <w:rPr>
-                <w:rFonts w:ascii="Arial" w:hAnsi="Arial"/>
-                <w:sz w:val="16"/>
-              </w:rPr>
               <w:t>250</w:t>
             </w:r>
           </w:p>
@@ -3011,11 +2987,7 @@
           </w:tcPr>
           <w:p>
             <w:r>
-              <w:rPr>
-                <w:rFonts w:ascii="Arial" w:hAnsi="Arial"/>
-                <w:sz w:val="16"/>
-              </w:rPr>
-              <w:t>0.000180</w:t>
+              <w:t>0.000160</w:t>
             </w:r>
           </w:p>
         </w:tc>
@@ -3032,11 +3004,7 @@
           </w:tcPr>
           <w:p>
             <w:r>
-              <w:rPr>
-                <w:rFonts w:ascii="Arial" w:hAnsi="Arial"/>
-                <w:sz w:val="16"/>
-              </w:rPr>
-              <w:t>0.000168</w:t>
+              <w:t>0.000160</w:t>
             </w:r>
           </w:p>
         </w:tc>
@@ -3055,10 +3023,6 @@
           </w:tcPr>
           <w:p>
             <w:r>
-              <w:rPr>
-                <w:rFonts w:ascii="Arial" w:hAnsi="Arial"/>
-                <w:sz w:val="16"/>
-              </w:rPr>
               <w:t>500</w:t>
             </w:r>
           </w:p>
@@ -3076,11 +3040,7 @@
           </w:tcPr>
           <w:p>
             <w:r>
-              <w:rPr>
-                <w:rFonts w:ascii="Arial" w:hAnsi="Arial"/>
-                <w:sz w:val="16"/>
-              </w:rPr>
-              <w:t>0.000285</w:t>
+              <w:t>0.000180</w:t>
             </w:r>
           </w:p>
         </w:tc>
@@ -3097,11 +3057,7 @@
           </w:tcPr>
           <w:p>
             <w:r>
-              <w:rPr>
-                <w:rFonts w:ascii="Arial" w:hAnsi="Arial"/>
-                <w:sz w:val="16"/>
-              </w:rPr>
-              <w:t>0.000319</w:t>
+              <w:t>0.000440</w:t>
             </w:r>
           </w:p>
         </w:tc>
@@ -3120,10 +3076,6 @@
           </w:tcPr>
           <w:p>
             <w:r>
-              <w:rPr>
-                <w:rFonts w:ascii="Arial" w:hAnsi="Arial"/>
-                <w:sz w:val="16"/>
-              </w:rPr>
               <w:t>1000</w:t>
             </w:r>
           </w:p>
@@ -3141,11 +3093,7 @@
           </w:tcPr>
           <w:p>
             <w:r>
-              <w:rPr>
-                <w:rFonts w:ascii="Arial" w:hAnsi="Arial"/>
-                <w:sz w:val="16"/>
-              </w:rPr>
-              <w:t>0.000628</w:t>
+              <w:t>0.000560</w:t>
             </w:r>
           </w:p>
         </w:tc>
@@ -3162,11 +3110,7 @@
           </w:tcPr>
           <w:p>
             <w:r>
-              <w:rPr>
-                <w:rFonts w:ascii="Arial" w:hAnsi="Arial"/>
-                <w:sz w:val="16"/>
-              </w:rPr>
-              <w:t>0.000657</w:t>
+              <w:t>0.000600</w:t>
             </w:r>
           </w:p>
         </w:tc>
@@ -3226,12 +3170,12 @@
           <w:i/>
           <w:sz w:val="16"/>
         </w:rPr>
-        <w:t>Figura 3 - Tempos médios da ordenação para N variável; a linha pontilhada é uma referência N log₂N escalada.</w:t>
+        <w:t>Figura 3 - Tempos médios da ordenação na execução experimental final para N variável; a linha pontilhada é uma referência N log₂N escalada.</w:t>
       </w:r>
     </w:p>
     <w:p>
       <w:r>
-        <w:t>A Figura 3 é usada apenas como validação de tendência, não como prova matemática. O tempo cresce com N e acompanha a forma N log N em ordem de grandeza. Como os tempos são inferiores a 1 ms, diferenças entre as versões e pequenas oscilações podem ser causadas pela resolução de clock(), cache e overhead constante. A demonstração formal de Θ(N log N) permanece a evidência principal.</w:t>
+        <w:t>A Figura 3 é usada apenas como validação de tendência, não como prova matemática. O tempo cresce globalmente com N e permanece compatível com a forma N log N em ordem de grandeza. Como as medições são inferiores a 1 ms, pequenas oscilações e inversões pontuais entre as versões podem ser causadas pela resolução de clock(), cache e overhead constante. Por isso, a demonstração formal de Θ(N log N) e a contagem lógica são as evidências principais; o tempo é uma validação complementar.</w:t>
       </w:r>
     </w:p>
     <w:p>
@@ -3402,10 +3346,6 @@
           </w:tcPr>
           <w:p>
             <w:r>
-              <w:rPr>
-                <w:rFonts w:ascii="Arial" w:hAnsi="Arial"/>
-                <w:sz w:val="15"/>
-              </w:rPr>
               <w:t>10</w:t>
             </w:r>
           </w:p>
@@ -3423,11 +3363,7 @@
           </w:tcPr>
           <w:p>
             <w:r>
-              <w:rPr>
-                <w:rFonts w:ascii="Arial" w:hAnsi="Arial"/>
-                <w:sz w:val="15"/>
-              </w:rPr>
-              <w:t>0.000046</w:t>
+              <w:t>0.000000</w:t>
             </w:r>
           </w:p>
         </w:tc>
@@ -3444,11 +3380,7 @@
           </w:tcPr>
           <w:p>
             <w:r>
-              <w:rPr>
-                <w:rFonts w:ascii="Arial" w:hAnsi="Arial"/>
-                <w:sz w:val="15"/>
-              </w:rPr>
-              <w:t>0.000266</w:t>
+              <w:t>0.000100</w:t>
             </w:r>
           </w:p>
         </w:tc>
@@ -3465,11 +3397,7 @@
           </w:tcPr>
           <w:p>
             <w:r>
-              <w:rPr>
-                <w:rFonts w:ascii="Arial" w:hAnsi="Arial"/>
-                <w:sz w:val="15"/>
-              </w:rPr>
-              <w:t>0.000625</w:t>
+              <w:t>0.000550</w:t>
             </w:r>
           </w:p>
         </w:tc>
@@ -3486,11 +3414,7 @@
           </w:tcPr>
           <w:p>
             <w:r>
-              <w:rPr>
-                <w:rFonts w:ascii="Arial" w:hAnsi="Arial"/>
-                <w:sz w:val="15"/>
-              </w:rPr>
-              <w:t>0.000664</w:t>
+              <w:t>0.001300</w:t>
             </w:r>
           </w:p>
         </w:tc>
@@ -3509,10 +3433,6 @@
           </w:tcPr>
           <w:p>
             <w:r>
-              <w:rPr>
-                <w:rFonts w:ascii="Arial" w:hAnsi="Arial"/>
-                <w:sz w:val="15"/>
-              </w:rPr>
               <w:t>20</w:t>
             </w:r>
           </w:p>
@@ -3530,11 +3450,7 @@
           </w:tcPr>
           <w:p>
             <w:r>
-              <w:rPr>
-                <w:rFonts w:ascii="Arial" w:hAnsi="Arial"/>
-                <w:sz w:val="15"/>
-              </w:rPr>
-              <w:t>0.000090</w:t>
+              <w:t>0.000200</w:t>
             </w:r>
           </w:p>
         </w:tc>
@@ -3551,11 +3467,7 @@
           </w:tcPr>
           <w:p>
             <w:r>
-              <w:rPr>
-                <w:rFonts w:ascii="Arial" w:hAnsi="Arial"/>
-                <w:sz w:val="15"/>
-              </w:rPr>
-              <w:t>0.000402</w:t>
+              <w:t>0.001150</w:t>
             </w:r>
           </w:p>
         </w:tc>
@@ -3572,11 +3484,7 @@
           </w:tcPr>
           <w:p>
             <w:r>
-              <w:rPr>
-                <w:rFonts w:ascii="Arial" w:hAnsi="Arial"/>
-                <w:sz w:val="15"/>
-              </w:rPr>
-              <w:t>0.000678</w:t>
+              <w:t>0.000700</w:t>
             </w:r>
           </w:p>
         </w:tc>
@@ -3593,11 +3501,7 @@
           </w:tcPr>
           <w:p>
             <w:r>
-              <w:rPr>
-                <w:rFonts w:ascii="Arial" w:hAnsi="Arial"/>
-                <w:sz w:val="15"/>
-              </w:rPr>
-              <w:t>0.000722</w:t>
+              <w:t>0.001200</w:t>
             </w:r>
           </w:p>
         </w:tc>
@@ -3616,10 +3520,6 @@
           </w:tcPr>
           <w:p>
             <w:r>
-              <w:rPr>
-                <w:rFonts w:ascii="Arial" w:hAnsi="Arial"/>
-                <w:sz w:val="15"/>
-              </w:rPr>
               <w:t>40</w:t>
             </w:r>
           </w:p>
@@ -3637,11 +3537,7 @@
           </w:tcPr>
           <w:p>
             <w:r>
-              <w:rPr>
-                <w:rFonts w:ascii="Arial" w:hAnsi="Arial"/>
-                <w:sz w:val="15"/>
-              </w:rPr>
-              <w:t>0.000130</w:t>
+              <w:t>0.000450</w:t>
             </w:r>
           </w:p>
         </w:tc>
@@ -3658,11 +3554,7 @@
           </w:tcPr>
           <w:p>
             <w:r>
-              <w:rPr>
-                <w:rFonts w:ascii="Arial" w:hAnsi="Arial"/>
-                <w:sz w:val="15"/>
-              </w:rPr>
-              <w:t>0.000625</w:t>
+              <w:t>0.000800</w:t>
             </w:r>
           </w:p>
         </w:tc>
@@ -3679,11 +3571,7 @@
           </w:tcPr>
           <w:p>
             <w:r>
-              <w:rPr>
-                <w:rFonts w:ascii="Arial" w:hAnsi="Arial"/>
-                <w:sz w:val="15"/>
-              </w:rPr>
-              <w:t>0.000636</w:t>
+              <w:t>0.001500</w:t>
             </w:r>
           </w:p>
         </w:tc>
@@ -3700,11 +3588,7 @@
           </w:tcPr>
           <w:p>
             <w:r>
-              <w:rPr>
-                <w:rFonts w:ascii="Arial" w:hAnsi="Arial"/>
-                <w:sz w:val="15"/>
-              </w:rPr>
-              <w:t>0.000706</w:t>
+              <w:t>0.000500</w:t>
             </w:r>
           </w:p>
         </w:tc>
@@ -3723,10 +3607,6 @@
           </w:tcPr>
           <w:p>
             <w:r>
-              <w:rPr>
-                <w:rFonts w:ascii="Arial" w:hAnsi="Arial"/>
-                <w:sz w:val="15"/>
-              </w:rPr>
               <w:t>80</w:t>
             </w:r>
           </w:p>
@@ -3744,11 +3624,7 @@
           </w:tcPr>
           <w:p>
             <w:r>
-              <w:rPr>
-                <w:rFonts w:ascii="Arial" w:hAnsi="Arial"/>
-                <w:sz w:val="15"/>
-              </w:rPr>
-              <w:t>0.000256</w:t>
+              <w:t>0.000350</w:t>
             </w:r>
           </w:p>
         </w:tc>
@@ -3765,11 +3641,7 @@
           </w:tcPr>
           <w:p>
             <w:r>
-              <w:rPr>
-                <w:rFonts w:ascii="Arial" w:hAnsi="Arial"/>
-                <w:sz w:val="15"/>
-              </w:rPr>
-              <w:t>0.001081</w:t>
+              <w:t>0.000950</w:t>
             </w:r>
           </w:p>
         </w:tc>
@@ -3786,11 +3658,7 @@
           </w:tcPr>
           <w:p>
             <w:r>
-              <w:rPr>
-                <w:rFonts w:ascii="Arial" w:hAnsi="Arial"/>
-                <w:sz w:val="15"/>
-              </w:rPr>
-              <w:t>0.001277</w:t>
+              <w:t>0.001050</w:t>
             </w:r>
           </w:p>
         </w:tc>
@@ -3807,11 +3675,7 @@
           </w:tcPr>
           <w:p>
             <w:r>
-              <w:rPr>
-                <w:rFonts w:ascii="Arial" w:hAnsi="Arial"/>
-                <w:sz w:val="15"/>
-              </w:rPr>
-              <w:t>0.001487</w:t>
+              <w:t>0.000550</w:t>
             </w:r>
           </w:p>
         </w:tc>
@@ -3871,12 +3735,12 @@
           <w:i/>
           <w:sz w:val="16"/>
         </w:rPr>
-        <w:t>Figura 4 - Tempo médio do workload completo em 20 repetições por K.</w:t>
+        <w:t>Figura 4 - Tempo médio do workload completo na execução experimental final (20 repetições por K).</w:t>
       </w:r>
     </w:p>
     <w:p>
       <w:r>
-        <w:t>A Figura 4 deve ser interpretada junto às complexidades. Com N=1000, ordenar e manter o índice adiciona um custo fixo/linear que pode fazer a Solução 2 ter maior tempo total em K pequenos, mesmo executando muito menos comparações de busca. Isso não contradiz O(log N): o gráfico mede a solução completa, não somente a função busca_binaria. A separação entre “tempo de busca”, “tempo de ordenação” e “tempo de manutenção” está registrada em estatisticas.csv.</w:t>
+        <w:t>A Figura 4 deve ser interpretada junto às complexidades. Com N=1000, ordenar e manter o índice adiciona um custo que pode fazer a Solução 2 ter maior tempo total em alguns K pequenos, mesmo executando muito menos comparações de busca. Isso não contradiz Θ(log N): o gráfico mede a solução completa, não somente a função de busca binária. Valores iguais a 0,000000 s podem ocorrer quando a operação fica abaixo da resolução de clock(), razão pela qual a contagem de comparações é tratada como evidência principal. A correção funcional também foi confirmada: nas quatro implementações foram inseridos exatamente I=K/2 registros em cada cenário (5, 10, 20 e 40), sem introdução de duplicatas.</w:t>
       </w:r>
     </w:p>
     <w:p>
@@ -4553,7 +4417,7 @@
     </w:p>
     <w:p>
       <w:r>
-        <w:t>Os experimentos sustentam essas conclusões. No workload com N=1000, a fórmula exata da sequencial coincidiu com todos os dados observados e a binária permaneceu abaixo de seu limite teórico. No experimento variando N, a sequencial cresceu de 125 para 1000 comparações enquanto a binária cresceu de 7 para 10, tornando visível a diferença entre crescimento linear e logarítmico. Os tempos de execução foram tratados com cautela por serem muito pequenos e por incluírem custos adicionais da solução completa.</w:t>
+        <w:t>Os experimentos sustentam essas conclusões. No workload com N=1000, a fórmula exata da sequencial coincidiu com todos os dados observados e a binária permaneceu abaixo de seu limite teórico. No experimento variando N, a sequencial cresceu de 125 para 1000 comparações enquanto a binária cresceu de 7 para 10, tornando visível a diferença entre crescimento linear e logarítmico. Os tempos foram tratados como evidência complementar por sua pequena magnitude e resolução limitada; as contagens lógicas e as demonstrações formais permanecem a base da validação. Em todos os cenários, as quatro implementações produziram a quantidade esperada de inserções válidas, confirmando que a comparação de desempenho foi feita entre soluções funcionalmente equivalentes.</w:t>
       </w:r>
     </w:p>
     <w:p>

--- a/report-04-search-and-sort/report/Relatorio-04-Busca-Ordenacao.docx
+++ b/report-04-search-and-sort/report/Relatorio-04-Busca-Ordenacao.docx
@@ -4,6 +4,7 @@
   <w:body>
     <w:p>
       <w:pPr>
+        <w:spacing w:after="60"/>
         <w:jc w:val="center"/>
       </w:pPr>
       <w:r>
@@ -17,6 +18,7 @@
     </w:p>
     <w:p>
       <w:pPr>
+        <w:spacing w:after="60"/>
         <w:jc w:val="center"/>
       </w:pPr>
       <w:r>
@@ -29,7 +31,7 @@
     </w:p>
     <w:p>
       <w:pPr>
-        <w:spacing w:after="140"/>
+        <w:spacing w:after="60"/>
         <w:jc w:val="center"/>
       </w:pPr>
       <w:r>
@@ -46,12 +48,17 @@
     <w:p>
       <w:pPr>
         <w:pStyle w:val="Heading1"/>
+        <w:keepNext/>
+        <w:spacing w:after="60" w:before="120"/>
       </w:pPr>
       <w:r>
         <w:t>1. Introdução</w:t>
       </w:r>
     </w:p>
     <w:p>
+      <w:pPr>
+        <w:spacing w:after="60"/>
+      </w:pPr>
       <w:r>
         <w:t>O trabalho implementa e compara duas soluções para inserir registros em um CSV sem duplicar uma chave de unicidade. A Solução 1 verifica duplicidade por busca sequencial, nas formas iterativa e recursiva. A Solução 2 mantém em RAM um índice ordenado por MergeSort e usa busca binária, também iterativa e recursiva. A análise foi construída para demonstrar formalmente as complexidades temporal e espacial e confrontá-las com medições experimentais explicitando todas as hipóteses usadas.</w:t>
       </w:r>
@@ -59,17 +66,25 @@
     <w:p>
       <w:pPr>
         <w:pStyle w:val="Heading1"/>
+        <w:keepNext/>
+        <w:spacing w:after="60" w:before="120"/>
       </w:pPr>
       <w:r>
         <w:t>2. Base de dados e chave de unicidade</w:t>
       </w:r>
     </w:p>
     <w:p>
+      <w:pPr>
+        <w:spacing w:after="60"/>
+      </w:pPr>
       <w:r>
         <w:t>Foi utilizado cnes_estabelecimentos.csv, extraído do Cadastro Nacional de Estabelecimentos de Saúde (CNES) no Portal de Dados Abertos. A base possui 636.647 registros e 36 colunas. A validação foi executada sobre o arquivo integral: o script reduzir.py lê CO_UNIDADE como texto, verifica valores ausentes com isna(), unicidade com is_unique e ausência de ordenação crescente/decrescente com is_monotonic_increasing e is_monotonic_decreasing. O resultado foi 636.647 valores distintos e ausência de ordenação no arquivo original. Por isso, CO_UNIDADE atende simultaneamente aos dois requisitos do enunciado.</w:t>
       </w:r>
     </w:p>
     <w:p>
+      <w:pPr>
+        <w:spacing w:after="60"/>
+      </w:pPr>
       <w:r>
         <w:t>CO_UNIDADE é tratada como texto porque existem valores alfanuméricos. Em C, a igualdade e a ordem lexicográfica são avaliadas com strcmp. Como o comprimento máximo da chave é limitado e não cresce com N, o custo de uma comparação de chave é considerado constante na análise assintótica em função do número de registros.</w:t>
       </w:r>
@@ -87,6 +102,10 @@
         <w:gridCol w:w="3427"/>
       </w:tblGrid>
       <w:tr>
+        <w:trPr>
+          <w:tblHeader w:val="true"/>
+          <w:cantSplit/>
+        </w:trPr>
         <w:tc>
           <w:tcPr>
             <w:tcW w:type="dxa" w:w="3427"/>
@@ -100,14 +119,11 @@
             <w:vAlign w:val="center"/>
           </w:tcPr>
           <w:p>
-            <w:pPr>
-              <w:jc w:val="center"/>
-            </w:pPr>
             <w:r>
               <w:rPr>
                 <w:rFonts w:ascii="Arial" w:hAnsi="Arial"/>
                 <w:b/>
-                <w:sz w:val="15"/>
+                <w:sz w:val="17"/>
               </w:rPr>
               <w:t>O QUE</w:t>
             </w:r>
@@ -126,14 +142,11 @@
             <w:vAlign w:val="center"/>
           </w:tcPr>
           <w:p>
-            <w:pPr>
-              <w:jc w:val="center"/>
-            </w:pPr>
             <w:r>
               <w:rPr>
                 <w:rFonts w:ascii="Arial" w:hAnsi="Arial"/>
                 <w:b/>
-                <w:sz w:val="15"/>
+                <w:sz w:val="17"/>
               </w:rPr>
               <w:t>COMO</w:t>
             </w:r>
@@ -152,14 +165,11 @@
             <w:vAlign w:val="center"/>
           </w:tcPr>
           <w:p>
-            <w:pPr>
-              <w:jc w:val="center"/>
-            </w:pPr>
             <w:r>
               <w:rPr>
                 <w:rFonts w:ascii="Arial" w:hAnsi="Arial"/>
                 <w:b/>
-                <w:sz w:val="15"/>
+                <w:sz w:val="17"/>
               </w:rPr>
               <w:t>POR QUÊ</w:t>
             </w:r>
@@ -170,19 +180,12 @@
         <w:tc>
           <w:tcPr>
             <w:tcW w:type="dxa" w:w="3427"/>
-            <w:tcMar>
-              <w:top w:w="55" w:type="dxa"/>
-              <w:start w:w="70" w:type="dxa"/>
-              <w:bottom w:w="55" w:type="dxa"/>
-              <w:end w:w="70" w:type="dxa"/>
-            </w:tcMar>
-            <w:vAlign w:val="top"/>
           </w:tcPr>
           <w:p>
             <w:r>
               <w:rPr>
                 <w:rFonts w:ascii="Arial" w:hAnsi="Arial"/>
-                <w:sz w:val="15"/>
+                <w:sz w:val="17"/>
               </w:rPr>
               <w:t>Base original</w:t>
             </w:r>
@@ -191,19 +194,12 @@
         <w:tc>
           <w:tcPr>
             <w:tcW w:type="dxa" w:w="3427"/>
-            <w:tcMar>
-              <w:top w:w="55" w:type="dxa"/>
-              <w:start w:w="70" w:type="dxa"/>
-              <w:bottom w:w="55" w:type="dxa"/>
-              <w:end w:w="70" w:type="dxa"/>
-            </w:tcMar>
-            <w:vAlign w:val="top"/>
           </w:tcPr>
           <w:p>
             <w:r>
               <w:rPr>
                 <w:rFonts w:ascii="Arial" w:hAnsi="Arial"/>
-                <w:sz w:val="15"/>
+                <w:sz w:val="17"/>
               </w:rPr>
               <w:t>Leitura do CSV CNES em latin1, separado por ponto e vírgula.</w:t>
             </w:r>
@@ -212,19 +208,12 @@
         <w:tc>
           <w:tcPr>
             <w:tcW w:type="dxa" w:w="3427"/>
-            <w:tcMar>
-              <w:top w:w="55" w:type="dxa"/>
-              <w:start w:w="70" w:type="dxa"/>
-              <w:bottom w:w="55" w:type="dxa"/>
-              <w:end w:w="70" w:type="dxa"/>
-            </w:tcMar>
-            <w:vAlign w:val="top"/>
           </w:tcPr>
           <w:p>
             <w:r>
               <w:rPr>
                 <w:rFonts w:ascii="Arial" w:hAnsi="Arial"/>
-                <w:sz w:val="15"/>
+                <w:sz w:val="17"/>
               </w:rPr>
               <w:t>Usar uma base pública real, como exigido.</w:t>
             </w:r>
@@ -235,19 +224,12 @@
         <w:tc>
           <w:tcPr>
             <w:tcW w:type="dxa" w:w="3427"/>
-            <w:tcMar>
-              <w:top w:w="55" w:type="dxa"/>
-              <w:start w:w="70" w:type="dxa"/>
-              <w:bottom w:w="55" w:type="dxa"/>
-              <w:end w:w="70" w:type="dxa"/>
-            </w:tcMar>
-            <w:vAlign w:val="top"/>
           </w:tcPr>
           <w:p>
             <w:r>
               <w:rPr>
                 <w:rFonts w:ascii="Arial" w:hAnsi="Arial"/>
-                <w:sz w:val="15"/>
+                <w:sz w:val="17"/>
               </w:rPr>
               <w:t>Chave CO_UNIDADE</w:t>
             </w:r>
@@ -256,16 +238,13 @@
         <w:tc>
           <w:tcPr>
             <w:tcW w:type="dxa" w:w="3427"/>
-            <w:tcMar>
-              <w:top w:w="55" w:type="dxa"/>
-              <w:start w:w="70" w:type="dxa"/>
-              <w:bottom w:w="55" w:type="dxa"/>
-              <w:end w:w="70" w:type="dxa"/>
-            </w:tcMar>
-            <w:vAlign w:val="top"/>
           </w:tcPr>
           <w:p>
             <w:r>
+              <w:rPr>
+                <w:rFonts w:ascii="Arial" w:hAnsi="Arial"/>
+                <w:sz w:val="17"/>
+              </w:rPr>
               <w:t>Verificação no arquivo integral com isna(), is_unique e monotonicidade crescente/decrescente.</w:t>
             </w:r>
           </w:p>
@@ -273,16 +252,13 @@
         <w:tc>
           <w:tcPr>
             <w:tcW w:type="dxa" w:w="3427"/>
-            <w:tcMar>
-              <w:top w:w="55" w:type="dxa"/>
-              <w:start w:w="70" w:type="dxa"/>
-              <w:bottom w:w="55" w:type="dxa"/>
-              <w:end w:w="70" w:type="dxa"/>
-            </w:tcMar>
-            <w:vAlign w:val="top"/>
           </w:tcPr>
           <w:p>
             <w:r>
+              <w:rPr>
+                <w:rFonts w:ascii="Arial" w:hAnsi="Arial"/>
+                <w:sz w:val="17"/>
+              </w:rPr>
               <w:t>Comprovar, de forma reproduzível, que a chave é única e não está ordenada.</w:t>
             </w:r>
           </w:p>
@@ -292,19 +268,12 @@
         <w:tc>
           <w:tcPr>
             <w:tcW w:type="dxa" w:w="3427"/>
-            <w:tcMar>
-              <w:top w:w="55" w:type="dxa"/>
-              <w:start w:w="70" w:type="dxa"/>
-              <w:bottom w:w="55" w:type="dxa"/>
-              <w:end w:w="70" w:type="dxa"/>
-            </w:tcMar>
-            <w:vAlign w:val="top"/>
           </w:tcPr>
           <w:p>
             <w:r>
               <w:rPr>
                 <w:rFonts w:ascii="Arial" w:hAnsi="Arial"/>
-                <w:sz w:val="15"/>
+                <w:sz w:val="17"/>
               </w:rPr>
               <w:t>Base experimental</w:t>
             </w:r>
@@ -313,42 +282,28 @@
         <w:tc>
           <w:tcPr>
             <w:tcW w:type="dxa" w:w="3427"/>
-            <w:tcMar>
-              <w:top w:w="55" w:type="dxa"/>
-              <w:start w:w="70" w:type="dxa"/>
-              <w:bottom w:w="55" w:type="dxa"/>
-              <w:end w:w="70" w:type="dxa"/>
-            </w:tcMar>
-            <w:vAlign w:val="top"/>
           </w:tcPr>
           <w:p>
             <w:r>
               <w:rPr>
                 <w:rFonts w:ascii="Arial" w:hAnsi="Arial"/>
-                <w:sz w:val="15"/>
+                <w:sz w:val="17"/>
               </w:rPr>
-              <w:t>Amostra reproduzível de N=1000 registros, random_state=42, salva em UTF-8.</w:t>
+              <w:t>Amostra reproduzível de N=10.000 registros, random_state=42, salva em UTF-8.</w:t>
             </w:r>
           </w:p>
         </w:tc>
         <w:tc>
           <w:tcPr>
             <w:tcW w:type="dxa" w:w="3427"/>
-            <w:tcMar>
-              <w:top w:w="55" w:type="dxa"/>
-              <w:start w:w="70" w:type="dxa"/>
-              <w:bottom w:w="55" w:type="dxa"/>
-              <w:end w:w="70" w:type="dxa"/>
-            </w:tcMar>
-            <w:vAlign w:val="top"/>
           </w:tcPr>
           <w:p>
             <w:r>
               <w:rPr>
                 <w:rFonts w:ascii="Arial" w:hAnsi="Arial"/>
-                <w:sz w:val="15"/>
+                <w:sz w:val="17"/>
               </w:rPr>
-              <w:t>Controla N, evita stack overflow na busca recursiva e torna os testes repetíveis.</w:t>
+              <w:t>Amplia a escala dos experimentos, melhora a observação dos tempos e mantém os testes reproduzíveis.</w:t>
             </w:r>
           </w:p>
         </w:tc>
@@ -356,20 +311,25 @@
     </w:tbl>
     <w:p>
       <w:pPr>
-        <w:spacing w:after="0"/>
+        <w:spacing w:after="60"/>
       </w:pPr>
     </w:p>
     <w:p>
       <w:pPr>
         <w:pStyle w:val="Heading1"/>
+        <w:keepNext/>
+        <w:spacing w:after="60" w:before="120"/>
       </w:pPr>
       <w:r>
         <w:t>3. Hipóteses e desenho experimental</w:t>
       </w:r>
     </w:p>
     <w:p>
-      <w:r>
-        <w:t>Para evitar ambiguidades entre teoria e experimento, as variáveis usadas são: N = quantidade de registros já existentes no destino; K = quantidade de registros recebidos no arquivo de entrada; D = quantidade de registros de entrada cuja chave já existe; I = quantidade de registros realmente novos. Nos testes principais, N inicia em 1000 e D=I=K/2.</w:t>
+      <w:pPr>
+        <w:spacing w:after="60"/>
+      </w:pPr>
+      <w:r>
+        <w:t>Para evitar ambiguidades entre teoria e experimento, as variáveis usadas são: N = quantidade de registros já existentes no destino; K = quantidade de registros recebidos no arquivo de entrada; D = quantidade de registros de entrada cuja chave já existe; I = quantidade de registros realmente novos. Nos testes principais, N inicia em 10.000 e D=I=K/2. Foram avaliados K = 10, 40, 100, 300, 500, 1000, 2500 e 5000.</w:t>
       </w:r>
     </w:p>
     <w:tbl>
@@ -385,6 +345,10 @@
         <w:gridCol w:w="3427"/>
       </w:tblGrid>
       <w:tr>
+        <w:trPr>
+          <w:tblHeader w:val="true"/>
+          <w:cantSplit/>
+        </w:trPr>
         <w:tc>
           <w:tcPr>
             <w:tcW w:type="dxa" w:w="3427"/>
@@ -398,14 +362,11 @@
             <w:vAlign w:val="center"/>
           </w:tcPr>
           <w:p>
-            <w:pPr>
-              <w:jc w:val="center"/>
-            </w:pPr>
             <w:r>
               <w:rPr>
                 <w:rFonts w:ascii="Arial" w:hAnsi="Arial"/>
                 <w:b/>
-                <w:sz w:val="15"/>
+                <w:sz w:val="17"/>
               </w:rPr>
               <w:t>Variável/condição</w:t>
             </w:r>
@@ -424,14 +385,11 @@
             <w:vAlign w:val="center"/>
           </w:tcPr>
           <w:p>
-            <w:pPr>
-              <w:jc w:val="center"/>
-            </w:pPr>
             <w:r>
               <w:rPr>
                 <w:rFonts w:ascii="Arial" w:hAnsi="Arial"/>
                 <w:b/>
-                <w:sz w:val="15"/>
+                <w:sz w:val="17"/>
               </w:rPr>
               <w:t>Valor nos testes</w:t>
             </w:r>
@@ -450,14 +408,11 @@
             <w:vAlign w:val="center"/>
           </w:tcPr>
           <w:p>
-            <w:pPr>
-              <w:jc w:val="center"/>
-            </w:pPr>
             <w:r>
               <w:rPr>
                 <w:rFonts w:ascii="Arial" w:hAnsi="Arial"/>
                 <w:b/>
-                <w:sz w:val="15"/>
+                <w:sz w:val="17"/>
               </w:rPr>
               <w:t>Como é garantido</w:t>
             </w:r>
@@ -468,19 +423,12 @@
         <w:tc>
           <w:tcPr>
             <w:tcW w:type="dxa" w:w="3427"/>
-            <w:tcMar>
-              <w:top w:w="55" w:type="dxa"/>
-              <w:start w:w="70" w:type="dxa"/>
-              <w:bottom w:w="55" w:type="dxa"/>
-              <w:end w:w="70" w:type="dxa"/>
-            </w:tcMar>
-            <w:vAlign w:val="top"/>
           </w:tcPr>
           <w:p>
             <w:r>
               <w:rPr>
                 <w:rFonts w:ascii="Arial" w:hAnsi="Arial"/>
-                <w:sz w:val="15"/>
+                <w:sz w:val="17"/>
               </w:rPr>
               <w:t>N inicial</w:t>
             </w:r>
@@ -489,40 +437,26 @@
         <w:tc>
           <w:tcPr>
             <w:tcW w:type="dxa" w:w="3427"/>
-            <w:tcMar>
-              <w:top w:w="55" w:type="dxa"/>
-              <w:start w:w="70" w:type="dxa"/>
-              <w:bottom w:w="55" w:type="dxa"/>
-              <w:end w:w="70" w:type="dxa"/>
-            </w:tcMar>
-            <w:vAlign w:val="top"/>
           </w:tcPr>
           <w:p>
             <w:r>
               <w:rPr>
                 <w:rFonts w:ascii="Arial" w:hAnsi="Arial"/>
-                <w:sz w:val="15"/>
+                <w:sz w:val="17"/>
               </w:rPr>
-              <w:t>1000</w:t>
+              <w:t>10.000</w:t>
             </w:r>
           </w:p>
         </w:tc>
         <w:tc>
           <w:tcPr>
             <w:tcW w:type="dxa" w:w="3427"/>
-            <w:tcMar>
-              <w:top w:w="55" w:type="dxa"/>
-              <w:start w:w="70" w:type="dxa"/>
-              <w:bottom w:w="55" w:type="dxa"/>
-              <w:end w:w="70" w:type="dxa"/>
-            </w:tcMar>
-            <w:vAlign w:val="top"/>
           </w:tcPr>
           <w:p>
             <w:r>
               <w:rPr>
                 <w:rFonts w:ascii="Arial" w:hAnsi="Arial"/>
-                <w:sz w:val="15"/>
+                <w:sz w:val="17"/>
               </w:rPr>
               <w:t>destino_backup.csv é restaurado antes de cada execução.</w:t>
             </w:r>
@@ -533,19 +467,12 @@
         <w:tc>
           <w:tcPr>
             <w:tcW w:type="dxa" w:w="3427"/>
-            <w:tcMar>
-              <w:top w:w="55" w:type="dxa"/>
-              <w:start w:w="70" w:type="dxa"/>
-              <w:bottom w:w="55" w:type="dxa"/>
-              <w:end w:w="70" w:type="dxa"/>
-            </w:tcMar>
-            <w:vAlign w:val="top"/>
           </w:tcPr>
           <w:p>
             <w:r>
               <w:rPr>
                 <w:rFonts w:ascii="Arial" w:hAnsi="Arial"/>
-                <w:sz w:val="15"/>
+                <w:sz w:val="17"/>
               </w:rPr>
               <w:t>K</w:t>
             </w:r>
@@ -554,42 +481,28 @@
         <w:tc>
           <w:tcPr>
             <w:tcW w:type="dxa" w:w="3427"/>
-            <w:tcMar>
-              <w:top w:w="55" w:type="dxa"/>
-              <w:start w:w="70" w:type="dxa"/>
-              <w:bottom w:w="55" w:type="dxa"/>
-              <w:end w:w="70" w:type="dxa"/>
-            </w:tcMar>
-            <w:vAlign w:val="top"/>
           </w:tcPr>
           <w:p>
             <w:r>
               <w:rPr>
                 <w:rFonts w:ascii="Arial" w:hAnsi="Arial"/>
-                <w:sz w:val="15"/>
+                <w:sz w:val="17"/>
               </w:rPr>
-              <w:t>10, 20, 40, 80</w:t>
+              <w:t>10, 40, 100, 300, 500, 1000, 2500, 5000</w:t>
             </w:r>
           </w:p>
         </w:tc>
         <w:tc>
           <w:tcPr>
             <w:tcW w:type="dxa" w:w="3427"/>
-            <w:tcMar>
-              <w:top w:w="55" w:type="dxa"/>
-              <w:start w:w="70" w:type="dxa"/>
-              <w:bottom w:w="55" w:type="dxa"/>
-              <w:end w:w="70" w:type="dxa"/>
-            </w:tcMar>
-            <w:vAlign w:val="top"/>
           </w:tcPr>
           <w:p>
             <w:r>
               <w:rPr>
                 <w:rFonts w:ascii="Arial" w:hAnsi="Arial"/>
-                <w:sz w:val="15"/>
+                <w:sz w:val="17"/>
               </w:rPr>
-              <w:t>Quatro arquivos de entrada gerados por gerar.py.</w:t>
+              <w:t>Oito arquivos de entrada gerados por gerar.py.</w:t>
             </w:r>
           </w:p>
         </w:tc>
@@ -598,19 +511,12 @@
         <w:tc>
           <w:tcPr>
             <w:tcW w:type="dxa" w:w="3427"/>
-            <w:tcMar>
-              <w:top w:w="55" w:type="dxa"/>
-              <w:start w:w="70" w:type="dxa"/>
-              <w:bottom w:w="55" w:type="dxa"/>
-              <w:end w:w="70" w:type="dxa"/>
-            </w:tcMar>
-            <w:vAlign w:val="top"/>
           </w:tcPr>
           <w:p>
             <w:r>
               <w:rPr>
                 <w:rFonts w:ascii="Arial" w:hAnsi="Arial"/>
-                <w:sz w:val="15"/>
+                <w:sz w:val="17"/>
               </w:rPr>
               <w:t>D</w:t>
             </w:r>
@@ -619,19 +525,12 @@
         <w:tc>
           <w:tcPr>
             <w:tcW w:type="dxa" w:w="3427"/>
-            <w:tcMar>
-              <w:top w:w="55" w:type="dxa"/>
-              <w:start w:w="70" w:type="dxa"/>
-              <w:bottom w:w="55" w:type="dxa"/>
-              <w:end w:w="70" w:type="dxa"/>
-            </w:tcMar>
-            <w:vAlign w:val="top"/>
           </w:tcPr>
           <w:p>
             <w:r>
               <w:rPr>
                 <w:rFonts w:ascii="Arial" w:hAnsi="Arial"/>
-                <w:sz w:val="15"/>
+                <w:sz w:val="17"/>
               </w:rPr>
               <w:t>K/2</w:t>
             </w:r>
@@ -640,19 +539,12 @@
         <w:tc>
           <w:tcPr>
             <w:tcW w:type="dxa" w:w="3427"/>
-            <w:tcMar>
-              <w:top w:w="55" w:type="dxa"/>
-              <w:start w:w="70" w:type="dxa"/>
-              <w:bottom w:w="55" w:type="dxa"/>
-              <w:end w:w="70" w:type="dxa"/>
-            </w:tcMar>
-            <w:vAlign w:val="top"/>
           </w:tcPr>
           <w:p>
             <w:r>
               <w:rPr>
                 <w:rFonts w:ascii="Arial" w:hAnsi="Arial"/>
-                <w:sz w:val="15"/>
+                <w:sz w:val="17"/>
               </w:rPr>
               <w:t>Metade dos registros vem da própria base.</w:t>
             </w:r>
@@ -663,19 +555,12 @@
         <w:tc>
           <w:tcPr>
             <w:tcW w:type="dxa" w:w="3427"/>
-            <w:tcMar>
-              <w:top w:w="55" w:type="dxa"/>
-              <w:start w:w="70" w:type="dxa"/>
-              <w:bottom w:w="55" w:type="dxa"/>
-              <w:end w:w="70" w:type="dxa"/>
-            </w:tcMar>
-            <w:vAlign w:val="top"/>
           </w:tcPr>
           <w:p>
             <w:r>
               <w:rPr>
                 <w:rFonts w:ascii="Arial" w:hAnsi="Arial"/>
-                <w:sz w:val="15"/>
+                <w:sz w:val="17"/>
               </w:rPr>
               <w:t>I</w:t>
             </w:r>
@@ -684,19 +569,12 @@
         <w:tc>
           <w:tcPr>
             <w:tcW w:type="dxa" w:w="3427"/>
-            <w:tcMar>
-              <w:top w:w="55" w:type="dxa"/>
-              <w:start w:w="70" w:type="dxa"/>
-              <w:bottom w:w="55" w:type="dxa"/>
-              <w:end w:w="70" w:type="dxa"/>
-            </w:tcMar>
-            <w:vAlign w:val="top"/>
           </w:tcPr>
           <w:p>
             <w:r>
               <w:rPr>
                 <w:rFonts w:ascii="Arial" w:hAnsi="Arial"/>
-                <w:sz w:val="15"/>
+                <w:sz w:val="17"/>
               </w:rPr>
               <w:t>K/2</w:t>
             </w:r>
@@ -705,21 +583,14 @@
         <w:tc>
           <w:tcPr>
             <w:tcW w:type="dxa" w:w="3427"/>
-            <w:tcMar>
-              <w:top w:w="55" w:type="dxa"/>
-              <w:start w:w="70" w:type="dxa"/>
-              <w:bottom w:w="55" w:type="dxa"/>
-              <w:end w:w="70" w:type="dxa"/>
-            </w:tcMar>
-            <w:vAlign w:val="top"/>
           </w:tcPr>
           <w:p>
             <w:r>
               <w:rPr>
                 <w:rFonts w:ascii="Arial" w:hAnsi="Arial"/>
-                <w:sz w:val="15"/>
+                <w:sz w:val="17"/>
               </w:rPr>
-              <w:t>Metade vem de fora da amostra de 1000 registros.</w:t>
+              <w:t>Metade vem de fora da amostra de 10.000 registros.</w:t>
             </w:r>
           </w:p>
         </w:tc>
@@ -728,19 +599,12 @@
         <w:tc>
           <w:tcPr>
             <w:tcW w:type="dxa" w:w="3427"/>
-            <w:tcMar>
-              <w:top w:w="55" w:type="dxa"/>
-              <w:start w:w="70" w:type="dxa"/>
-              <w:bottom w:w="55" w:type="dxa"/>
-              <w:end w:w="70" w:type="dxa"/>
-            </w:tcMar>
-            <w:vAlign w:val="top"/>
           </w:tcPr>
           <w:p>
             <w:r>
               <w:rPr>
                 <w:rFonts w:ascii="Arial" w:hAnsi="Arial"/>
-                <w:sz w:val="15"/>
+                <w:sz w:val="17"/>
               </w:rPr>
               <w:t>Ordem do teste</w:t>
             </w:r>
@@ -749,19 +613,12 @@
         <w:tc>
           <w:tcPr>
             <w:tcW w:type="dxa" w:w="3427"/>
-            <w:tcMar>
-              <w:top w:w="55" w:type="dxa"/>
-              <w:start w:w="70" w:type="dxa"/>
-              <w:bottom w:w="55" w:type="dxa"/>
-              <w:end w:w="70" w:type="dxa"/>
-            </w:tcMar>
-            <w:vAlign w:val="top"/>
           </w:tcPr>
           <w:p>
             <w:r>
               <w:rPr>
                 <w:rFonts w:ascii="Arial" w:hAnsi="Arial"/>
-                <w:sz w:val="15"/>
+                <w:sz w:val="17"/>
               </w:rPr>
               <w:t>Embaralhada</w:t>
             </w:r>
@@ -770,19 +627,12 @@
         <w:tc>
           <w:tcPr>
             <w:tcW w:type="dxa" w:w="3427"/>
-            <w:tcMar>
-              <w:top w:w="55" w:type="dxa"/>
-              <w:start w:w="70" w:type="dxa"/>
-              <w:bottom w:w="55" w:type="dxa"/>
-              <w:end w:w="70" w:type="dxa"/>
-            </w:tcMar>
-            <w:vAlign w:val="top"/>
           </w:tcPr>
           <w:p>
             <w:r>
               <w:rPr>
                 <w:rFonts w:ascii="Arial" w:hAnsi="Arial"/>
-                <w:sz w:val="15"/>
+                <w:sz w:val="17"/>
               </w:rPr>
               <w:t>sample(..., random_state=100+K).</w:t>
             </w:r>
@@ -793,19 +643,12 @@
         <w:tc>
           <w:tcPr>
             <w:tcW w:type="dxa" w:w="3427"/>
-            <w:tcMar>
-              <w:top w:w="55" w:type="dxa"/>
-              <w:start w:w="70" w:type="dxa"/>
-              <w:bottom w:w="55" w:type="dxa"/>
-              <w:end w:w="70" w:type="dxa"/>
-            </w:tcMar>
-            <w:vAlign w:val="top"/>
           </w:tcPr>
           <w:p>
             <w:r>
               <w:rPr>
                 <w:rFonts w:ascii="Arial" w:hAnsi="Arial"/>
-                <w:sz w:val="15"/>
+                <w:sz w:val="17"/>
               </w:rPr>
               <w:t>Repetições de tempo</w:t>
             </w:r>
@@ -814,19 +657,12 @@
         <w:tc>
           <w:tcPr>
             <w:tcW w:type="dxa" w:w="3427"/>
-            <w:tcMar>
-              <w:top w:w="55" w:type="dxa"/>
-              <w:start w:w="70" w:type="dxa"/>
-              <w:bottom w:w="55" w:type="dxa"/>
-              <w:end w:w="70" w:type="dxa"/>
-            </w:tcMar>
-            <w:vAlign w:val="top"/>
           </w:tcPr>
           <w:p>
             <w:r>
               <w:rPr>
                 <w:rFonts w:ascii="Arial" w:hAnsi="Arial"/>
-                <w:sz w:val="15"/>
+                <w:sz w:val="17"/>
               </w:rPr>
               <w:t>20</w:t>
             </w:r>
@@ -835,19 +671,12 @@
         <w:tc>
           <w:tcPr>
             <w:tcW w:type="dxa" w:w="3427"/>
-            <w:tcMar>
-              <w:top w:w="55" w:type="dxa"/>
-              <w:start w:w="70" w:type="dxa"/>
-              <w:bottom w:w="55" w:type="dxa"/>
-              <w:end w:w="70" w:type="dxa"/>
-            </w:tcMar>
-            <w:vAlign w:val="top"/>
           </w:tcPr>
           <w:p>
             <w:r>
               <w:rPr>
                 <w:rFonts w:ascii="Arial" w:hAnsi="Arial"/>
-                <w:sz w:val="15"/>
+                <w:sz w:val="17"/>
               </w:rPr>
               <w:t>benchmark.py executa cada cenário 20 vezes e calcula a média.</w:t>
             </w:r>
@@ -857,17 +686,30 @@
     </w:tbl>
     <w:p>
       <w:pPr>
-        <w:spacing w:after="0"/>
-      </w:pPr>
-    </w:p>
-    <w:p>
+        <w:spacing w:after="60"/>
+      </w:pPr>
+    </w:p>
+    <w:p>
+      <w:pPr>
+        <w:spacing w:after="60"/>
+      </w:pPr>
       <w:r>
         <w:t>A contagem de comparações é a principal evidência lógica, pois é determinística. O contador long long é incrementado exatamente quando CO_UNIDADE do vetor é comparada ao alvo. Os tempos são medidos com clock(); início e fim envolvem somente a operação analisada e a diferença é dividida por CLOCKS_PER_SEC. O arquivo físico é restaurado antes de cada repetição para impedir contaminação entre testes. Para a versão final, estatisticas.csv, comparacao_teorica.csv, crescimento_n.csv, as tabelas e os gráficos deste relatório correspondem à mesma execução experimental final; após a coleta, os resultados foram congelados para manter rastreabilidade entre dados, figuras e texto.</w:t>
       </w:r>
     </w:p>
     <w:p>
       <w:pPr>
+        <w:spacing w:after="60"/>
+      </w:pPr>
+      <w:r>
+        <w:t>Nota de notação: nas demonstrações, T(N) representa o custo temporal em função do tamanho N da entrada analisada e S(N) representa o espaço auxiliar. Para manter a notação uniforme, as expressões finais de custo temporal são escritas sempre como T(N). Quando o experimento utiliza parâmetros adicionais, eles são definidos separadamente no texto, sem aparecerem como argumentos de T.</w:t>
+      </w:r>
+    </w:p>
+    <w:p>
+      <w:pPr>
         <w:pStyle w:val="Heading1"/>
+        <w:keepNext/>
+        <w:spacing w:after="60" w:before="120"/>
       </w:pPr>
       <w:r>
         <w:t>4. Solução 1 - Busca sequencial</w:t>
@@ -876,127 +718,1017 @@
     <w:p>
       <w:pPr>
         <w:pStyle w:val="Heading2"/>
+        <w:keepNext/>
+        <w:spacing w:after="60" w:before="120"/>
       </w:pPr>
       <w:r>
         <w:t>4.1 Busca sequencial iterativa - demonstração</w:t>
       </w:r>
     </w:p>
     <w:p>
-      <w:r>
-        <w:t>No pior caso, a chave não está no vetor. O laço testa todas as N posições. Se cada iteração possui custo constante c e há um custo fixo b:</w:t>
-      </w:r>
-    </w:p>
-    <w:p>
-      <w:pPr>
-        <w:spacing w:before="40" w:after="80"/>
+      <w:pPr>
+        <w:spacing w:after="60"/>
+      </w:pPr>
+      <w:r>
+        <w:t>No pior caso, a chave procurada não existe no vetor. Portanto, o laço percorre todas as N posições. Considere b como o custo fixo de inicialização/retorno e c como o custo constante de uma iteração.</w:t>
+      </w:r>
+    </w:p>
+    <w:p>
+      <w:pPr>
+        <w:pStyle w:val="StepText"/>
+        <w:spacing w:after="60"/>
+      </w:pPr>
+      <w:r>
+        <w:rPr>
+          <w:b/>
+        </w:rPr>
+        <w:t>Passo 1 -</w:t>
+      </w:r>
+      <w:r>
+        <w:t xml:space="preserve"> escrever o custo como uma soma:</w:t>
+      </w:r>
+    </w:p>
+    <w:p>
+      <w:pPr>
+        <w:pStyle w:val="EquationLine"/>
+        <w:keepLines/>
         <w:jc w:val="center"/>
       </w:pPr>
       <w:r>
         <w:rPr>
-          <w:rFonts w:ascii="Cambria Math" w:hAnsi="Cambria Math"/>
           <w:b/>
-          <w:sz w:val="22"/>
         </w:rPr>
-        <w:t>T(N) = b + c + c + ... + c  (N vezes) = b + cN = Θ(N)</w:t>
-      </w:r>
-    </w:p>
-    <w:p>
-      <w:r>
-        <w:t>Logo, a busca sequencial iterativa é O(N) e também Ω(N) no pior caso, portanto Θ(N). O algoritmo guarda apenas índices, contador e referências, todos em quantidade constante: S(N)=cₛ=Θ(1).</w:t>
+        <w:t>T(N) = b + c + c + c + ... + c  (N parcelas de custo c)</w:t>
+      </w:r>
+    </w:p>
+    <w:p>
+      <w:pPr>
+        <w:pStyle w:val="StepText"/>
+        <w:spacing w:after="60"/>
+      </w:pPr>
+      <w:r>
+        <w:rPr>
+          <w:b/>
+        </w:rPr>
+        <w:t>Passo 2 -</w:t>
+      </w:r>
+      <w:r>
+        <w:t xml:space="preserve"> representar a repetição por somatório:</w:t>
+      </w:r>
+    </w:p>
+    <w:p>
+      <w:pPr>
+        <w:pStyle w:val="EquationLine"/>
+        <w:keepLines/>
+        <w:jc w:val="center"/>
+      </w:pPr>
+      <w:r>
+        <w:rPr>
+          <w:b/>
+        </w:rPr>
+        <w:t>T(N) = b + Σ(i=1 até N) c</w:t>
+      </w:r>
+    </w:p>
+    <w:p>
+      <w:pPr>
+        <w:pStyle w:val="StepText"/>
+        <w:spacing w:after="60"/>
+      </w:pPr>
+      <w:r>
+        <w:rPr>
+          <w:b/>
+        </w:rPr>
+        <w:t>Passo 3 -</w:t>
+      </w:r>
+      <w:r>
+        <w:t xml:space="preserve"> resolver o somatório. Como c é constante, somar c N vezes produz Nc:</w:t>
+      </w:r>
+    </w:p>
+    <w:p>
+      <w:pPr>
+        <w:pStyle w:val="EquationLine"/>
+        <w:keepLines/>
+        <w:jc w:val="center"/>
+      </w:pPr>
+      <w:r>
+        <w:rPr>
+          <w:b/>
+        </w:rPr>
+        <w:t>Σ(i=1 até N) c = cN</w:t>
+      </w:r>
+    </w:p>
+    <w:p>
+      <w:pPr>
+        <w:pStyle w:val="EquationLine"/>
+        <w:keepLines/>
+        <w:jc w:val="center"/>
+      </w:pPr>
+      <w:r>
+        <w:rPr>
+          <w:b/>
+        </w:rPr>
+        <w:t>T(N) = b + cN</w:t>
+      </w:r>
+    </w:p>
+    <w:p>
+      <w:pPr>
+        <w:pStyle w:val="StepText"/>
+        <w:spacing w:after="60"/>
+      </w:pPr>
+      <w:r>
+        <w:rPr>
+          <w:b/>
+        </w:rPr>
+        <w:t>Passo 4 -</w:t>
+      </w:r>
+      <w:r>
+        <w:t xml:space="preserve"> identificar o termo dominante. Dividindo por N:</w:t>
+      </w:r>
+    </w:p>
+    <w:p>
+      <w:pPr>
+        <w:pStyle w:val="EquationLine"/>
+        <w:keepLines/>
+        <w:jc w:val="center"/>
+      </w:pPr>
+      <w:r>
+        <w:rPr>
+          <w:b/>
+        </w:rPr>
+        <w:t>T(N)/N = c + b/N</w:t>
+      </w:r>
+    </w:p>
+    <w:p>
+      <w:pPr>
+        <w:spacing w:after="60"/>
+      </w:pPr>
+      <w:r>
+        <w:t>Quando N cresce, b/N tende a zero e resta a constante positiva c. Portanto, T(N) cresce proporcionalmente a N:</w:t>
+      </w:r>
+    </w:p>
+    <w:p>
+      <w:pPr>
+        <w:pStyle w:val="EquationLine"/>
+        <w:keepLines/>
+        <w:jc w:val="center"/>
+      </w:pPr>
+      <w:r>
+        <w:rPr>
+          <w:b/>
+        </w:rPr>
+        <w:t>T(N) = Θ(N)</w:t>
+      </w:r>
+    </w:p>
+    <w:p>
+      <w:pPr>
+        <w:pStyle w:val="Heading3"/>
+        <w:keepNext/>
+        <w:spacing w:before="120" w:after="60"/>
+      </w:pPr>
+      <w:r>
+        <w:t>Demonstração por indução da forma T(N)=b+cN</w:t>
+      </w:r>
+    </w:p>
+    <w:p>
+      <w:pPr>
+        <w:pStyle w:val="StepText"/>
+        <w:spacing w:after="60"/>
+      </w:pPr>
+      <w:r>
+        <w:rPr>
+          <w:b/>
+        </w:rPr>
+        <w:t>Caso base</w:t>
+      </w:r>
+      <w:r>
+        <w:t xml:space="preserve"> (N=0):</w:t>
+      </w:r>
+    </w:p>
+    <w:p>
+      <w:pPr>
+        <w:pStyle w:val="EquationLine"/>
+        <w:keepLines/>
+        <w:jc w:val="center"/>
+      </w:pPr>
+      <w:r>
+        <w:rPr>
+          <w:b/>
+        </w:rPr>
+        <w:t>T(0) = b</w:t>
+      </w:r>
+    </w:p>
+    <w:p>
+      <w:pPr>
+        <w:pStyle w:val="EquationLine"/>
+        <w:keepLines/>
+        <w:jc w:val="center"/>
+      </w:pPr>
+      <w:r>
+        <w:rPr>
+          <w:b/>
+        </w:rPr>
+        <w:t>b + c·0 = b</w:t>
+      </w:r>
+    </w:p>
+    <w:p>
+      <w:pPr>
+        <w:spacing w:after="60"/>
+      </w:pPr>
+      <w:r>
+        <w:t>Logo, a fórmula é válida para N=0.</w:t>
+      </w:r>
+    </w:p>
+    <w:p>
+      <w:pPr>
+        <w:pStyle w:val="StepText"/>
+        <w:spacing w:after="60"/>
+      </w:pPr>
+      <w:r>
+        <w:rPr>
+          <w:b/>
+        </w:rPr>
+        <w:t>Hipótese de indução</w:t>
+      </w:r>
+      <w:r>
+        <w:t>: suponha que a fórmula seja válida para N=k:</w:t>
+      </w:r>
+    </w:p>
+    <w:p>
+      <w:pPr>
+        <w:pStyle w:val="EquationLine"/>
+        <w:keepLines/>
+        <w:jc w:val="center"/>
+      </w:pPr>
+      <w:r>
+        <w:rPr>
+          <w:b/>
+        </w:rPr>
+        <w:t>T(k) = b + ck</w:t>
+      </w:r>
+    </w:p>
+    <w:p>
+      <w:pPr>
+        <w:pStyle w:val="StepText"/>
+        <w:spacing w:after="60"/>
+      </w:pPr>
+      <w:r>
+        <w:rPr>
+          <w:b/>
+        </w:rPr>
+        <w:t>Passo indutivo</w:t>
+      </w:r>
+      <w:r>
+        <w:t>: para uma entrada de tamanho k+1 existe exatamente uma iteração a mais, de custo c:</w:t>
+      </w:r>
+    </w:p>
+    <w:p>
+      <w:pPr>
+        <w:pStyle w:val="EquationLine"/>
+        <w:keepLines/>
+        <w:jc w:val="center"/>
+      </w:pPr>
+      <w:r>
+        <w:rPr>
+          <w:b/>
+        </w:rPr>
+        <w:t>T(k+1) = T(k) + c</w:t>
+      </w:r>
+    </w:p>
+    <w:p>
+      <w:pPr>
+        <w:pStyle w:val="EquationLine"/>
+        <w:keepLines/>
+        <w:jc w:val="center"/>
+      </w:pPr>
+      <w:r>
+        <w:rPr>
+          <w:b/>
+        </w:rPr>
+        <w:t>T(k+1) = (b + ck) + c</w:t>
+      </w:r>
+    </w:p>
+    <w:p>
+      <w:pPr>
+        <w:pStyle w:val="EquationLine"/>
+        <w:keepLines/>
+        <w:jc w:val="center"/>
+      </w:pPr>
+      <w:r>
+        <w:rPr>
+          <w:b/>
+        </w:rPr>
+        <w:t>T(k+1) = b + c(k+1)</w:t>
+      </w:r>
+    </w:p>
+    <w:p>
+      <w:pPr>
+        <w:pStyle w:val="StepText"/>
+        <w:spacing w:after="60"/>
+      </w:pPr>
+      <w:r>
+        <w:rPr>
+          <w:b/>
+        </w:rPr>
+        <w:t>Conclusão:</w:t>
+      </w:r>
+      <w:r>
+        <w:t xml:space="preserve"> a propriedade vale para k+1. Por indução, T(N)=b+cN para todo N≥0 e, consequentemente, a busca sequencial iterativa possui complexidade temporal Θ(N).</w:t>
       </w:r>
     </w:p>
     <w:p>
       <w:pPr>
         <w:pStyle w:val="Heading2"/>
+        <w:keepNext/>
+        <w:spacing w:after="60" w:before="120"/>
       </w:pPr>
       <w:r>
         <w:t>4.2 Busca sequencial recursiva - demonstração</w:t>
       </w:r>
     </w:p>
     <w:p>
-      <w:r>
-        <w:t>Cada chamada compara uma posição e avança para a próxima. No pior caso:</w:t>
-      </w:r>
-    </w:p>
-    <w:p>
-      <w:pPr>
-        <w:spacing w:before="40" w:after="80"/>
+      <w:pPr>
+        <w:spacing w:after="60"/>
+      </w:pPr>
+      <w:r>
+        <w:t>Na versão recursiva, cada chamada compara uma posição e reduz o problema de N elementos para N-1. No pior caso, a chave não é encontrada. Considere T(0)=b e custo constante c por chamada.</w:t>
+      </w:r>
+    </w:p>
+    <w:p>
+      <w:pPr>
+        <w:pStyle w:val="StepText"/>
+        <w:spacing w:after="60"/>
+      </w:pPr>
+      <w:r>
+        <w:rPr>
+          <w:b/>
+        </w:rPr>
+        <w:t>Passo 1 -</w:t>
+      </w:r>
+      <w:r>
+        <w:t xml:space="preserve"> escrever a recorrência:</w:t>
+      </w:r>
+    </w:p>
+    <w:p>
+      <w:pPr>
+        <w:pStyle w:val="EquationLine"/>
+        <w:keepLines/>
         <w:jc w:val="center"/>
       </w:pPr>
       <w:r>
         <w:rPr>
-          <w:rFonts w:ascii="Cambria Math" w:hAnsi="Cambria Math"/>
           <w:b/>
-          <w:sz w:val="22"/>
         </w:rPr>
         <w:t>T(N) = T(N-1) + c</w:t>
       </w:r>
     </w:p>
     <w:p>
-      <w:r>
-        <w:t>Substituindo repetidamente: T(N)=T(N-2)+2c=...=T(N-k)+kc. O caso base ocorre quando k=N; então T(N)=T(0)+Nc=Θ(N).</w:t>
-      </w:r>
-    </w:p>
-    <w:p>
-      <w:r>
-        <w:t>Para o espaço, cada chamada ainda não encerrada ocupa um frame da pilha: S(N)=S(N-1)+f. Expandindo da mesma maneira, S(N)=S(0)+Nf=Θ(N). Assim, a versão recursiva tem o mesmo tempo da iterativa, mas maior consumo de pilha.</w:t>
+      <w:pPr>
+        <w:pStyle w:val="StepText"/>
+        <w:spacing w:after="60"/>
+      </w:pPr>
+      <w:r>
+        <w:rPr>
+          <w:b/>
+        </w:rPr>
+        <w:t>Passo 2 -</w:t>
+      </w:r>
+      <w:r>
+        <w:t xml:space="preserve"> substituir a recorrência repetidamente:</w:t>
+      </w:r>
+    </w:p>
+    <w:p>
+      <w:pPr>
+        <w:pStyle w:val="EquationLine"/>
+        <w:keepLines/>
+        <w:jc w:val="center"/>
+      </w:pPr>
+      <w:r>
+        <w:rPr>
+          <w:b/>
+        </w:rPr>
+        <w:t>T(N) = T(N-2) + 2c</w:t>
+      </w:r>
+    </w:p>
+    <w:p>
+      <w:pPr>
+        <w:pStyle w:val="EquationLine"/>
+        <w:keepLines/>
+        <w:jc w:val="center"/>
+      </w:pPr>
+      <w:r>
+        <w:rPr>
+          <w:b/>
+        </w:rPr>
+        <w:t>T(N) = T(N-3) + 3c</w:t>
+      </w:r>
+    </w:p>
+    <w:p>
+      <w:pPr>
+        <w:pStyle w:val="EquationLine"/>
+        <w:keepLines/>
+        <w:jc w:val="center"/>
+      </w:pPr>
+      <w:r>
+        <w:rPr>
+          <w:b/>
+        </w:rPr>
+        <w:t>...</w:t>
+      </w:r>
+    </w:p>
+    <w:p>
+      <w:pPr>
+        <w:pStyle w:val="EquationLine"/>
+        <w:keepLines/>
+        <w:jc w:val="center"/>
+      </w:pPr>
+      <w:r>
+        <w:rPr>
+          <w:b/>
+        </w:rPr>
+        <w:t>T(N) = T(N-k) + kc</w:t>
+      </w:r>
+    </w:p>
+    <w:p>
+      <w:pPr>
+        <w:pStyle w:val="StepText"/>
+        <w:spacing w:after="60"/>
+      </w:pPr>
+      <w:r>
+        <w:rPr>
+          <w:b/>
+        </w:rPr>
+        <w:t>Passo 3 -</w:t>
+      </w:r>
+      <w:r>
+        <w:t xml:space="preserve"> atingir o caso base. O caso base ocorre quando N-k=0, portanto k=N:</w:t>
+      </w:r>
+    </w:p>
+    <w:p>
+      <w:pPr>
+        <w:pStyle w:val="EquationLine"/>
+        <w:keepLines/>
+        <w:jc w:val="center"/>
+      </w:pPr>
+      <w:r>
+        <w:rPr>
+          <w:b/>
+        </w:rPr>
+        <w:t>T(N) = T(0) + Nc</w:t>
+      </w:r>
+    </w:p>
+    <w:p>
+      <w:pPr>
+        <w:pStyle w:val="EquationLine"/>
+        <w:keepLines/>
+        <w:jc w:val="center"/>
+      </w:pPr>
+      <w:r>
+        <w:rPr>
+          <w:b/>
+        </w:rPr>
+        <w:t>T(N) = b + cN</w:t>
+      </w:r>
+    </w:p>
+    <w:p>
+      <w:pPr>
+        <w:pStyle w:val="EquationLine"/>
+        <w:keepLines/>
+        <w:jc w:val="center"/>
+      </w:pPr>
+      <w:r>
+        <w:rPr>
+          <w:b/>
+        </w:rPr>
+        <w:t>T(N) = Θ(N)</w:t>
+      </w:r>
+    </w:p>
+    <w:p>
+      <w:pPr>
+        <w:pStyle w:val="Heading3"/>
+        <w:keepNext/>
+        <w:spacing w:before="120" w:after="60"/>
+      </w:pPr>
+      <w:r>
+        <w:t>Demonstração por indução</w:t>
+      </w:r>
+    </w:p>
+    <w:p>
+      <w:pPr>
+        <w:pStyle w:val="StepText"/>
+        <w:spacing w:after="60"/>
+      </w:pPr>
+      <w:r>
+        <w:rPr>
+          <w:b/>
+        </w:rPr>
+        <w:t>Caso base</w:t>
+      </w:r>
+      <w:r>
+        <w:t xml:space="preserve"> (N=0):</w:t>
+      </w:r>
+    </w:p>
+    <w:p>
+      <w:pPr>
+        <w:pStyle w:val="EquationLine"/>
+        <w:keepLines/>
+        <w:jc w:val="center"/>
+      </w:pPr>
+      <w:r>
+        <w:rPr>
+          <w:b/>
+        </w:rPr>
+        <w:t>T(0)=b = b+c·0</w:t>
+      </w:r>
+    </w:p>
+    <w:p>
+      <w:pPr>
+        <w:pStyle w:val="StepText"/>
+        <w:spacing w:after="60"/>
+      </w:pPr>
+      <w:r>
+        <w:rPr>
+          <w:b/>
+        </w:rPr>
+        <w:t>Hipótese de indução</w:t>
+      </w:r>
+      <w:r>
+        <w:t>: suponha válida T(k)=b+ck.</w:t>
+      </w:r>
+    </w:p>
+    <w:p>
+      <w:pPr>
+        <w:pStyle w:val="StepText"/>
+        <w:spacing w:after="60"/>
+      </w:pPr>
+      <w:r>
+        <w:rPr>
+          <w:b/>
+        </w:rPr>
+        <w:t>Passo indutivo</w:t>
+      </w:r>
+      <w:r>
+        <w:t>: aplicando a recorrência para k+1:</w:t>
+      </w:r>
+    </w:p>
+    <w:p>
+      <w:pPr>
+        <w:pStyle w:val="EquationLine"/>
+        <w:keepLines/>
+        <w:jc w:val="center"/>
+      </w:pPr>
+      <w:r>
+        <w:rPr>
+          <w:b/>
+        </w:rPr>
+        <w:t>T(k+1) = T(k) + c</w:t>
+      </w:r>
+    </w:p>
+    <w:p>
+      <w:pPr>
+        <w:pStyle w:val="EquationLine"/>
+        <w:keepLines/>
+        <w:jc w:val="center"/>
+      </w:pPr>
+      <w:r>
+        <w:rPr>
+          <w:b/>
+        </w:rPr>
+        <w:t>T(k+1) = b + ck + c</w:t>
+      </w:r>
+    </w:p>
+    <w:p>
+      <w:pPr>
+        <w:pStyle w:val="EquationLine"/>
+        <w:keepLines/>
+        <w:jc w:val="center"/>
+      </w:pPr>
+      <w:r>
+        <w:rPr>
+          <w:b/>
+        </w:rPr>
+        <w:t>T(k+1) = b + c(k+1)</w:t>
+      </w:r>
+    </w:p>
+    <w:p>
+      <w:pPr>
+        <w:pStyle w:val="StepText"/>
+        <w:spacing w:after="60"/>
+      </w:pPr>
+      <w:r>
+        <w:rPr>
+          <w:b/>
+        </w:rPr>
+        <w:t>Conclusão:</w:t>
+      </w:r>
+      <w:r>
+        <w:t xml:space="preserve"> a fórmula é válida para k+1; logo, por indução, T(N)=b+cN=Θ(N). Iterativa e recursiva têm o mesmo crescimento temporal, embora a recursiva utilize mais pilha, como será demonstrado no tópico 7.</w:t>
       </w:r>
     </w:p>
     <w:p>
       <w:pPr>
         <w:pStyle w:val="Heading2"/>
-      </w:pPr>
-      <w:r>
-        <w:t>4.3 Custo no experimento com K registros</w:t>
-      </w:r>
-    </w:p>
-    <w:p>
-      <w:r>
-        <w:t>Como gerar.py escolhe os primeiros q=K/2 registros da base como duplicados, essas buscas custam 1+2+...+q comparações. As q chaves novas não são encontradas e percorrem toda a base, que cresce uma posição após cada inserção: N+(N+1)+...+(N+q-1). Somando:</w:t>
-      </w:r>
-    </w:p>
-    <w:p>
-      <w:pPr>
-        <w:spacing w:before="40" w:after="80"/>
+        <w:keepNext/>
+        <w:spacing w:after="60" w:before="120"/>
+      </w:pPr>
+      <w:r>
+        <w:t>4.3 Derivação detalhada do custo no experimento usando T(N)</w:t>
+      </w:r>
+    </w:p>
+    <w:p>
+      <w:pPr>
+        <w:spacing w:after="60"/>
+      </w:pPr>
+      <w:r>
+        <w:t>Para manter a notação temporal padrão T(N), nesta subseção N representa a quantidade de registros recebidos no lote e M representa a quantidade de registros existentes inicialmente no destino. Essa mudança é apenas notacional: M corresponde ao N da metodologia experimental e N corresponde ao K usado nas tabelas e gráficos.</w:t>
+      </w:r>
+    </w:p>
+    <w:p>
+      <w:pPr>
+        <w:pStyle w:val="EquationLine"/>
+        <w:keepLines/>
         <w:jc w:val="center"/>
       </w:pPr>
       <w:r>
+        <w:t>q = N/2</w:t>
+      </w:r>
+    </w:p>
+    <w:p>
+      <w:pPr>
+        <w:spacing w:after="60"/>
+      </w:pPr>
+      <w:r>
+        <w:t>Assim, existem q registros duplicados e q registros novos. O custo temporal total do lote será representado exclusivamente por T(N).</w:t>
+      </w:r>
+    </w:p>
+    <w:p>
+      <w:pPr>
+        <w:pStyle w:val="Heading3"/>
+        <w:keepNext/>
+        <w:spacing w:before="120" w:after="60"/>
+      </w:pPr>
+      <w:r>
+        <w:t>Custo dos q registros duplicados</w:t>
+      </w:r>
+    </w:p>
+    <w:p>
+      <w:pPr>
+        <w:spacing w:after="60"/>
+      </w:pPr>
+      <w:r>
+        <w:t>O script gerar.py escolhe como duplicados os primeiros q registros da base. Por isso, o primeiro duplicado é encontrado na primeira posição, o segundo na segunda, e assim por diante.</w:t>
+      </w:r>
+    </w:p>
+    <w:p>
+      <w:pPr>
+        <w:pStyle w:val="StepText"/>
+        <w:spacing w:after="60"/>
+      </w:pPr>
+      <w:r>
         <w:rPr>
-          <w:rFonts w:ascii="Cambria Math" w:hAnsi="Cambria Math"/>
           <w:b/>
-          <w:sz w:val="22"/>
         </w:rPr>
-        <w:t>Cseq(K,N) = q(q+1)/2 + qN + q(q-1)/2 = qN + q²</w:t>
-      </w:r>
-    </w:p>
-    <w:p>
-      <w:pPr>
-        <w:spacing w:before="40" w:after="80"/>
+        <w:t>Passo 1 -</w:t>
+      </w:r>
+      <w:r>
+        <w:t xml:space="preserve"> escrever a soma das comparações dos duplicados:</w:t>
+      </w:r>
+    </w:p>
+    <w:p>
+      <w:pPr>
+        <w:pStyle w:val="EquationLine"/>
+        <w:keepLines/>
         <w:jc w:val="center"/>
       </w:pPr>
       <w:r>
+        <w:t>1 + 2 + 3 + ... + q</w:t>
+      </w:r>
+    </w:p>
+    <w:p>
+      <w:pPr>
+        <w:pStyle w:val="StepText"/>
+        <w:spacing w:after="60"/>
+      </w:pPr>
+      <w:r>
         <w:rPr>
-          <w:rFonts w:ascii="Cambria Math" w:hAnsi="Cambria Math"/>
           <w:b/>
-          <w:sz w:val="22"/>
         </w:rPr>
-        <w:t>como q=K/2:  Cseq(K,N) = (K/2)N + K²/4</w:t>
-      </w:r>
-    </w:p>
-    <w:p>
-      <w:r>
-        <w:t>Para N=1000, essa expressão gera exatamente 5025, 10100, 20400 e 41600 comparações para K=10,20,40,80.</w:t>
+        <w:t>Passo 2 -</w:t>
+      </w:r>
+      <w:r>
+        <w:t xml:space="preserve"> usar a soma dos q primeiros naturais:</w:t>
+      </w:r>
+    </w:p>
+    <w:p>
+      <w:pPr>
+        <w:pStyle w:val="EquationLine"/>
+        <w:keepLines/>
+        <w:jc w:val="center"/>
+      </w:pPr>
+      <w:r>
+        <w:t>q(q+1)/2</w:t>
+      </w:r>
+    </w:p>
+    <w:p>
+      <w:pPr>
+        <w:pStyle w:val="Heading3"/>
+        <w:keepNext/>
+        <w:spacing w:before="120" w:after="60"/>
+      </w:pPr>
+      <w:r>
+        <w:t>Custo dos q registros novos</w:t>
+      </w:r>
+    </w:p>
+    <w:p>
+      <w:pPr>
+        <w:spacing w:after="60"/>
+      </w:pPr>
+      <w:r>
+        <w:t>Uma chave nova não é encontrada e, portanto, percorre toda a base. Após cada inserção, a base em memória cresce uma posição. Os tamanhos percorridos são M, M+1, ..., M+q-1.</w:t>
+      </w:r>
+    </w:p>
+    <w:p>
+      <w:pPr>
+        <w:pStyle w:val="StepText"/>
+        <w:spacing w:after="60"/>
+      </w:pPr>
+      <w:r>
+        <w:rPr>
+          <w:b/>
+        </w:rPr>
+        <w:t>Passo 1 -</w:t>
+      </w:r>
+      <w:r>
+        <w:t xml:space="preserve"> escrever a soma:</w:t>
+      </w:r>
+    </w:p>
+    <w:p>
+      <w:pPr>
+        <w:pStyle w:val="EquationLine"/>
+        <w:keepLines/>
+        <w:jc w:val="center"/>
+      </w:pPr>
+      <w:r>
+        <w:t>M + (M+1) + (M+2) + ... + (M+q-1)</w:t>
+      </w:r>
+    </w:p>
+    <w:p>
+      <w:pPr>
+        <w:pStyle w:val="StepText"/>
+        <w:spacing w:after="60"/>
+      </w:pPr>
+      <w:r>
+        <w:rPr>
+          <w:b/>
+        </w:rPr>
+        <w:t>Passo 2 -</w:t>
+      </w:r>
+      <w:r>
+        <w:t xml:space="preserve"> separar a parcela N da parcela variável:</w:t>
+      </w:r>
+    </w:p>
+    <w:p>
+      <w:pPr>
+        <w:pStyle w:val="EquationLine"/>
+        <w:keepLines/>
+        <w:jc w:val="center"/>
+      </w:pPr>
+      <w:r>
+        <w:t>qM + [0 + 1 + 2 + ... + (q-1)]</w:t>
+      </w:r>
+    </w:p>
+    <w:p>
+      <w:pPr>
+        <w:pStyle w:val="StepText"/>
+        <w:spacing w:after="60"/>
+      </w:pPr>
+      <w:r>
+        <w:rPr>
+          <w:b/>
+        </w:rPr>
+        <w:t>Passo 3 -</w:t>
+      </w:r>
+      <w:r>
+        <w:t xml:space="preserve"> resolver o somatório dos inteiros de 0 até q-1:</w:t>
+      </w:r>
+    </w:p>
+    <w:p>
+      <w:pPr>
+        <w:pStyle w:val="EquationLine"/>
+        <w:keepLines/>
+        <w:jc w:val="center"/>
+      </w:pPr>
+      <w:r>
+        <w:rPr>
+          <w:b/>
+        </w:rPr>
+        <w:t>0 + 1 + ... + (q-1) = q(q-1)/2</w:t>
+      </w:r>
+    </w:p>
+    <w:p>
+      <w:pPr>
+        <w:pStyle w:val="EquationLine"/>
+        <w:keepLines/>
+        <w:jc w:val="center"/>
+      </w:pPr>
+      <w:r>
+        <w:t>qM + q(q-1)/2</w:t>
+      </w:r>
+    </w:p>
+    <w:p>
+      <w:pPr>
+        <w:pStyle w:val="Heading3"/>
+        <w:keepNext/>
+        <w:spacing w:before="120" w:after="60"/>
+      </w:pPr>
+      <w:r>
+        <w:t>Custo total do lote</w:t>
+      </w:r>
+    </w:p>
+    <w:p>
+      <w:pPr>
+        <w:pStyle w:val="StepText"/>
+        <w:spacing w:after="60"/>
+      </w:pPr>
+      <w:r>
+        <w:rPr>
+          <w:b/>
+        </w:rPr>
+        <w:t>Passo 1 -</w:t>
+      </w:r>
+      <w:r>
+        <w:t xml:space="preserve"> somar os custos dos duplicados e dos novos:</w:t>
+      </w:r>
+    </w:p>
+    <w:p>
+      <w:pPr>
+        <w:pStyle w:val="EquationLine"/>
+        <w:keepLines/>
+        <w:jc w:val="center"/>
+      </w:pPr>
+      <w:r>
+        <w:t>T(N) = q(q+1)/2 + qM + q(q-1)/2</w:t>
+      </w:r>
+    </w:p>
+    <w:p>
+      <w:pPr>
+        <w:pStyle w:val="EquationLine"/>
+        <w:keepLines/>
+        <w:jc w:val="center"/>
+      </w:pPr>
+      <w:r>
+        <w:t>T(N) = qM + [q(q+1) + q(q-1)]/2</w:t>
+      </w:r>
+    </w:p>
+    <w:p>
+      <w:pPr>
+        <w:pStyle w:val="StepText"/>
+        <w:spacing w:after="60"/>
+      </w:pPr>
+      <w:r>
+        <w:t>Passo 2 - desenvolver e simplificar as parcelas:</w:t>
+      </w:r>
+    </w:p>
+    <w:p>
+      <w:pPr>
+        <w:pStyle w:val="EquationLine"/>
+        <w:keepLines/>
+        <w:jc w:val="center"/>
+      </w:pPr>
+      <w:r>
+        <w:t>T(N) = qM + [q² + q + q² - q]/2</w:t>
+      </w:r>
+    </w:p>
+    <w:p>
+      <w:pPr>
+        <w:pStyle w:val="EquationLine"/>
+        <w:keepLines/>
+        <w:jc w:val="center"/>
+      </w:pPr>
+      <w:r>
+        <w:t>T(N) = qM + 2q²/2</w:t>
+      </w:r>
+    </w:p>
+    <w:p>
+      <w:pPr>
+        <w:pStyle w:val="EquationLine"/>
+        <w:keepLines/>
+        <w:jc w:val="center"/>
+      </w:pPr>
+      <w:r>
+        <w:t>T(N) = qM + q²</w:t>
+      </w:r>
+    </w:p>
+    <w:p>
+      <w:pPr>
+        <w:pStyle w:val="EquationLine"/>
+        <w:keepLines/>
+        <w:jc w:val="center"/>
+      </w:pPr>
+      <w:r>
+        <w:t>Passo 3 - substituir q=N/2:</w:t>
+      </w:r>
+    </w:p>
+    <w:p>
+      <w:pPr>
+        <w:pStyle w:val="StepText"/>
+        <w:spacing w:after="60"/>
+      </w:pPr>
+      <w:r>
+        <w:t>T(N) = (N/2)M + (N/2)²</w:t>
+      </w:r>
+    </w:p>
+    <w:p>
+      <w:pPr>
+        <w:pStyle w:val="EquationLine"/>
+        <w:keepLines/>
+        <w:jc w:val="center"/>
+      </w:pPr>
+      <w:r>
+        <w:t>T(N) = (N/2)M + N²/4</w:t>
+      </w:r>
+    </w:p>
+    <w:p>
+      <w:pPr>
+        <w:pStyle w:val="EquationLine"/>
+        <w:keepLines/>
+        <w:jc w:val="center"/>
+      </w:pPr>
+      <w:r>
+        <w:t>Essa é a equação de custo do workload controlado: o primeiro termo representa as comparações causadas pelo tamanho inicial da base e o segundo representa o crescimento provocado pelas inserções do próprio lote.</w:t>
+      </w:r>
+    </w:p>
+    <w:p>
+      <w:pPr>
+        <w:pStyle w:val="Heading3"/>
+        <w:keepNext/>
+        <w:spacing w:before="120" w:after="60"/>
+      </w:pPr>
+      <w:r>
+        <w:t>Substituição de valores experimentais com M=10.000</w:t>
+      </w:r>
+    </w:p>
+    <w:p>
+      <w:pPr>
+        <w:pStyle w:val="EquationLine"/>
+        <w:keepLines/>
+        <w:jc w:val="center"/>
+      </w:pPr>
+      <w:r>
+        <w:t>T(10) = (10/2)·10000 + 10²/4 = 50000 + 25 = 50025</w:t>
+      </w:r>
+    </w:p>
+    <w:p>
+      <w:pPr>
+        <w:pStyle w:val="EquationLine"/>
+        <w:keepLines/>
+        <w:jc w:val="center"/>
+      </w:pPr>
+      <w:r>
+        <w:t>T(100) = (100/2)·10000 + 100²/4 = 500000 + 2500 = 502500</w:t>
+      </w:r>
+    </w:p>
+    <w:p>
+      <w:pPr>
+        <w:pStyle w:val="EquationLine"/>
+        <w:keepLines/>
+        <w:jc w:val="center"/>
+      </w:pPr>
+      <w:r>
+        <w:t>T(1000) = (1000/2)·10000 + 1000²/4 = 5000000 + 250000 = 5250000</w:t>
+      </w:r>
+    </w:p>
+    <w:p>
+      <w:pPr>
+        <w:pStyle w:val="EquationLine"/>
+        <w:keepLines/>
+        <w:jc w:val="center"/>
+      </w:pPr>
+      <w:r>
+        <w:t>T(5000) = (5000/2)·10000 + 5000²/4 = 25000000 + 6250000 = 31250000</w:t>
+      </w:r>
+    </w:p>
+    <w:p>
+      <w:pPr>
+        <w:spacing w:after="60"/>
+      </w:pPr>
+      <w:r>
+        <w:t>Os resultados apresentados na tabela experimental coincidem exatamente com as contagens observadas. Assim, nesta demonstração o custo temporal é expresso somente por T(N), como função do tamanho do lote, mantendo M=10.000 fixo. No restante do relatório, as tabelas preservam a nomenclatura experimental original (N para a base e K para o lote). Uma única busca sequencial continua tendo complexidade Θ(N) em função do tamanho da estrutura pesquisada.</w:t>
       </w:r>
     </w:p>
     <w:p>
       <w:pPr>
         <w:pStyle w:val="Heading1"/>
+        <w:keepNext/>
+        <w:spacing w:after="60" w:before="120"/>
       </w:pPr>
       <w:r>
         <w:t>5. Solução 2 - índice em RAM, MergeSort e busca binária</w:t>
       </w:r>
     </w:p>
     <w:p>
+      <w:pPr>
+        <w:spacing w:after="60"/>
+      </w:pPr>
       <w:r>
         <w:t>O CSV no disco não é ordenado. O programa carrega apenas CO_UNIDADE para um vetor em RAM, ordena esse índice e faz as consultas sobre ele. Um registro aceito é escrito no fim do CSV com append; somente a chave é inserida na posição correta do vetor em RAM. Assim, a exigência de manter o arquivo físico desordenado é preservada enquanto a busca binária recebe uma estrutura ordenada.</w:t>
       </w:r>
@@ -1004,167 +1736,1000 @@
     <w:p>
       <w:pPr>
         <w:pStyle w:val="Heading2"/>
+        <w:keepNext/>
+        <w:spacing w:after="60" w:before="120"/>
       </w:pPr>
       <w:r>
         <w:t>5.1 MergeSort recursivo - demonstração temporal</w:t>
       </w:r>
     </w:p>
     <w:p>
-      <w:r>
-        <w:t>Cada chamada divide o problema em duas metades e a intercalação das duas metades percorre Θ(N) elementos:</w:t>
-      </w:r>
-    </w:p>
-    <w:p>
-      <w:pPr>
-        <w:spacing w:before="40" w:after="80"/>
+      <w:pPr>
+        <w:spacing w:after="60"/>
+      </w:pPr>
+      <w:r>
+        <w:t>O MergeSort recursivo divide o vetor em duas metades e depois intercala os resultados. A intercalação percorre linearmente os elementos envolvidos, produzindo a recorrência:</w:t>
+      </w:r>
+    </w:p>
+    <w:p>
+      <w:pPr>
+        <w:pStyle w:val="EquationLine"/>
+        <w:keepLines/>
         <w:jc w:val="center"/>
       </w:pPr>
       <w:r>
         <w:rPr>
-          <w:rFonts w:ascii="Cambria Math" w:hAnsi="Cambria Math"/>
           <w:b/>
-          <w:sz w:val="22"/>
         </w:rPr>
         <w:t>T(N) = 2T(N/2) + cN</w:t>
       </w:r>
     </w:p>
     <w:p>
-      <w:r>
-        <w:t>Após j expansões: T(N)=2ʲT(N/2ʲ)+jcN. A divisão termina quando N/2ʲ=1, logo j=log₂N. Substituindo: T(N)=N·T(1)+cNlog₂N=Θ(N log N). Essa demonstração vale para melhor, médio e pior caso, pois a estrutura de divisões é a mesma.</w:t>
-      </w:r>
-    </w:p>
-    <w:p>
-      <w:r>
-        <w:t>Espaço: a profundidade recursiva é log₂N, portanto a pilha custa Θ(log N). Durante merge, os vetores temporários contêm ao todo Θ(N) elementos no maior nível. Como Θ(N) domina Θ(log N), o espaço auxiliar total é Θ(N).</w:t>
+      <w:pPr>
+        <w:pStyle w:val="StepText"/>
+        <w:spacing w:after="60"/>
+      </w:pPr>
+      <w:r>
+        <w:rPr>
+          <w:b/>
+        </w:rPr>
+        <w:t>Passo 1 -</w:t>
+      </w:r>
+      <w:r>
+        <w:t xml:space="preserve"> primeira expansão:</w:t>
+      </w:r>
+    </w:p>
+    <w:p>
+      <w:pPr>
+        <w:pStyle w:val="EquationLine"/>
+        <w:keepLines/>
+        <w:jc w:val="center"/>
+      </w:pPr>
+      <w:r>
+        <w:rPr>
+          <w:b/>
+        </w:rPr>
+        <w:t>T(N) = 2[2T(N/4) + c(N/2)] + cN</w:t>
+      </w:r>
+    </w:p>
+    <w:p>
+      <w:pPr>
+        <w:pStyle w:val="EquationLine"/>
+        <w:keepLines/>
+        <w:jc w:val="center"/>
+      </w:pPr>
+      <w:r>
+        <w:rPr>
+          <w:b/>
+        </w:rPr>
+        <w:t>T(N) = 4T(N/4) + 2cN</w:t>
+      </w:r>
+    </w:p>
+    <w:p>
+      <w:pPr>
+        <w:pStyle w:val="StepText"/>
+        <w:spacing w:after="60"/>
+      </w:pPr>
+      <w:r>
+        <w:rPr>
+          <w:b/>
+        </w:rPr>
+        <w:t>Passo 2 -</w:t>
+      </w:r>
+      <w:r>
+        <w:t xml:space="preserve"> segunda expansão:</w:t>
+      </w:r>
+    </w:p>
+    <w:p>
+      <w:pPr>
+        <w:pStyle w:val="EquationLine"/>
+        <w:keepLines/>
+        <w:jc w:val="center"/>
+      </w:pPr>
+      <w:r>
+        <w:rPr>
+          <w:b/>
+        </w:rPr>
+        <w:t>T(N) = 8T(N/8) + 3cN</w:t>
+      </w:r>
+    </w:p>
+    <w:p>
+      <w:pPr>
+        <w:pStyle w:val="StepText"/>
+        <w:spacing w:after="60"/>
+      </w:pPr>
+      <w:r>
+        <w:rPr>
+          <w:b/>
+        </w:rPr>
+        <w:t>Passo 3 -</w:t>
+      </w:r>
+      <w:r>
+        <w:t xml:space="preserve"> generalizar após j expansões:</w:t>
+      </w:r>
+    </w:p>
+    <w:p>
+      <w:pPr>
+        <w:pStyle w:val="EquationLine"/>
+        <w:keepLines/>
+        <w:jc w:val="center"/>
+      </w:pPr>
+      <w:r>
+        <w:rPr>
+          <w:b/>
+        </w:rPr>
+        <w:t>T(N) = 2^jT(N/2^j) + jcN</w:t>
+      </w:r>
+    </w:p>
+    <w:p>
+      <w:pPr>
+        <w:pStyle w:val="StepText"/>
+        <w:spacing w:after="60"/>
+      </w:pPr>
+      <w:r>
+        <w:rPr>
+          <w:b/>
+        </w:rPr>
+        <w:t>Passo 4 -</w:t>
+      </w:r>
+      <w:r>
+        <w:t xml:space="preserve"> determinar quando a divisão termina:</w:t>
+      </w:r>
+    </w:p>
+    <w:p>
+      <w:pPr>
+        <w:pStyle w:val="EquationLine"/>
+        <w:keepLines/>
+        <w:jc w:val="center"/>
+      </w:pPr>
+      <w:r>
+        <w:rPr>
+          <w:b/>
+        </w:rPr>
+        <w:t>N/2^j = 1</w:t>
+      </w:r>
+    </w:p>
+    <w:p>
+      <w:pPr>
+        <w:pStyle w:val="EquationLine"/>
+        <w:keepLines/>
+        <w:jc w:val="center"/>
+      </w:pPr>
+      <w:r>
+        <w:rPr>
+          <w:b/>
+        </w:rPr>
+        <w:t>N = 2^j</w:t>
+      </w:r>
+    </w:p>
+    <w:p>
+      <w:pPr>
+        <w:pStyle w:val="EquationLine"/>
+        <w:keepLines/>
+        <w:jc w:val="center"/>
+      </w:pPr>
+      <w:r>
+        <w:rPr>
+          <w:b/>
+        </w:rPr>
+        <w:t>j = log₂N</w:t>
+      </w:r>
+    </w:p>
+    <w:p>
+      <w:pPr>
+        <w:pStyle w:val="StepText"/>
+        <w:spacing w:after="60"/>
+      </w:pPr>
+      <w:r>
+        <w:rPr>
+          <w:b/>
+        </w:rPr>
+        <w:t>Passo 5 -</w:t>
+      </w:r>
+      <w:r>
+        <w:t xml:space="preserve"> substituir j=log₂N na expressão geral:</w:t>
+      </w:r>
+    </w:p>
+    <w:p>
+      <w:pPr>
+        <w:pStyle w:val="EquationLine"/>
+        <w:keepLines/>
+        <w:jc w:val="center"/>
+      </w:pPr>
+      <w:r>
+        <w:rPr>
+          <w:b/>
+        </w:rPr>
+        <w:t>T(N) = 2^(log₂N)T(1) + cNlog₂N</w:t>
+      </w:r>
+    </w:p>
+    <w:p>
+      <w:pPr>
+        <w:pStyle w:val="EquationLine"/>
+        <w:keepLines/>
+        <w:jc w:val="center"/>
+      </w:pPr>
+      <w:r>
+        <w:rPr>
+          <w:b/>
+        </w:rPr>
+        <w:t>T(N) = NT(1) + cNlog₂N</w:t>
+      </w:r>
+    </w:p>
+    <w:p>
+      <w:pPr>
+        <w:spacing w:after="60"/>
+      </w:pPr>
+      <w:r>
+        <w:t>O termo N log N cresce mais rapidamente do que N. Logo:</w:t>
+      </w:r>
+    </w:p>
+    <w:p>
+      <w:pPr>
+        <w:pStyle w:val="EquationLine"/>
+        <w:keepLines/>
+        <w:jc w:val="center"/>
+      </w:pPr>
+      <w:r>
+        <w:rPr>
+          <w:b/>
+        </w:rPr>
+        <w:t>T(N) = Θ(N log N)</w:t>
+      </w:r>
+    </w:p>
+    <w:p>
+      <w:pPr>
+        <w:spacing w:after="60"/>
+      </w:pPr>
+      <w:r>
+        <w:t>A estrutura de divisões é a mesma no melhor, médio e pior caso; por isso a ordem assintótica permanece Θ(N log N). A dedução espacial completa é apresentada no tópico 7.</w:t>
       </w:r>
     </w:p>
     <w:p>
       <w:pPr>
         <w:pStyle w:val="Heading2"/>
+        <w:keepNext/>
+        <w:spacing w:after="60" w:before="120"/>
       </w:pPr>
       <w:r>
         <w:t>5.2 MergeSort iterativo - demonstração temporal</w:t>
       </w:r>
     </w:p>
     <w:p>
-      <w:r>
-        <w:t>A versão iterativa intercala blocos de tamanho 1,2,4,8,... até atingir N. O número de passagens p satisfaz 2ᵖ≥N, portanto p=⌈log₂N⌉. Em cada passagem, todos os N elementos participam de intercalações:</w:t>
-      </w:r>
-    </w:p>
-    <w:p>
-      <w:pPr>
-        <w:spacing w:before="40" w:after="80"/>
+      <w:pPr>
+        <w:spacing w:after="60"/>
+      </w:pPr>
+      <w:r>
+        <w:t>Na versão iterativa, os blocos a serem intercalados dobram de tamanho a cada passagem: 1, 2, 4, 8, ..., até cobrir N elementos.</w:t>
+      </w:r>
+    </w:p>
+    <w:p>
+      <w:pPr>
+        <w:pStyle w:val="StepText"/>
+        <w:spacing w:after="60"/>
+      </w:pPr>
+      <w:r>
+        <w:t>Passo 1 - após p passagens, o tamanho do bloco é 2^p. Para cobrir todo o vetor:</w:t>
+      </w:r>
+    </w:p>
+    <w:p>
+      <w:pPr>
+        <w:pStyle w:val="EquationLine"/>
+        <w:keepLines/>
         <w:jc w:val="center"/>
       </w:pPr>
       <w:r>
         <w:rPr>
-          <w:rFonts w:ascii="Cambria Math" w:hAnsi="Cambria Math"/>
           <w:b/>
-          <w:sz w:val="22"/>
         </w:rPr>
-        <w:t>T(N) = N · ⌈log₂N⌉ = Θ(N log N)</w:t>
-      </w:r>
-    </w:p>
-    <w:p>
-      <w:r>
-        <w:t>Não há pilha recursiva, mas merge continua usando vetores temporários de tamanho total Θ(N) no pico. Portanto o espaço auxiliar também é Θ(N).</w:t>
+        <w:t>2^p ≥ N</w:t>
+      </w:r>
+    </w:p>
+    <w:p>
+      <w:pPr>
+        <w:pStyle w:val="EquationLine"/>
+        <w:keepLines/>
+        <w:jc w:val="center"/>
+      </w:pPr>
+      <w:r>
+        <w:rPr>
+          <w:b/>
+        </w:rPr>
+        <w:t>p ≥ log₂N</w:t>
+      </w:r>
+    </w:p>
+    <w:p>
+      <w:pPr>
+        <w:pStyle w:val="EquationLine"/>
+        <w:keepLines/>
+        <w:jc w:val="center"/>
+      </w:pPr>
+      <w:r>
+        <w:rPr>
+          <w:b/>
+        </w:rPr>
+        <w:t>p = ⌈log₂N⌉</w:t>
+      </w:r>
+    </w:p>
+    <w:p>
+      <w:pPr>
+        <w:pStyle w:val="StepText"/>
+        <w:spacing w:after="60"/>
+      </w:pPr>
+      <w:r>
+        <w:rPr>
+          <w:b/>
+        </w:rPr>
+        <w:t>Passo 2 -</w:t>
+      </w:r>
+      <w:r>
+        <w:t xml:space="preserve"> em cada passagem, todos os N elementos participam de alguma intercalação. Se o custo por elemento é c:</w:t>
+      </w:r>
+    </w:p>
+    <w:p>
+      <w:pPr>
+        <w:pStyle w:val="EquationLine"/>
+        <w:keepLines/>
+        <w:jc w:val="center"/>
+      </w:pPr>
+      <w:r>
+        <w:rPr>
+          <w:b/>
+        </w:rPr>
+        <w:t>custo por passagem = cN</w:t>
+      </w:r>
+    </w:p>
+    <w:p>
+      <w:pPr>
+        <w:pStyle w:val="StepText"/>
+        <w:spacing w:after="60"/>
+      </w:pPr>
+      <w:r>
+        <w:rPr>
+          <w:b/>
+        </w:rPr>
+        <w:t>Passo 3 -</w:t>
+      </w:r>
+      <w:r>
+        <w:t xml:space="preserve"> multiplicar o custo de uma passagem pelo número de passagens:</w:t>
+      </w:r>
+    </w:p>
+    <w:p>
+      <w:pPr>
+        <w:pStyle w:val="EquationLine"/>
+        <w:keepLines/>
+        <w:jc w:val="center"/>
+      </w:pPr>
+      <w:r>
+        <w:rPr>
+          <w:b/>
+        </w:rPr>
+        <w:t>T(N) = cN · ⌈log₂N⌉ + b</w:t>
+      </w:r>
+    </w:p>
+    <w:p>
+      <w:pPr>
+        <w:spacing w:after="60"/>
+      </w:pPr>
+      <w:r>
+        <w:t>Ignorando constantes e o teto, que altera o resultado em no máximo uma passagem:</w:t>
+      </w:r>
+    </w:p>
+    <w:p>
+      <w:pPr>
+        <w:pStyle w:val="EquationLine"/>
+        <w:keepLines/>
+        <w:jc w:val="center"/>
+      </w:pPr>
+      <w:r>
+        <w:rPr>
+          <w:b/>
+        </w:rPr>
+        <w:t>T(N) = Θ(N log N)</w:t>
+      </w:r>
+    </w:p>
+    <w:p>
+      <w:pPr>
+        <w:spacing w:after="60"/>
+      </w:pPr>
+      <w:r>
+        <w:t>A versão iterativa evita a pilha recursiva, mas ainda usa os buffers temporários da intercalação. O cálculo espacial completo aparece no tópico 7.</w:t>
       </w:r>
     </w:p>
     <w:p>
       <w:pPr>
         <w:pStyle w:val="Heading2"/>
+        <w:keepNext/>
+        <w:spacing w:after="60" w:before="120"/>
       </w:pPr>
       <w:r>
         <w:t>5.3 Busca binária iterativa e recursiva - demonstração</w:t>
       </w:r>
     </w:p>
     <w:p>
-      <w:r>
-        <w:t>Após cada comparação, resta no máximo metade do intervalo. Depois de k passos, o tamanho máximo é N/2ᵏ. O caso base ocorre quando N/2ᵏ≤1:</w:t>
-      </w:r>
-    </w:p>
-    <w:p>
-      <w:pPr>
-        <w:spacing w:before="40" w:after="80"/>
+      <w:pPr>
+        <w:spacing w:after="60"/>
+      </w:pPr>
+      <w:r>
+        <w:t>A busca binária trabalha sobre o vetor ordenado. A cada comparação, no máximo metade do intervalo continua sendo candidata. Se o intervalo inicial possui N elementos, após k reduções restam no máximo N/2^k elementos.</w:t>
+      </w:r>
+    </w:p>
+    <w:p>
+      <w:pPr>
+        <w:pStyle w:val="Heading3"/>
+        <w:keepNext/>
+        <w:spacing w:before="120" w:after="60"/>
+      </w:pPr>
+      <w:r>
+        <w:t>Cálculo algébrico do número de reduções</w:t>
+      </w:r>
+    </w:p>
+    <w:p>
+      <w:pPr>
+        <w:pStyle w:val="StepText"/>
+        <w:spacing w:after="60"/>
+      </w:pPr>
+      <w:r>
+        <w:rPr>
+          <w:b/>
+        </w:rPr>
+        <w:t>Passo 1 -</w:t>
+      </w:r>
+      <w:r>
+        <w:t xml:space="preserve"> exigir que reste no máximo um elemento:</w:t>
+      </w:r>
+    </w:p>
+    <w:p>
+      <w:pPr>
+        <w:pStyle w:val="EquationLine"/>
+        <w:keepLines/>
         <w:jc w:val="center"/>
       </w:pPr>
       <w:r>
         <w:rPr>
-          <w:rFonts w:ascii="Cambria Math" w:hAnsi="Cambria Math"/>
           <w:b/>
-          <w:sz w:val="22"/>
         </w:rPr>
-        <w:t>N/2ᵏ ≤ 1  ⇒  2ᵏ ≥ N  ⇒  k ≥ log₂N</w:t>
-      </w:r>
-    </w:p>
-    <w:p>
-      <w:pPr>
-        <w:spacing w:before="40" w:after="80"/>
+        <w:t>N/2^k ≤ 1</w:t>
+      </w:r>
+    </w:p>
+    <w:p>
+      <w:pPr>
+        <w:pStyle w:val="StepText"/>
+        <w:spacing w:after="60"/>
+      </w:pPr>
+      <w:r>
+        <w:t>Passo 2 - multiplicar os dois lados por 2^k:</w:t>
+      </w:r>
+    </w:p>
+    <w:p>
+      <w:pPr>
+        <w:pStyle w:val="EquationLine"/>
+        <w:keepLines/>
         <w:jc w:val="center"/>
       </w:pPr>
       <w:r>
         <w:rPr>
-          <w:rFonts w:ascii="Cambria Math" w:hAnsi="Cambria Math"/>
           <w:b/>
-          <w:sz w:val="22"/>
         </w:rPr>
-        <w:t>T(N) = T(N/2) + c = Θ(log N)</w:t>
-      </w:r>
-    </w:p>
-    <w:p>
-      <w:r>
-        <w:t>A versão iterativa reutiliza um número constante de índices, então S(N)=Θ(1). A recursiva mantém uma chamada por nível de divisão; como há Θ(log N) níveis, S(N)=Θ(log N).</w:t>
+        <w:t>N ≤ 2^k</w:t>
+      </w:r>
+    </w:p>
+    <w:p>
+      <w:pPr>
+        <w:pStyle w:val="StepText"/>
+        <w:spacing w:after="60"/>
+      </w:pPr>
+      <w:r>
+        <w:rPr>
+          <w:b/>
+        </w:rPr>
+        <w:t>Passo 3 -</w:t>
+      </w:r>
+      <w:r>
+        <w:t xml:space="preserve"> aplicar logaritmo de base 2:</w:t>
+      </w:r>
+    </w:p>
+    <w:p>
+      <w:pPr>
+        <w:pStyle w:val="EquationLine"/>
+        <w:keepLines/>
+        <w:jc w:val="center"/>
+      </w:pPr>
+      <w:r>
+        <w:rPr>
+          <w:b/>
+        </w:rPr>
+        <w:t>log₂N ≤ k</w:t>
+      </w:r>
+    </w:p>
+    <w:p>
+      <w:pPr>
+        <w:spacing w:after="60"/>
+      </w:pPr>
+      <w:r>
+        <w:t>Portanto, o número de reduções é proporcional a ⌈log₂N⌉ e a busca binária executa Θ(log N) comparações no pior caso.</w:t>
+      </w:r>
+    </w:p>
+    <w:p>
+      <w:pPr>
+        <w:pStyle w:val="Heading3"/>
+        <w:keepNext/>
+        <w:spacing w:before="120" w:after="60"/>
+      </w:pPr>
+      <w:r>
+        <w:t>Expansão algébrica da versão recursiva</w:t>
+      </w:r>
+    </w:p>
+    <w:p>
+      <w:pPr>
+        <w:pStyle w:val="EquationLine"/>
+        <w:keepLines/>
+        <w:jc w:val="center"/>
+      </w:pPr>
+      <w:r>
+        <w:rPr>
+          <w:b/>
+        </w:rPr>
+        <w:t>T(N) = T(N/2) + c</w:t>
+      </w:r>
+    </w:p>
+    <w:p>
+      <w:pPr>
+        <w:pStyle w:val="EquationLine"/>
+        <w:keepLines/>
+        <w:jc w:val="center"/>
+      </w:pPr>
+      <w:r>
+        <w:rPr>
+          <w:b/>
+        </w:rPr>
+        <w:t>T(N) = T(N/4) + 2c</w:t>
+      </w:r>
+    </w:p>
+    <w:p>
+      <w:pPr>
+        <w:pStyle w:val="EquationLine"/>
+        <w:keepLines/>
+        <w:jc w:val="center"/>
+      </w:pPr>
+      <w:r>
+        <w:rPr>
+          <w:b/>
+        </w:rPr>
+        <w:t>T(N) = T(N/8) + 3c</w:t>
+      </w:r>
+    </w:p>
+    <w:p>
+      <w:pPr>
+        <w:pStyle w:val="EquationLine"/>
+        <w:keepLines/>
+        <w:jc w:val="center"/>
+      </w:pPr>
+      <w:r>
+        <w:rPr>
+          <w:b/>
+        </w:rPr>
+        <w:t>...</w:t>
+      </w:r>
+    </w:p>
+    <w:p>
+      <w:pPr>
+        <w:pStyle w:val="EquationLine"/>
+        <w:keepLines/>
+        <w:jc w:val="center"/>
+      </w:pPr>
+      <w:r>
+        <w:rPr>
+          <w:b/>
+        </w:rPr>
+        <w:t>T(N) = T(N/2^k) + kc</w:t>
+      </w:r>
+    </w:p>
+    <w:p>
+      <w:pPr>
+        <w:pStyle w:val="StepText"/>
+        <w:spacing w:after="60"/>
+      </w:pPr>
+      <w:r>
+        <w:t>Quando N/2^k=1, temos k=log₂N:</w:t>
+      </w:r>
+    </w:p>
+    <w:p>
+      <w:pPr>
+        <w:pStyle w:val="EquationLine"/>
+        <w:keepLines/>
+        <w:jc w:val="center"/>
+      </w:pPr>
+      <w:r>
+        <w:rPr>
+          <w:b/>
+        </w:rPr>
+        <w:t>T(N) = T(1) + c log₂N</w:t>
+      </w:r>
+    </w:p>
+    <w:p>
+      <w:pPr>
+        <w:pStyle w:val="EquationLine"/>
+        <w:keepLines/>
+        <w:jc w:val="center"/>
+      </w:pPr>
+      <w:r>
+        <w:rPr>
+          <w:b/>
+        </w:rPr>
+        <w:t>T(N) = Θ(log N)</w:t>
+      </w:r>
+    </w:p>
+    <w:p>
+      <w:pPr>
+        <w:pStyle w:val="Heading3"/>
+        <w:keepNext/>
+        <w:spacing w:before="120" w:after="60"/>
+      </w:pPr>
+      <w:r>
+        <w:t>Demonstração por indução (N=2^m)</w:t>
+      </w:r>
+    </w:p>
+    <w:p>
+      <w:pPr>
+        <w:pStyle w:val="StepText"/>
+        <w:spacing w:after="60"/>
+      </w:pPr>
+      <w:r>
+        <w:rPr>
+          <w:b/>
+        </w:rPr>
+        <w:t>Caso base</w:t>
+      </w:r>
+      <w:r>
+        <w:t xml:space="preserve"> (m=0, N=1):</w:t>
+      </w:r>
+    </w:p>
+    <w:p>
+      <w:pPr>
+        <w:pStyle w:val="EquationLine"/>
+        <w:keepLines/>
+        <w:jc w:val="center"/>
+      </w:pPr>
+      <w:r>
+        <w:rPr>
+          <w:b/>
+        </w:rPr>
+        <w:t>T(1) = b = b + c·0</w:t>
+      </w:r>
+    </w:p>
+    <w:p>
+      <w:pPr>
+        <w:pStyle w:val="StepText"/>
+        <w:spacing w:after="60"/>
+      </w:pPr>
+      <w:r>
+        <w:t>Hipótese de indução: suponha válida a expressão para N=2^m:</w:t>
+      </w:r>
+    </w:p>
+    <w:p>
+      <w:pPr>
+        <w:pStyle w:val="EquationLine"/>
+        <w:keepLines/>
+        <w:jc w:val="center"/>
+      </w:pPr>
+      <w:r>
+        <w:rPr>
+          <w:b/>
+        </w:rPr>
+        <w:t>T(2^m) = b + mc</w:t>
+      </w:r>
+    </w:p>
+    <w:p>
+      <w:pPr>
+        <w:pStyle w:val="StepText"/>
+        <w:spacing w:after="60"/>
+      </w:pPr>
+      <w:r>
+        <w:t>Passo indutivo: para N=2^(m+1):</w:t>
+      </w:r>
+    </w:p>
+    <w:p>
+      <w:pPr>
+        <w:pStyle w:val="EquationLine"/>
+        <w:keepLines/>
+        <w:jc w:val="center"/>
+      </w:pPr>
+      <w:r>
+        <w:rPr>
+          <w:b/>
+        </w:rPr>
+        <w:t>T(2^(m+1)) = T(2^m) + c</w:t>
+      </w:r>
+    </w:p>
+    <w:p>
+      <w:pPr>
+        <w:pStyle w:val="EquationLine"/>
+        <w:keepLines/>
+        <w:jc w:val="center"/>
+      </w:pPr>
+      <w:r>
+        <w:rPr>
+          <w:b/>
+        </w:rPr>
+        <w:t>T(2^(m+1)) = b + mc + c</w:t>
+      </w:r>
+    </w:p>
+    <w:p>
+      <w:pPr>
+        <w:pStyle w:val="EquationLine"/>
+        <w:keepLines/>
+        <w:jc w:val="center"/>
+      </w:pPr>
+      <w:r>
+        <w:rPr>
+          <w:b/>
+        </w:rPr>
+        <w:t>T(2^(m+1)) = b + (m+1)c</w:t>
+      </w:r>
+    </w:p>
+    <w:p>
+      <w:pPr>
+        <w:pStyle w:val="StepText"/>
+        <w:spacing w:after="60"/>
+      </w:pPr>
+      <w:r>
+        <w:rPr>
+          <w:b/>
+        </w:rPr>
+        <w:t>Conclusão:</w:t>
+      </w:r>
+      <w:r>
+        <w:t xml:space="preserve"> por indução, T(N)=b+c log₂N para potências de 2, portanto T(N)=Θ(log N). Para outros N, pisos e tetos alteram apenas uma quantidade constante de passos e não mudam a classe assintótica. A versão iterativa faz as mesmas reduções, mas sem empilhar chamadas.</w:t>
       </w:r>
     </w:p>
     <w:p>
       <w:pPr>
         <w:pStyle w:val="Heading2"/>
-      </w:pPr>
-      <w:r>
-        <w:t>5.4 Custo global e comparação das soluções</w:t>
-      </w:r>
-    </w:p>
-    <w:p>
-      <w:r>
-        <w:t>Para K verificações, a Solução 1 pode percorrer uma base que cresce a cada inserção; por isso, no pior caso, seu custo total é O(KN + K²). Na Solução 2, a ordenação inicial custa Θ(N log N), cada busca binária custa O(log(N+I)) e cada inserção válida no vetor ordenado pode deslocar O(N+I) elementos. Assim, para I inserções, o custo global deve considerar também o crescimento do índice.</w:t>
-      </w:r>
-    </w:p>
-    <w:p>
-      <w:pPr>
-        <w:spacing w:before="40" w:after="80"/>
+        <w:keepNext/>
+        <w:spacing w:after="60" w:before="120"/>
+      </w:pPr>
+      <w:r>
+        <w:t>5.4 Custo global - decomposição passo a passo e comparação das soluções</w:t>
+      </w:r>
+    </w:p>
+    <w:p>
+      <w:pPr>
+        <w:spacing w:after="60"/>
+      </w:pPr>
+      <w:r>
+        <w:t>Além de analisar cada algoritmo isoladamente, é necessário decompor o custo das soluções completas.</w:t>
+      </w:r>
+    </w:p>
+    <w:p>
+      <w:pPr>
+        <w:pStyle w:val="Heading3"/>
+        <w:keepNext/>
+        <w:spacing w:before="120" w:after="60"/>
+      </w:pPr>
+      <w:r>
+        <w:t>Solução 1 - custo global no pior caso</w:t>
+      </w:r>
+    </w:p>
+    <w:p>
+      <w:pPr>
+        <w:spacing w:after="60"/>
+      </w:pPr>
+      <w:r>
+        <w:t>Para manter a mesma convenção de notação, nesta subseção M representa o tamanho inicial da base e N representa a quantidade de registros do lote. Cada busca sequencial pode percorrer uma base que começa com M elementos e cresce com as inserções.</w:t>
+      </w:r>
+    </w:p>
+    <w:p>
+      <w:pPr>
+        <w:pStyle w:val="StepText"/>
+        <w:spacing w:after="60"/>
+      </w:pPr>
+      <w:r>
+        <w:t>Passo 1 - considerar N buscas sobre uma base de tamanho no máximo M+N:</w:t>
+      </w:r>
+    </w:p>
+    <w:p>
+      <w:pPr>
+        <w:pStyle w:val="EquationLine"/>
+        <w:keepLines/>
         <w:jc w:val="center"/>
       </w:pPr>
       <w:r>
+        <w:t>T₁(N) ≤ N(M+N)</w:t>
+      </w:r>
+    </w:p>
+    <w:p>
+      <w:pPr>
+        <w:pStyle w:val="StepText"/>
+        <w:spacing w:after="60"/>
+      </w:pPr>
+      <w:r>
+        <w:t>Passo 2 - distribuir N:</w:t>
+      </w:r>
+    </w:p>
+    <w:p>
+      <w:pPr>
+        <w:pStyle w:val="EquationLine"/>
+        <w:keepLines/>
+        <w:jc w:val="center"/>
+      </w:pPr>
+      <w:r>
+        <w:t>T₁(N) ≤ NM + N²</w:t>
+      </w:r>
+    </w:p>
+    <w:p>
+      <w:pPr>
+        <w:pStyle w:val="EquationLine"/>
+        <w:keepLines/>
+        <w:jc w:val="center"/>
+      </w:pPr>
+      <w:r>
+        <w:t>T₁(N) = O(NM + N²)</w:t>
+      </w:r>
+    </w:p>
+    <w:p>
+      <w:pPr>
+        <w:spacing w:after="60"/>
+      </w:pPr>
+      <w:r>
+        <w:t>No workload controlado da seção 4.3 foi possível obter uma fórmula exata mais específica porque metade do lote é duplicada, metade é nova e a ordem das duplicatas é conhecida.</w:t>
+      </w:r>
+    </w:p>
+    <w:p>
+      <w:pPr>
+        <w:pStyle w:val="Heading3"/>
+        <w:keepNext/>
+        <w:spacing w:before="120" w:after="60"/>
+      </w:pPr>
+      <w:r>
+        <w:t>Solução 2 - custo global no pior caso</w:t>
+      </w:r>
+    </w:p>
+    <w:p>
+      <w:pPr>
+        <w:pStyle w:val="StepText"/>
+        <w:spacing w:after="60"/>
+      </w:pPr>
+      <w:r>
+        <w:t>Parcela A - ordenação inicial por MergeSort da base com M elementos:</w:t>
+      </w:r>
+    </w:p>
+    <w:p>
+      <w:pPr>
+        <w:pStyle w:val="EquationLine"/>
+        <w:keepLines/>
+        <w:jc w:val="center"/>
+      </w:pPr>
+      <w:r>
+        <w:t>Tord(M) = Θ(M log M)</w:t>
+      </w:r>
+    </w:p>
+    <w:p>
+      <w:pPr>
+        <w:pStyle w:val="StepText"/>
+        <w:spacing w:after="60"/>
+      </w:pPr>
+      <w:r>
+        <w:t>Parcela B - N buscas binárias. Como o índice pode crescer até M+I:</w:t>
+      </w:r>
+    </w:p>
+    <w:p>
+      <w:pPr>
+        <w:pStyle w:val="EquationLine"/>
+        <w:keepLines/>
+        <w:jc w:val="center"/>
+      </w:pPr>
+      <w:r>
+        <w:t>Tbusca(N) ≤ N · c log₂(M+I)</w:t>
+      </w:r>
+    </w:p>
+    <w:p>
+      <w:pPr>
+        <w:pStyle w:val="EquationLine"/>
+        <w:keepLines/>
+        <w:jc w:val="center"/>
+      </w:pPr>
+      <w:r>
+        <w:t>Tbusca(N) = O(N log(M+I))</w:t>
+      </w:r>
+    </w:p>
+    <w:p>
+      <w:pPr>
+        <w:pStyle w:val="StepText"/>
+        <w:spacing w:after="60"/>
+      </w:pPr>
+      <w:r>
+        <w:t>Parcela C - manutenção do vetor ordenado para I inserções. A j-ésima inserção pode deslocar até M+j elementos:</w:t>
+      </w:r>
+    </w:p>
+    <w:p>
+      <w:pPr>
+        <w:pStyle w:val="EquationLine"/>
+        <w:keepLines/>
+        <w:jc w:val="center"/>
+      </w:pPr>
+      <w:r>
+        <w:t>Tmanut(I) ≤ M + (M+1) + ... + (M+I-1)</w:t>
+      </w:r>
+    </w:p>
+    <w:p>
+      <w:pPr>
+        <w:pStyle w:val="EquationLine"/>
+        <w:keepLines/>
+        <w:jc w:val="center"/>
+      </w:pPr>
+      <w:r>
+        <w:t>Tmanut(I) = IM + [0+1+...+(I-1)]</w:t>
+      </w:r>
+    </w:p>
+    <w:p>
+      <w:pPr>
+        <w:pStyle w:val="EquationLine"/>
+        <w:keepLines/>
+        <w:jc w:val="center"/>
+      </w:pPr>
+      <w:r>
+        <w:t>Tmanut(I) = IM + I(I-1)/2</w:t>
+      </w:r>
+    </w:p>
+    <w:p>
+      <w:pPr>
+        <w:pStyle w:val="EquationLine"/>
+        <w:keepLines/>
+        <w:jc w:val="center"/>
+      </w:pPr>
+      <w:r>
+        <w:t>Tmanut(I) = O(IM + I²)</w:t>
+      </w:r>
+    </w:p>
+    <w:p>
+      <w:pPr>
+        <w:pStyle w:val="StepText"/>
+        <w:spacing w:after="60"/>
+      </w:pPr>
+      <w:r>
         <w:rPr>
-          <w:rFonts w:ascii="Cambria Math" w:hAnsi="Cambria Math"/>
           <w:b/>
-          <w:sz w:val="22"/>
         </w:rPr>
-        <w:t>Solução 1 (pior caso): O(KN + K²)</w:t>
-      </w:r>
-    </w:p>
-    <w:p>
-      <w:pPr>
-        <w:spacing w:before="40" w:after="80"/>
+        <w:t>Passo final -</w:t>
+      </w:r>
+      <w:r>
+        <w:t xml:space="preserve"> somar as três parcelas:</w:t>
+      </w:r>
+    </w:p>
+    <w:p>
+      <w:pPr>
+        <w:pStyle w:val="EquationLine"/>
+        <w:keepLines/>
         <w:jc w:val="center"/>
       </w:pPr>
       <w:r>
-        <w:rPr>
-          <w:rFonts w:ascii="Cambria Math" w:hAnsi="Cambria Math"/>
-          <w:b/>
-          <w:sz w:val="22"/>
-        </w:rPr>
-        <w:t>Solução 2 completa (pior caso): O(N log N + K log(N+I) + IN + I²)</w:t>
-      </w:r>
-    </w:p>
-    <w:p>
-      <w:r>
-        <w:t>No experimento principal, N=1000 e I=K/2≤40, portanto I≪N. Nesse cenário controlado, os termos K log(N+I) e IN dominam a manutenção observada e a expressão pode ser interpretada, de forma aproximada, como O(N log N + K log N + I·N). Essa hipótese é declarada explicitamente para não confundir a complexidade isolada da busca binária com a complexidade da solução completa.</w:t>
+        <w:t>T₂(N) = Tord(M) + Tbusca(N) + Tmanut(I)</w:t>
+      </w:r>
+    </w:p>
+    <w:p>
+      <w:pPr>
+        <w:pStyle w:val="EquationLine"/>
+        <w:keepLines/>
+        <w:jc w:val="center"/>
+      </w:pPr>
+      <w:r>
+        <w:t>T₂(N) = O(M log M + N log(M+I) + IM + I²)</w:t>
+      </w:r>
+    </w:p>
+    <w:p>
+      <w:pPr>
+        <w:spacing w:after="60"/>
+      </w:pPr>
+      <w:r>
+        <w:t>No experimento principal, M=10.000 e I=N/2, com I variando de 5 até 2500. A busca binária isolada continua Θ(log M), mas a solução completa inclui o custo inicial de ordenar e o custo de manter o vetor ordenado após cada inserção. À medida que I cresce, a parcela de manutenção O(IM+I²) passa a ter peso maior. Essa distinção é essencial para interpretar corretamente os tempos experimentais.</w:t>
       </w:r>
     </w:p>
     <w:p>
       <w:pPr>
         <w:pStyle w:val="Heading1"/>
+        <w:keepNext/>
+        <w:spacing w:after="60" w:before="120"/>
       </w:pPr>
       <w:r>
         <w:t>6. Validação experimental da teoria</w:t>
@@ -1173,9 +2738,11 @@
     <w:p>
       <w:pPr>
         <w:pStyle w:val="Heading2"/>
-      </w:pPr>
-      <w:r>
-        <w:t>6.1 Experimento principal: N=1000 e K variável</w:t>
+        <w:keepNext/>
+        <w:spacing w:after="60" w:before="120"/>
+      </w:pPr>
+      <w:r>
+        <w:t>6.1 Experimento principal: base inicial N=10.000 e K variável</w:t>
       </w:r>
     </w:p>
     <w:tbl>
@@ -1196,6 +2763,10 @@
         <w:gridCol w:w="1285"/>
       </w:tblGrid>
       <w:tr>
+        <w:trPr>
+          <w:tblHeader w:val="true"/>
+          <w:cantSplit/>
+        </w:trPr>
         <w:tc>
           <w:tcPr>
             <w:tcW w:type="dxa" w:w="1285"/>
@@ -1209,14 +2780,11 @@
             <w:vAlign w:val="center"/>
           </w:tcPr>
           <w:p>
-            <w:pPr>
-              <w:jc w:val="center"/>
-            </w:pPr>
             <w:r>
               <w:rPr>
                 <w:rFonts w:ascii="Arial" w:hAnsi="Arial"/>
                 <w:b/>
-                <w:sz w:val="14"/>
+                <w:sz w:val="17"/>
               </w:rPr>
               <w:t>K</w:t>
             </w:r>
@@ -1235,14 +2803,11 @@
             <w:vAlign w:val="center"/>
           </w:tcPr>
           <w:p>
-            <w:pPr>
-              <w:jc w:val="center"/>
-            </w:pPr>
             <w:r>
               <w:rPr>
                 <w:rFonts w:ascii="Arial" w:hAnsi="Arial"/>
                 <w:b/>
-                <w:sz w:val="14"/>
+                <w:sz w:val="17"/>
               </w:rPr>
               <w:t>N₀</w:t>
             </w:r>
@@ -1261,14 +2826,11 @@
             <w:vAlign w:val="center"/>
           </w:tcPr>
           <w:p>
-            <w:pPr>
-              <w:jc w:val="center"/>
-            </w:pPr>
             <w:r>
               <w:rPr>
                 <w:rFonts w:ascii="Arial" w:hAnsi="Arial"/>
                 <w:b/>
-                <w:sz w:val="14"/>
+                <w:sz w:val="17"/>
               </w:rPr>
               <w:t>D</w:t>
             </w:r>
@@ -1287,14 +2849,11 @@
             <w:vAlign w:val="center"/>
           </w:tcPr>
           <w:p>
-            <w:pPr>
-              <w:jc w:val="center"/>
-            </w:pPr>
             <w:r>
               <w:rPr>
                 <w:rFonts w:ascii="Arial" w:hAnsi="Arial"/>
                 <w:b/>
-                <w:sz w:val="14"/>
+                <w:sz w:val="17"/>
               </w:rPr>
               <w:t>I</w:t>
             </w:r>
@@ -1313,14 +2872,11 @@
             <w:vAlign w:val="center"/>
           </w:tcPr>
           <w:p>
-            <w:pPr>
-              <w:jc w:val="center"/>
-            </w:pPr>
             <w:r>
               <w:rPr>
                 <w:rFonts w:ascii="Arial" w:hAnsi="Arial"/>
                 <w:b/>
-                <w:sz w:val="14"/>
+                <w:sz w:val="17"/>
               </w:rPr>
               <w:t>Seq. teoria</w:t>
             </w:r>
@@ -1339,14 +2895,11 @@
             <w:vAlign w:val="center"/>
           </w:tcPr>
           <w:p>
-            <w:pPr>
-              <w:jc w:val="center"/>
-            </w:pPr>
             <w:r>
               <w:rPr>
                 <w:rFonts w:ascii="Arial" w:hAnsi="Arial"/>
                 <w:b/>
-                <w:sz w:val="14"/>
+                <w:sz w:val="17"/>
               </w:rPr>
               <w:t>Seq. obs.</w:t>
             </w:r>
@@ -1365,14 +2918,11 @@
             <w:vAlign w:val="center"/>
           </w:tcPr>
           <w:p>
-            <w:pPr>
-              <w:jc w:val="center"/>
-            </w:pPr>
             <w:r>
               <w:rPr>
                 <w:rFonts w:ascii="Arial" w:hAnsi="Arial"/>
                 <w:b/>
-                <w:sz w:val="14"/>
+                <w:sz w:val="17"/>
               </w:rPr>
               <w:t>Bin. obs.</w:t>
             </w:r>
@@ -1391,14 +2941,11 @@
             <w:vAlign w:val="center"/>
           </w:tcPr>
           <w:p>
-            <w:pPr>
-              <w:jc w:val="center"/>
-            </w:pPr>
             <w:r>
               <w:rPr>
                 <w:rFonts w:ascii="Arial" w:hAnsi="Arial"/>
                 <w:b/>
-                <w:sz w:val="14"/>
+                <w:sz w:val="17"/>
               </w:rPr>
               <w:t>Bin. limite</w:t>
             </w:r>
@@ -1409,19 +2956,12 @@
         <w:tc>
           <w:tcPr>
             <w:tcW w:type="dxa" w:w="1285"/>
-            <w:tcMar>
-              <w:top w:w="55" w:type="dxa"/>
-              <w:start w:w="70" w:type="dxa"/>
-              <w:bottom w:w="55" w:type="dxa"/>
-              <w:end w:w="70" w:type="dxa"/>
-            </w:tcMar>
-            <w:vAlign w:val="top"/>
           </w:tcPr>
           <w:p>
             <w:r>
               <w:rPr>
                 <w:rFonts w:ascii="Arial" w:hAnsi="Arial"/>
-                <w:sz w:val="14"/>
+                <w:sz w:val="17"/>
               </w:rPr>
               <w:t>10</w:t>
             </w:r>
@@ -1430,19 +2970,568 @@
         <w:tc>
           <w:tcPr>
             <w:tcW w:type="dxa" w:w="1285"/>
-            <w:tcMar>
-              <w:top w:w="55" w:type="dxa"/>
-              <w:start w:w="70" w:type="dxa"/>
-              <w:bottom w:w="55" w:type="dxa"/>
-              <w:end w:w="70" w:type="dxa"/>
-            </w:tcMar>
-            <w:vAlign w:val="top"/>
           </w:tcPr>
           <w:p>
             <w:r>
               <w:rPr>
                 <w:rFonts w:ascii="Arial" w:hAnsi="Arial"/>
-                <w:sz w:val="14"/>
+                <w:sz w:val="17"/>
+              </w:rPr>
+              <w:t>10000</w:t>
+            </w:r>
+          </w:p>
+        </w:tc>
+        <w:tc>
+          <w:tcPr>
+            <w:tcW w:type="dxa" w:w="1285"/>
+          </w:tcPr>
+          <w:p>
+            <w:r>
+              <w:rPr>
+                <w:rFonts w:ascii="Arial" w:hAnsi="Arial"/>
+                <w:sz w:val="17"/>
+              </w:rPr>
+              <w:t>5</w:t>
+            </w:r>
+          </w:p>
+        </w:tc>
+        <w:tc>
+          <w:tcPr>
+            <w:tcW w:type="dxa" w:w="1285"/>
+          </w:tcPr>
+          <w:p>
+            <w:r>
+              <w:rPr>
+                <w:rFonts w:ascii="Arial" w:hAnsi="Arial"/>
+                <w:sz w:val="17"/>
+              </w:rPr>
+              <w:t>5</w:t>
+            </w:r>
+          </w:p>
+        </w:tc>
+        <w:tc>
+          <w:tcPr>
+            <w:tcW w:type="dxa" w:w="1285"/>
+          </w:tcPr>
+          <w:p>
+            <w:r>
+              <w:rPr>
+                <w:rFonts w:ascii="Arial" w:hAnsi="Arial"/>
+                <w:sz w:val="17"/>
+              </w:rPr>
+              <w:t>50025</w:t>
+            </w:r>
+          </w:p>
+        </w:tc>
+        <w:tc>
+          <w:tcPr>
+            <w:tcW w:type="dxa" w:w="1285"/>
+          </w:tcPr>
+          <w:p>
+            <w:r>
+              <w:rPr>
+                <w:rFonts w:ascii="Arial" w:hAnsi="Arial"/>
+                <w:sz w:val="17"/>
+              </w:rPr>
+              <w:t>50025</w:t>
+            </w:r>
+          </w:p>
+        </w:tc>
+        <w:tc>
+          <w:tcPr>
+            <w:tcW w:type="dxa" w:w="1285"/>
+          </w:tcPr>
+          <w:p>
+            <w:r>
+              <w:rPr>
+                <w:rFonts w:ascii="Arial" w:hAnsi="Arial"/>
+                <w:sz w:val="17"/>
+              </w:rPr>
+              <w:t>129</w:t>
+            </w:r>
+          </w:p>
+        </w:tc>
+        <w:tc>
+          <w:tcPr>
+            <w:tcW w:type="dxa" w:w="1285"/>
+          </w:tcPr>
+          <w:p>
+            <w:r>
+              <w:rPr>
+                <w:rFonts w:ascii="Arial" w:hAnsi="Arial"/>
+                <w:sz w:val="17"/>
+              </w:rPr>
+              <w:t>140</w:t>
+            </w:r>
+          </w:p>
+        </w:tc>
+      </w:tr>
+      <w:tr>
+        <w:tc>
+          <w:tcPr>
+            <w:tcW w:type="dxa" w:w="1285"/>
+          </w:tcPr>
+          <w:p>
+            <w:r>
+              <w:rPr>
+                <w:rFonts w:ascii="Arial" w:hAnsi="Arial"/>
+                <w:sz w:val="17"/>
+              </w:rPr>
+              <w:t>40</w:t>
+            </w:r>
+          </w:p>
+        </w:tc>
+        <w:tc>
+          <w:tcPr>
+            <w:tcW w:type="dxa" w:w="1285"/>
+          </w:tcPr>
+          <w:p>
+            <w:r>
+              <w:rPr>
+                <w:rFonts w:ascii="Arial" w:hAnsi="Arial"/>
+                <w:sz w:val="17"/>
+              </w:rPr>
+              <w:t>10000</w:t>
+            </w:r>
+          </w:p>
+        </w:tc>
+        <w:tc>
+          <w:tcPr>
+            <w:tcW w:type="dxa" w:w="1285"/>
+          </w:tcPr>
+          <w:p>
+            <w:r>
+              <w:rPr>
+                <w:rFonts w:ascii="Arial" w:hAnsi="Arial"/>
+                <w:sz w:val="17"/>
+              </w:rPr>
+              <w:t>20</w:t>
+            </w:r>
+          </w:p>
+        </w:tc>
+        <w:tc>
+          <w:tcPr>
+            <w:tcW w:type="dxa" w:w="1285"/>
+          </w:tcPr>
+          <w:p>
+            <w:r>
+              <w:rPr>
+                <w:rFonts w:ascii="Arial" w:hAnsi="Arial"/>
+                <w:sz w:val="17"/>
+              </w:rPr>
+              <w:t>20</w:t>
+            </w:r>
+          </w:p>
+        </w:tc>
+        <w:tc>
+          <w:tcPr>
+            <w:tcW w:type="dxa" w:w="1285"/>
+          </w:tcPr>
+          <w:p>
+            <w:r>
+              <w:rPr>
+                <w:rFonts w:ascii="Arial" w:hAnsi="Arial"/>
+                <w:sz w:val="17"/>
+              </w:rPr>
+              <w:t>200400</w:t>
+            </w:r>
+          </w:p>
+        </w:tc>
+        <w:tc>
+          <w:tcPr>
+            <w:tcW w:type="dxa" w:w="1285"/>
+          </w:tcPr>
+          <w:p>
+            <w:r>
+              <w:rPr>
+                <w:rFonts w:ascii="Arial" w:hAnsi="Arial"/>
+                <w:sz w:val="17"/>
+              </w:rPr>
+              <w:t>200400</w:t>
+            </w:r>
+          </w:p>
+        </w:tc>
+        <w:tc>
+          <w:tcPr>
+            <w:tcW w:type="dxa" w:w="1285"/>
+          </w:tcPr>
+          <w:p>
+            <w:r>
+              <w:rPr>
+                <w:rFonts w:ascii="Arial" w:hAnsi="Arial"/>
+                <w:sz w:val="17"/>
+              </w:rPr>
+              <w:t>512</w:t>
+            </w:r>
+          </w:p>
+        </w:tc>
+        <w:tc>
+          <w:tcPr>
+            <w:tcW w:type="dxa" w:w="1285"/>
+          </w:tcPr>
+          <w:p>
+            <w:r>
+              <w:rPr>
+                <w:rFonts w:ascii="Arial" w:hAnsi="Arial"/>
+                <w:sz w:val="17"/>
+              </w:rPr>
+              <w:t>560</w:t>
+            </w:r>
+          </w:p>
+        </w:tc>
+      </w:tr>
+      <w:tr>
+        <w:tc>
+          <w:tcPr>
+            <w:tcW w:type="dxa" w:w="1285"/>
+          </w:tcPr>
+          <w:p>
+            <w:r>
+              <w:rPr>
+                <w:rFonts w:ascii="Arial" w:hAnsi="Arial"/>
+                <w:sz w:val="17"/>
+              </w:rPr>
+              <w:t>100</w:t>
+            </w:r>
+          </w:p>
+        </w:tc>
+        <w:tc>
+          <w:tcPr>
+            <w:tcW w:type="dxa" w:w="1285"/>
+          </w:tcPr>
+          <w:p>
+            <w:r>
+              <w:rPr>
+                <w:rFonts w:ascii="Arial" w:hAnsi="Arial"/>
+                <w:sz w:val="17"/>
+              </w:rPr>
+              <w:t>10000</w:t>
+            </w:r>
+          </w:p>
+        </w:tc>
+        <w:tc>
+          <w:tcPr>
+            <w:tcW w:type="dxa" w:w="1285"/>
+          </w:tcPr>
+          <w:p>
+            <w:r>
+              <w:rPr>
+                <w:rFonts w:ascii="Arial" w:hAnsi="Arial"/>
+                <w:sz w:val="17"/>
+              </w:rPr>
+              <w:t>50</w:t>
+            </w:r>
+          </w:p>
+        </w:tc>
+        <w:tc>
+          <w:tcPr>
+            <w:tcW w:type="dxa" w:w="1285"/>
+          </w:tcPr>
+          <w:p>
+            <w:r>
+              <w:rPr>
+                <w:rFonts w:ascii="Arial" w:hAnsi="Arial"/>
+                <w:sz w:val="17"/>
+              </w:rPr>
+              <w:t>50</w:t>
+            </w:r>
+          </w:p>
+        </w:tc>
+        <w:tc>
+          <w:tcPr>
+            <w:tcW w:type="dxa" w:w="1285"/>
+          </w:tcPr>
+          <w:p>
+            <w:r>
+              <w:rPr>
+                <w:rFonts w:ascii="Arial" w:hAnsi="Arial"/>
+                <w:sz w:val="17"/>
+              </w:rPr>
+              <w:t>502500</w:t>
+            </w:r>
+          </w:p>
+        </w:tc>
+        <w:tc>
+          <w:tcPr>
+            <w:tcW w:type="dxa" w:w="1285"/>
+          </w:tcPr>
+          <w:p>
+            <w:r>
+              <w:rPr>
+                <w:rFonts w:ascii="Arial" w:hAnsi="Arial"/>
+                <w:sz w:val="17"/>
+              </w:rPr>
+              <w:t>502500</w:t>
+            </w:r>
+          </w:p>
+        </w:tc>
+        <w:tc>
+          <w:tcPr>
+            <w:tcW w:type="dxa" w:w="1285"/>
+          </w:tcPr>
+          <w:p>
+            <w:r>
+              <w:rPr>
+                <w:rFonts w:ascii="Arial" w:hAnsi="Arial"/>
+                <w:sz w:val="17"/>
+              </w:rPr>
+              <w:t>1269</w:t>
+            </w:r>
+          </w:p>
+        </w:tc>
+        <w:tc>
+          <w:tcPr>
+            <w:tcW w:type="dxa" w:w="1285"/>
+          </w:tcPr>
+          <w:p>
+            <w:r>
+              <w:rPr>
+                <w:rFonts w:ascii="Arial" w:hAnsi="Arial"/>
+                <w:sz w:val="17"/>
+              </w:rPr>
+              <w:t>1400</w:t>
+            </w:r>
+          </w:p>
+        </w:tc>
+      </w:tr>
+      <w:tr>
+        <w:tc>
+          <w:tcPr>
+            <w:tcW w:type="dxa" w:w="1285"/>
+          </w:tcPr>
+          <w:p>
+            <w:r>
+              <w:rPr>
+                <w:rFonts w:ascii="Arial" w:hAnsi="Arial"/>
+                <w:sz w:val="17"/>
+              </w:rPr>
+              <w:t>300</w:t>
+            </w:r>
+          </w:p>
+        </w:tc>
+        <w:tc>
+          <w:tcPr>
+            <w:tcW w:type="dxa" w:w="1285"/>
+          </w:tcPr>
+          <w:p>
+            <w:r>
+              <w:rPr>
+                <w:rFonts w:ascii="Arial" w:hAnsi="Arial"/>
+                <w:sz w:val="17"/>
+              </w:rPr>
+              <w:t>10000</w:t>
+            </w:r>
+          </w:p>
+        </w:tc>
+        <w:tc>
+          <w:tcPr>
+            <w:tcW w:type="dxa" w:w="1285"/>
+          </w:tcPr>
+          <w:p>
+            <w:r>
+              <w:rPr>
+                <w:rFonts w:ascii="Arial" w:hAnsi="Arial"/>
+                <w:sz w:val="17"/>
+              </w:rPr>
+              <w:t>150</w:t>
+            </w:r>
+          </w:p>
+        </w:tc>
+        <w:tc>
+          <w:tcPr>
+            <w:tcW w:type="dxa" w:w="1285"/>
+          </w:tcPr>
+          <w:p>
+            <w:r>
+              <w:rPr>
+                <w:rFonts w:ascii="Arial" w:hAnsi="Arial"/>
+                <w:sz w:val="17"/>
+              </w:rPr>
+              <w:t>150</w:t>
+            </w:r>
+          </w:p>
+        </w:tc>
+        <w:tc>
+          <w:tcPr>
+            <w:tcW w:type="dxa" w:w="1285"/>
+          </w:tcPr>
+          <w:p>
+            <w:r>
+              <w:rPr>
+                <w:rFonts w:ascii="Arial" w:hAnsi="Arial"/>
+                <w:sz w:val="17"/>
+              </w:rPr>
+              <w:t>1522500</w:t>
+            </w:r>
+          </w:p>
+        </w:tc>
+        <w:tc>
+          <w:tcPr>
+            <w:tcW w:type="dxa" w:w="1285"/>
+          </w:tcPr>
+          <w:p>
+            <w:r>
+              <w:rPr>
+                <w:rFonts w:ascii="Arial" w:hAnsi="Arial"/>
+                <w:sz w:val="17"/>
+              </w:rPr>
+              <w:t>1522500</w:t>
+            </w:r>
+          </w:p>
+        </w:tc>
+        <w:tc>
+          <w:tcPr>
+            <w:tcW w:type="dxa" w:w="1285"/>
+          </w:tcPr>
+          <w:p>
+            <w:r>
+              <w:rPr>
+                <w:rFonts w:ascii="Arial" w:hAnsi="Arial"/>
+                <w:sz w:val="17"/>
+              </w:rPr>
+              <w:t>3857</w:t>
+            </w:r>
+          </w:p>
+        </w:tc>
+        <w:tc>
+          <w:tcPr>
+            <w:tcW w:type="dxa" w:w="1285"/>
+          </w:tcPr>
+          <w:p>
+            <w:r>
+              <w:rPr>
+                <w:rFonts w:ascii="Arial" w:hAnsi="Arial"/>
+                <w:sz w:val="17"/>
+              </w:rPr>
+              <w:t>4200</w:t>
+            </w:r>
+          </w:p>
+        </w:tc>
+      </w:tr>
+      <w:tr>
+        <w:tc>
+          <w:tcPr>
+            <w:tcW w:type="dxa" w:w="1285"/>
+          </w:tcPr>
+          <w:p>
+            <w:r>
+              <w:rPr>
+                <w:rFonts w:ascii="Arial" w:hAnsi="Arial"/>
+                <w:sz w:val="17"/>
+              </w:rPr>
+              <w:t>500</w:t>
+            </w:r>
+          </w:p>
+        </w:tc>
+        <w:tc>
+          <w:tcPr>
+            <w:tcW w:type="dxa" w:w="1285"/>
+          </w:tcPr>
+          <w:p>
+            <w:r>
+              <w:rPr>
+                <w:rFonts w:ascii="Arial" w:hAnsi="Arial"/>
+                <w:sz w:val="17"/>
+              </w:rPr>
+              <w:t>10000</w:t>
+            </w:r>
+          </w:p>
+        </w:tc>
+        <w:tc>
+          <w:tcPr>
+            <w:tcW w:type="dxa" w:w="1285"/>
+          </w:tcPr>
+          <w:p>
+            <w:r>
+              <w:rPr>
+                <w:rFonts w:ascii="Arial" w:hAnsi="Arial"/>
+                <w:sz w:val="17"/>
+              </w:rPr>
+              <w:t>250</w:t>
+            </w:r>
+          </w:p>
+        </w:tc>
+        <w:tc>
+          <w:tcPr>
+            <w:tcW w:type="dxa" w:w="1285"/>
+          </w:tcPr>
+          <w:p>
+            <w:r>
+              <w:rPr>
+                <w:rFonts w:ascii="Arial" w:hAnsi="Arial"/>
+                <w:sz w:val="17"/>
+              </w:rPr>
+              <w:t>250</w:t>
+            </w:r>
+          </w:p>
+        </w:tc>
+        <w:tc>
+          <w:tcPr>
+            <w:tcW w:type="dxa" w:w="1285"/>
+          </w:tcPr>
+          <w:p>
+            <w:r>
+              <w:rPr>
+                <w:rFonts w:ascii="Arial" w:hAnsi="Arial"/>
+                <w:sz w:val="17"/>
+              </w:rPr>
+              <w:t>2562500</w:t>
+            </w:r>
+          </w:p>
+        </w:tc>
+        <w:tc>
+          <w:tcPr>
+            <w:tcW w:type="dxa" w:w="1285"/>
+          </w:tcPr>
+          <w:p>
+            <w:r>
+              <w:rPr>
+                <w:rFonts w:ascii="Arial" w:hAnsi="Arial"/>
+                <w:sz w:val="17"/>
+              </w:rPr>
+              <w:t>2562500</w:t>
+            </w:r>
+          </w:p>
+        </w:tc>
+        <w:tc>
+          <w:tcPr>
+            <w:tcW w:type="dxa" w:w="1285"/>
+          </w:tcPr>
+          <w:p>
+            <w:r>
+              <w:rPr>
+                <w:rFonts w:ascii="Arial" w:hAnsi="Arial"/>
+                <w:sz w:val="17"/>
+              </w:rPr>
+              <w:t>6444</w:t>
+            </w:r>
+          </w:p>
+        </w:tc>
+        <w:tc>
+          <w:tcPr>
+            <w:tcW w:type="dxa" w:w="1285"/>
+          </w:tcPr>
+          <w:p>
+            <w:r>
+              <w:rPr>
+                <w:rFonts w:ascii="Arial" w:hAnsi="Arial"/>
+                <w:sz w:val="17"/>
+              </w:rPr>
+              <w:t>7000</w:t>
+            </w:r>
+          </w:p>
+        </w:tc>
+      </w:tr>
+      <w:tr>
+        <w:tc>
+          <w:tcPr>
+            <w:tcW w:type="dxa" w:w="1285"/>
+          </w:tcPr>
+          <w:p>
+            <w:r>
+              <w:rPr>
+                <w:rFonts w:ascii="Arial" w:hAnsi="Arial"/>
+                <w:sz w:val="17"/>
               </w:rPr>
               <w:t>1000</w:t>
             </w:r>
@@ -1451,126 +3540,98 @@
         <w:tc>
           <w:tcPr>
             <w:tcW w:type="dxa" w:w="1285"/>
-            <w:tcMar>
-              <w:top w:w="55" w:type="dxa"/>
-              <w:start w:w="70" w:type="dxa"/>
-              <w:bottom w:w="55" w:type="dxa"/>
-              <w:end w:w="70" w:type="dxa"/>
-            </w:tcMar>
-            <w:vAlign w:val="top"/>
           </w:tcPr>
           <w:p>
             <w:r>
               <w:rPr>
                 <w:rFonts w:ascii="Arial" w:hAnsi="Arial"/>
-                <w:sz w:val="14"/>
+                <w:sz w:val="17"/>
               </w:rPr>
-              <w:t>5</w:t>
+              <w:t>10000</w:t>
             </w:r>
           </w:p>
         </w:tc>
         <w:tc>
           <w:tcPr>
             <w:tcW w:type="dxa" w:w="1285"/>
-            <w:tcMar>
-              <w:top w:w="55" w:type="dxa"/>
-              <w:start w:w="70" w:type="dxa"/>
-              <w:bottom w:w="55" w:type="dxa"/>
-              <w:end w:w="70" w:type="dxa"/>
-            </w:tcMar>
-            <w:vAlign w:val="top"/>
           </w:tcPr>
           <w:p>
             <w:r>
               <w:rPr>
                 <w:rFonts w:ascii="Arial" w:hAnsi="Arial"/>
-                <w:sz w:val="14"/>
+                <w:sz w:val="17"/>
               </w:rPr>
-              <w:t>5</w:t>
+              <w:t>500</w:t>
             </w:r>
           </w:p>
         </w:tc>
         <w:tc>
           <w:tcPr>
             <w:tcW w:type="dxa" w:w="1285"/>
-            <w:tcMar>
-              <w:top w:w="55" w:type="dxa"/>
-              <w:start w:w="70" w:type="dxa"/>
-              <w:bottom w:w="55" w:type="dxa"/>
-              <w:end w:w="70" w:type="dxa"/>
-            </w:tcMar>
-            <w:vAlign w:val="top"/>
           </w:tcPr>
           <w:p>
             <w:r>
               <w:rPr>
                 <w:rFonts w:ascii="Arial" w:hAnsi="Arial"/>
-                <w:sz w:val="14"/>
+                <w:sz w:val="17"/>
               </w:rPr>
-              <w:t>5025</w:t>
+              <w:t>500</w:t>
             </w:r>
           </w:p>
         </w:tc>
         <w:tc>
           <w:tcPr>
             <w:tcW w:type="dxa" w:w="1285"/>
-            <w:tcMar>
-              <w:top w:w="55" w:type="dxa"/>
-              <w:start w:w="70" w:type="dxa"/>
-              <w:bottom w:w="55" w:type="dxa"/>
-              <w:end w:w="70" w:type="dxa"/>
-            </w:tcMar>
-            <w:vAlign w:val="top"/>
           </w:tcPr>
           <w:p>
             <w:r>
               <w:rPr>
                 <w:rFonts w:ascii="Arial" w:hAnsi="Arial"/>
-                <w:sz w:val="14"/>
+                <w:sz w:val="17"/>
               </w:rPr>
-              <w:t>5025</w:t>
+              <w:t>5250000</w:t>
             </w:r>
           </w:p>
         </w:tc>
         <w:tc>
           <w:tcPr>
             <w:tcW w:type="dxa" w:w="1285"/>
-            <w:tcMar>
-              <w:top w:w="55" w:type="dxa"/>
-              <w:start w:w="70" w:type="dxa"/>
-              <w:bottom w:w="55" w:type="dxa"/>
-              <w:end w:w="70" w:type="dxa"/>
-            </w:tcMar>
-            <w:vAlign w:val="top"/>
           </w:tcPr>
           <w:p>
             <w:r>
               <w:rPr>
                 <w:rFonts w:ascii="Arial" w:hAnsi="Arial"/>
-                <w:sz w:val="14"/>
+                <w:sz w:val="17"/>
               </w:rPr>
-              <w:t>99</w:t>
+              <w:t>5250000</w:t>
             </w:r>
           </w:p>
         </w:tc>
         <w:tc>
           <w:tcPr>
             <w:tcW w:type="dxa" w:w="1285"/>
-            <w:tcMar>
-              <w:top w:w="55" w:type="dxa"/>
-              <w:start w:w="70" w:type="dxa"/>
-              <w:bottom w:w="55" w:type="dxa"/>
-              <w:end w:w="70" w:type="dxa"/>
-            </w:tcMar>
-            <w:vAlign w:val="top"/>
           </w:tcPr>
           <w:p>
             <w:r>
               <w:rPr>
                 <w:rFonts w:ascii="Arial" w:hAnsi="Arial"/>
-                <w:sz w:val="14"/>
+                <w:sz w:val="17"/>
               </w:rPr>
-              <w:t>100</w:t>
+              <w:t>12857</w:t>
+            </w:r>
+          </w:p>
+        </w:tc>
+        <w:tc>
+          <w:tcPr>
+            <w:tcW w:type="dxa" w:w="1285"/>
+          </w:tcPr>
+          <w:p>
+            <w:r>
+              <w:rPr>
+                <w:rFonts w:ascii="Arial" w:hAnsi="Arial"/>
+                <w:sz w:val="17"/>
+              </w:rPr>
+              <w:t>14000</w:t>
             </w:r>
           </w:p>
         </w:tc>
@@ -1579,168 +3640,112 @@
         <w:tc>
           <w:tcPr>
             <w:tcW w:type="dxa" w:w="1285"/>
-            <w:tcMar>
-              <w:top w:w="55" w:type="dxa"/>
-              <w:start w:w="70" w:type="dxa"/>
-              <w:bottom w:w="55" w:type="dxa"/>
-              <w:end w:w="70" w:type="dxa"/>
-            </w:tcMar>
-            <w:vAlign w:val="top"/>
           </w:tcPr>
           <w:p>
             <w:r>
               <w:rPr>
                 <w:rFonts w:ascii="Arial" w:hAnsi="Arial"/>
-                <w:sz w:val="14"/>
+                <w:sz w:val="17"/>
               </w:rPr>
-              <w:t>20</w:t>
+              <w:t>2500</w:t>
             </w:r>
           </w:p>
         </w:tc>
         <w:tc>
           <w:tcPr>
             <w:tcW w:type="dxa" w:w="1285"/>
-            <w:tcMar>
-              <w:top w:w="55" w:type="dxa"/>
-              <w:start w:w="70" w:type="dxa"/>
-              <w:bottom w:w="55" w:type="dxa"/>
-              <w:end w:w="70" w:type="dxa"/>
-            </w:tcMar>
-            <w:vAlign w:val="top"/>
           </w:tcPr>
           <w:p>
             <w:r>
               <w:rPr>
                 <w:rFonts w:ascii="Arial" w:hAnsi="Arial"/>
-                <w:sz w:val="14"/>
+                <w:sz w:val="17"/>
               </w:rPr>
-              <w:t>1000</w:t>
+              <w:t>10000</w:t>
             </w:r>
           </w:p>
         </w:tc>
         <w:tc>
           <w:tcPr>
             <w:tcW w:type="dxa" w:w="1285"/>
-            <w:tcMar>
-              <w:top w:w="55" w:type="dxa"/>
-              <w:start w:w="70" w:type="dxa"/>
-              <w:bottom w:w="55" w:type="dxa"/>
-              <w:end w:w="70" w:type="dxa"/>
-            </w:tcMar>
-            <w:vAlign w:val="top"/>
           </w:tcPr>
           <w:p>
             <w:r>
               <w:rPr>
                 <w:rFonts w:ascii="Arial" w:hAnsi="Arial"/>
-                <w:sz w:val="14"/>
+                <w:sz w:val="17"/>
               </w:rPr>
-              <w:t>10</w:t>
+              <w:t>1250</w:t>
             </w:r>
           </w:p>
         </w:tc>
         <w:tc>
           <w:tcPr>
             <w:tcW w:type="dxa" w:w="1285"/>
-            <w:tcMar>
-              <w:top w:w="55" w:type="dxa"/>
-              <w:start w:w="70" w:type="dxa"/>
-              <w:bottom w:w="55" w:type="dxa"/>
-              <w:end w:w="70" w:type="dxa"/>
-            </w:tcMar>
-            <w:vAlign w:val="top"/>
           </w:tcPr>
           <w:p>
             <w:r>
               <w:rPr>
                 <w:rFonts w:ascii="Arial" w:hAnsi="Arial"/>
-                <w:sz w:val="14"/>
+                <w:sz w:val="17"/>
               </w:rPr>
-              <w:t>10</w:t>
+              <w:t>1250</w:t>
             </w:r>
           </w:p>
         </w:tc>
         <w:tc>
           <w:tcPr>
             <w:tcW w:type="dxa" w:w="1285"/>
-            <w:tcMar>
-              <w:top w:w="55" w:type="dxa"/>
-              <w:start w:w="70" w:type="dxa"/>
-              <w:bottom w:w="55" w:type="dxa"/>
-              <w:end w:w="70" w:type="dxa"/>
-            </w:tcMar>
-            <w:vAlign w:val="top"/>
           </w:tcPr>
           <w:p>
             <w:r>
               <w:rPr>
                 <w:rFonts w:ascii="Arial" w:hAnsi="Arial"/>
-                <w:sz w:val="14"/>
+                <w:sz w:val="17"/>
               </w:rPr>
-              <w:t>10100</w:t>
+              <w:t>14062500</w:t>
             </w:r>
           </w:p>
         </w:tc>
         <w:tc>
           <w:tcPr>
             <w:tcW w:type="dxa" w:w="1285"/>
-            <w:tcMar>
-              <w:top w:w="55" w:type="dxa"/>
-              <w:start w:w="70" w:type="dxa"/>
-              <w:bottom w:w="55" w:type="dxa"/>
-              <w:end w:w="70" w:type="dxa"/>
-            </w:tcMar>
-            <w:vAlign w:val="top"/>
           </w:tcPr>
           <w:p>
             <w:r>
               <w:rPr>
                 <w:rFonts w:ascii="Arial" w:hAnsi="Arial"/>
-                <w:sz w:val="14"/>
+                <w:sz w:val="17"/>
               </w:rPr>
-              <w:t>10100</w:t>
+              <w:t>14062500</w:t>
             </w:r>
           </w:p>
         </w:tc>
         <w:tc>
           <w:tcPr>
             <w:tcW w:type="dxa" w:w="1285"/>
-            <w:tcMar>
-              <w:top w:w="55" w:type="dxa"/>
-              <w:start w:w="70" w:type="dxa"/>
-              <w:bottom w:w="55" w:type="dxa"/>
-              <w:end w:w="70" w:type="dxa"/>
-            </w:tcMar>
-            <w:vAlign w:val="top"/>
           </w:tcPr>
           <w:p>
             <w:r>
               <w:rPr>
                 <w:rFonts w:ascii="Arial" w:hAnsi="Arial"/>
-                <w:sz w:val="14"/>
+                <w:sz w:val="17"/>
               </w:rPr>
-              <w:t>191</w:t>
+              <w:t>32409</w:t>
             </w:r>
           </w:p>
         </w:tc>
         <w:tc>
           <w:tcPr>
             <w:tcW w:type="dxa" w:w="1285"/>
-            <w:tcMar>
-              <w:top w:w="55" w:type="dxa"/>
-              <w:start w:w="70" w:type="dxa"/>
-              <w:bottom w:w="55" w:type="dxa"/>
-              <w:end w:w="70" w:type="dxa"/>
-            </w:tcMar>
-            <w:vAlign w:val="top"/>
           </w:tcPr>
           <w:p>
             <w:r>
               <w:rPr>
                 <w:rFonts w:ascii="Arial" w:hAnsi="Arial"/>
-                <w:sz w:val="14"/>
+                <w:sz w:val="17"/>
               </w:rPr>
-              <w:t>200</w:t>
+              <w:t>35000</w:t>
             </w:r>
           </w:p>
         </w:tc>
@@ -1749,338 +3754,112 @@
         <w:tc>
           <w:tcPr>
             <w:tcW w:type="dxa" w:w="1285"/>
-            <w:tcMar>
-              <w:top w:w="55" w:type="dxa"/>
-              <w:start w:w="70" w:type="dxa"/>
-              <w:bottom w:w="55" w:type="dxa"/>
-              <w:end w:w="70" w:type="dxa"/>
-            </w:tcMar>
-            <w:vAlign w:val="top"/>
           </w:tcPr>
           <w:p>
             <w:r>
               <w:rPr>
                 <w:rFonts w:ascii="Arial" w:hAnsi="Arial"/>
-                <w:sz w:val="14"/>
+                <w:sz w:val="17"/>
               </w:rPr>
-              <w:t>40</w:t>
+              <w:t>5000</w:t>
             </w:r>
           </w:p>
         </w:tc>
         <w:tc>
           <w:tcPr>
             <w:tcW w:type="dxa" w:w="1285"/>
-            <w:tcMar>
-              <w:top w:w="55" w:type="dxa"/>
-              <w:start w:w="70" w:type="dxa"/>
-              <w:bottom w:w="55" w:type="dxa"/>
-              <w:end w:w="70" w:type="dxa"/>
-            </w:tcMar>
-            <w:vAlign w:val="top"/>
           </w:tcPr>
           <w:p>
             <w:r>
               <w:rPr>
                 <w:rFonts w:ascii="Arial" w:hAnsi="Arial"/>
-                <w:sz w:val="14"/>
+                <w:sz w:val="17"/>
               </w:rPr>
-              <w:t>1000</w:t>
+              <w:t>10000</w:t>
             </w:r>
           </w:p>
         </w:tc>
         <w:tc>
           <w:tcPr>
             <w:tcW w:type="dxa" w:w="1285"/>
-            <w:tcMar>
-              <w:top w:w="55" w:type="dxa"/>
-              <w:start w:w="70" w:type="dxa"/>
-              <w:bottom w:w="55" w:type="dxa"/>
-              <w:end w:w="70" w:type="dxa"/>
-            </w:tcMar>
-            <w:vAlign w:val="top"/>
           </w:tcPr>
           <w:p>
             <w:r>
               <w:rPr>
                 <w:rFonts w:ascii="Arial" w:hAnsi="Arial"/>
-                <w:sz w:val="14"/>
+                <w:sz w:val="17"/>
               </w:rPr>
-              <w:t>20</w:t>
+              <w:t>2500</w:t>
             </w:r>
           </w:p>
         </w:tc>
         <w:tc>
           <w:tcPr>
             <w:tcW w:type="dxa" w:w="1285"/>
-            <w:tcMar>
-              <w:top w:w="55" w:type="dxa"/>
-              <w:start w:w="70" w:type="dxa"/>
-              <w:bottom w:w="55" w:type="dxa"/>
-              <w:end w:w="70" w:type="dxa"/>
-            </w:tcMar>
-            <w:vAlign w:val="top"/>
           </w:tcPr>
           <w:p>
             <w:r>
               <w:rPr>
                 <w:rFonts w:ascii="Arial" w:hAnsi="Arial"/>
-                <w:sz w:val="14"/>
+                <w:sz w:val="17"/>
               </w:rPr>
-              <w:t>20</w:t>
+              <w:t>2500</w:t>
             </w:r>
           </w:p>
         </w:tc>
         <w:tc>
           <w:tcPr>
             <w:tcW w:type="dxa" w:w="1285"/>
-            <w:tcMar>
-              <w:top w:w="55" w:type="dxa"/>
-              <w:start w:w="70" w:type="dxa"/>
-              <w:bottom w:w="55" w:type="dxa"/>
-              <w:end w:w="70" w:type="dxa"/>
-            </w:tcMar>
-            <w:vAlign w:val="top"/>
           </w:tcPr>
           <w:p>
             <w:r>
               <w:rPr>
                 <w:rFonts w:ascii="Arial" w:hAnsi="Arial"/>
-                <w:sz w:val="14"/>
+                <w:sz w:val="17"/>
               </w:rPr>
-              <w:t>20400</w:t>
+              <w:t>31250000</w:t>
             </w:r>
           </w:p>
         </w:tc>
         <w:tc>
           <w:tcPr>
             <w:tcW w:type="dxa" w:w="1285"/>
-            <w:tcMar>
-              <w:top w:w="55" w:type="dxa"/>
-              <w:start w:w="70" w:type="dxa"/>
-              <w:bottom w:w="55" w:type="dxa"/>
-              <w:end w:w="70" w:type="dxa"/>
-            </w:tcMar>
-            <w:vAlign w:val="top"/>
           </w:tcPr>
           <w:p>
             <w:r>
               <w:rPr>
                 <w:rFonts w:ascii="Arial" w:hAnsi="Arial"/>
-                <w:sz w:val="14"/>
+                <w:sz w:val="17"/>
               </w:rPr>
-              <w:t>20400</w:t>
+              <w:t>31250000</w:t>
             </w:r>
           </w:p>
         </w:tc>
         <w:tc>
           <w:tcPr>
             <w:tcW w:type="dxa" w:w="1285"/>
-            <w:tcMar>
-              <w:top w:w="55" w:type="dxa"/>
-              <w:start w:w="70" w:type="dxa"/>
-              <w:bottom w:w="55" w:type="dxa"/>
-              <w:end w:w="70" w:type="dxa"/>
-            </w:tcMar>
-            <w:vAlign w:val="top"/>
           </w:tcPr>
           <w:p>
             <w:r>
               <w:rPr>
                 <w:rFonts w:ascii="Arial" w:hAnsi="Arial"/>
-                <w:sz w:val="14"/>
+                <w:sz w:val="17"/>
               </w:rPr>
-              <w:t>377</w:t>
+              <w:t>65308</w:t>
             </w:r>
           </w:p>
         </w:tc>
         <w:tc>
           <w:tcPr>
             <w:tcW w:type="dxa" w:w="1285"/>
-            <w:tcMar>
-              <w:top w:w="55" w:type="dxa"/>
-              <w:start w:w="70" w:type="dxa"/>
-              <w:bottom w:w="55" w:type="dxa"/>
-              <w:end w:w="70" w:type="dxa"/>
-            </w:tcMar>
-            <w:vAlign w:val="top"/>
           </w:tcPr>
           <w:p>
             <w:r>
               <w:rPr>
                 <w:rFonts w:ascii="Arial" w:hAnsi="Arial"/>
-                <w:sz w:val="14"/>
+                <w:sz w:val="17"/>
               </w:rPr>
-              <w:t>400</w:t>
-            </w:r>
-          </w:p>
-        </w:tc>
-      </w:tr>
-      <w:tr>
-        <w:tc>
-          <w:tcPr>
-            <w:tcW w:type="dxa" w:w="1285"/>
-            <w:tcMar>
-              <w:top w:w="55" w:type="dxa"/>
-              <w:start w:w="70" w:type="dxa"/>
-              <w:bottom w:w="55" w:type="dxa"/>
-              <w:end w:w="70" w:type="dxa"/>
-            </w:tcMar>
-            <w:vAlign w:val="top"/>
-          </w:tcPr>
-          <w:p>
-            <w:r>
-              <w:rPr>
-                <w:rFonts w:ascii="Arial" w:hAnsi="Arial"/>
-                <w:sz w:val="14"/>
-              </w:rPr>
-              <w:t>80</w:t>
-            </w:r>
-          </w:p>
-        </w:tc>
-        <w:tc>
-          <w:tcPr>
-            <w:tcW w:type="dxa" w:w="1285"/>
-            <w:tcMar>
-              <w:top w:w="55" w:type="dxa"/>
-              <w:start w:w="70" w:type="dxa"/>
-              <w:bottom w:w="55" w:type="dxa"/>
-              <w:end w:w="70" w:type="dxa"/>
-            </w:tcMar>
-            <w:vAlign w:val="top"/>
-          </w:tcPr>
-          <w:p>
-            <w:r>
-              <w:rPr>
-                <w:rFonts w:ascii="Arial" w:hAnsi="Arial"/>
-                <w:sz w:val="14"/>
-              </w:rPr>
-              <w:t>1000</w:t>
-            </w:r>
-          </w:p>
-        </w:tc>
-        <w:tc>
-          <w:tcPr>
-            <w:tcW w:type="dxa" w:w="1285"/>
-            <w:tcMar>
-              <w:top w:w="55" w:type="dxa"/>
-              <w:start w:w="70" w:type="dxa"/>
-              <w:bottom w:w="55" w:type="dxa"/>
-              <w:end w:w="70" w:type="dxa"/>
-            </w:tcMar>
-            <w:vAlign w:val="top"/>
-          </w:tcPr>
-          <w:p>
-            <w:r>
-              <w:rPr>
-                <w:rFonts w:ascii="Arial" w:hAnsi="Arial"/>
-                <w:sz w:val="14"/>
-              </w:rPr>
-              <w:t>40</w:t>
-            </w:r>
-          </w:p>
-        </w:tc>
-        <w:tc>
-          <w:tcPr>
-            <w:tcW w:type="dxa" w:w="1285"/>
-            <w:tcMar>
-              <w:top w:w="55" w:type="dxa"/>
-              <w:start w:w="70" w:type="dxa"/>
-              <w:bottom w:w="55" w:type="dxa"/>
-              <w:end w:w="70" w:type="dxa"/>
-            </w:tcMar>
-            <w:vAlign w:val="top"/>
-          </w:tcPr>
-          <w:p>
-            <w:r>
-              <w:rPr>
-                <w:rFonts w:ascii="Arial" w:hAnsi="Arial"/>
-                <w:sz w:val="14"/>
-              </w:rPr>
-              <w:t>40</w:t>
-            </w:r>
-          </w:p>
-        </w:tc>
-        <w:tc>
-          <w:tcPr>
-            <w:tcW w:type="dxa" w:w="1285"/>
-            <w:tcMar>
-              <w:top w:w="55" w:type="dxa"/>
-              <w:start w:w="70" w:type="dxa"/>
-              <w:bottom w:w="55" w:type="dxa"/>
-              <w:end w:w="70" w:type="dxa"/>
-            </w:tcMar>
-            <w:vAlign w:val="top"/>
-          </w:tcPr>
-          <w:p>
-            <w:r>
-              <w:rPr>
-                <w:rFonts w:ascii="Arial" w:hAnsi="Arial"/>
-                <w:sz w:val="14"/>
-              </w:rPr>
-              <w:t>41600</w:t>
-            </w:r>
-          </w:p>
-        </w:tc>
-        <w:tc>
-          <w:tcPr>
-            <w:tcW w:type="dxa" w:w="1285"/>
-            <w:tcMar>
-              <w:top w:w="55" w:type="dxa"/>
-              <w:start w:w="70" w:type="dxa"/>
-              <w:bottom w:w="55" w:type="dxa"/>
-              <w:end w:w="70" w:type="dxa"/>
-            </w:tcMar>
-            <w:vAlign w:val="top"/>
-          </w:tcPr>
-          <w:p>
-            <w:r>
-              <w:rPr>
-                <w:rFonts w:ascii="Arial" w:hAnsi="Arial"/>
-                <w:sz w:val="14"/>
-              </w:rPr>
-              <w:t>41600</w:t>
-            </w:r>
-          </w:p>
-        </w:tc>
-        <w:tc>
-          <w:tcPr>
-            <w:tcW w:type="dxa" w:w="1285"/>
-            <w:tcMar>
-              <w:top w:w="55" w:type="dxa"/>
-              <w:start w:w="70" w:type="dxa"/>
-              <w:bottom w:w="55" w:type="dxa"/>
-              <w:end w:w="70" w:type="dxa"/>
-            </w:tcMar>
-            <w:vAlign w:val="top"/>
-          </w:tcPr>
-          <w:p>
-            <w:r>
-              <w:rPr>
-                <w:rFonts w:ascii="Arial" w:hAnsi="Arial"/>
-                <w:sz w:val="14"/>
-              </w:rPr>
-              <w:t>743</w:t>
-            </w:r>
-          </w:p>
-        </w:tc>
-        <w:tc>
-          <w:tcPr>
-            <w:tcW w:type="dxa" w:w="1285"/>
-            <w:tcMar>
-              <w:top w:w="55" w:type="dxa"/>
-              <w:start w:w="70" w:type="dxa"/>
-              <w:bottom w:w="55" w:type="dxa"/>
-              <w:end w:w="70" w:type="dxa"/>
-            </w:tcMar>
-            <w:vAlign w:val="top"/>
-          </w:tcPr>
-          <w:p>
-            <w:r>
-              <w:rPr>
-                <w:rFonts w:ascii="Arial" w:hAnsi="Arial"/>
-                <w:sz w:val="14"/>
-              </w:rPr>
-              <w:t>836</w:t>
+              <w:t>70000</w:t>
             </w:r>
           </w:p>
         </w:tc>
@@ -2088,16 +3867,21 @@
     </w:tbl>
     <w:p>
       <w:pPr>
-        <w:spacing w:after="0"/>
-      </w:pPr>
-    </w:p>
-    <w:p>
-      <w:r>
-        <w:t>A tabela torna explícitas as hipóteses usadas no gráfico: N₀=1000 e D=I=K/2. Na busca sequencial, teoria e experimento coincidem exatamente em todos os pontos (diferença zero). Na binária, a coluna “limite” é o máximo de comparações permitido pela redução pela metade em cada consulta, considerando o crescimento do índice após inserções; os valores observados ficam sempre abaixo desse limite.</w:t>
-      </w:r>
-    </w:p>
-    <w:p>
-      <w:pPr>
+        <w:spacing w:after="60"/>
+      </w:pPr>
+    </w:p>
+    <w:p>
+      <w:pPr>
+        <w:spacing w:after="60"/>
+      </w:pPr>
+      <w:r>
+        <w:t>A tabela torna explícitas as hipóteses usadas no gráfico: N₀=10.000 e D=I=K/2. Na busca sequencial, teoria e experimento coincidem exatamente em todos os cenários (diferença zero). Na binária, a coluna “limite” é o máximo de comparações permitido pela redução pela metade em cada consulta, considerando o crescimento do índice após inserções; os valores observados permanecem abaixo desse limite.</w:t>
+      </w:r>
+    </w:p>
+    <w:p>
+      <w:pPr>
+        <w:pageBreakBefore/>
+        <w:spacing w:after="60"/>
         <w:jc w:val="center"/>
       </w:pPr>
       <w:r>
@@ -2137,33 +3921,38 @@
     </w:p>
     <w:p>
       <w:pPr>
-        <w:spacing w:after="80"/>
+        <w:spacing w:after="60"/>
         <w:jc w:val="center"/>
       </w:pPr>
       <w:r>
-        <w:rPr>
-          <w:i/>
-          <w:sz w:val="16"/>
-        </w:rPr>
-        <w:t>Figura 1 - Teoria × experimento no workload principal (N₀=1000, D=I=K/2). A escala logarítmica permite visualizar as duas ordens de grandeza.</w:t>
-      </w:r>
-    </w:p>
-    <w:p>
-      <w:r>
-        <w:t>Na Figura 1, as curvas de teoria e experimento da busca sequencial se sobrepõem. Para K=80, Cseq=41600 tanto na fórmula quanto na medição. A busca binária realiza 743 comparações, abaixo do limite teórico de 836 para a sequência concreta do teste. Portanto o gráfico não é apenas ilustrativo: cada curva está ligada aos valores e hipóteses apresentados na tabela.</w:t>
+        <w:t>Figura 1 - Teoria × experimento no workload principal (N₀=10.000, D=I=K/2). A escala logarítmica permite visualizar as diferentes ordens de grandeza.</w:t>
+      </w:r>
+    </w:p>
+    <w:p>
+      <w:pPr>
+        <w:spacing w:after="60"/>
+      </w:pPr>
+      <w:r>
+        <w:t>Na Figura 1, as curvas de teoria e experimento da busca sequencial se sobrepõem. Mantendo M=10.000 fixo, para um lote de 5000 registros temos T(5000)=31.250.000 tanto na fórmula quanto na medição. A busca binária realiza 65.308 comparações, abaixo do limite teórico de 70.000 para esse cenário. Portanto, o gráfico não é apenas ilustrativo: cada curva está ligada aos valores e hipóteses apresentados na tabela.</w:t>
       </w:r>
     </w:p>
     <w:p>
       <w:pPr>
         <w:pStyle w:val="Heading2"/>
+        <w:keepNext/>
+        <w:pageBreakBefore/>
+        <w:spacing w:after="60" w:before="120"/>
       </w:pPr>
       <w:r>
         <w:t>6.2 Experimento controlado variando N</w:t>
       </w:r>
     </w:p>
     <w:p>
-      <w:r>
-        <w:t>Para observar diretamente a dependência em N, foi executado um segundo experimento com uma única chave artificial garantidamente ausente (~~~~ALVO_AUSENTE~~~~) e bases de N=125,250,500,1000. Uma chave ausente força a busca sequencial a percorrer todo o vetor e força a binária a seguir até o intervalo vazio. Foram feitas 50 repetições para os tempos; a quantidade de comparações é determinística.</w:t>
+      <w:pPr>
+        <w:spacing w:after="60"/>
+      </w:pPr>
+      <w:r>
+        <w:t>Para observar diretamente a dependência em N, foi executado um segundo experimento com uma única chave artificial garantidamente ausente (~~~~ALVO_AUSENTE~~~~) e bases de N=125, 500, 1000, 5000 e 10000. Uma chave ausente força a busca sequencial a percorrer todo o vetor e força a binária a seguir até o intervalo vazio. Foram feitas 50 repetições para os tempos; a quantidade de comparações é determinística.</w:t>
       </w:r>
     </w:p>
     <w:tbl>
@@ -2181,6 +3970,10 @@
         <w:gridCol w:w="2056"/>
       </w:tblGrid>
       <w:tr>
+        <w:trPr>
+          <w:tblHeader w:val="true"/>
+          <w:cantSplit/>
+        </w:trPr>
         <w:tc>
           <w:tcPr>
             <w:tcW w:type="dxa" w:w="2056"/>
@@ -2194,14 +3987,11 @@
             <w:vAlign w:val="center"/>
           </w:tcPr>
           <w:p>
-            <w:pPr>
-              <w:jc w:val="center"/>
-            </w:pPr>
             <w:r>
               <w:rPr>
                 <w:rFonts w:ascii="Arial" w:hAnsi="Arial"/>
                 <w:b/>
-                <w:sz w:val="15"/>
+                <w:sz w:val="17"/>
               </w:rPr>
               <w:t>N</w:t>
             </w:r>
@@ -2220,14 +4010,11 @@
             <w:vAlign w:val="center"/>
           </w:tcPr>
           <w:p>
-            <w:pPr>
-              <w:jc w:val="center"/>
-            </w:pPr>
             <w:r>
               <w:rPr>
                 <w:rFonts w:ascii="Arial" w:hAnsi="Arial"/>
                 <w:b/>
-                <w:sz w:val="15"/>
+                <w:sz w:val="17"/>
               </w:rPr>
               <w:t>Seq. teoria N</w:t>
             </w:r>
@@ -2246,14 +4033,11 @@
             <w:vAlign w:val="center"/>
           </w:tcPr>
           <w:p>
-            <w:pPr>
-              <w:jc w:val="center"/>
-            </w:pPr>
             <w:r>
               <w:rPr>
                 <w:rFonts w:ascii="Arial" w:hAnsi="Arial"/>
                 <w:b/>
-                <w:sz w:val="15"/>
+                <w:sz w:val="17"/>
               </w:rPr>
               <w:t>Seq. observada</w:t>
             </w:r>
@@ -2272,14 +4056,11 @@
             <w:vAlign w:val="center"/>
           </w:tcPr>
           <w:p>
-            <w:pPr>
-              <w:jc w:val="center"/>
-            </w:pPr>
             <w:r>
               <w:rPr>
                 <w:rFonts w:ascii="Arial" w:hAnsi="Arial"/>
                 <w:b/>
-                <w:sz w:val="15"/>
+                <w:sz w:val="17"/>
               </w:rPr>
               <w:t>Bin. teoria ⌊log₂N⌋+1</w:t>
             </w:r>
@@ -2298,14 +4079,11 @@
             <w:vAlign w:val="center"/>
           </w:tcPr>
           <w:p>
-            <w:pPr>
-              <w:jc w:val="center"/>
-            </w:pPr>
             <w:r>
               <w:rPr>
                 <w:rFonts w:ascii="Arial" w:hAnsi="Arial"/>
                 <w:b/>
-                <w:sz w:val="15"/>
+                <w:sz w:val="17"/>
               </w:rPr>
               <w:t>Bin. observada</w:t>
             </w:r>
@@ -2316,19 +4094,12 @@
         <w:tc>
           <w:tcPr>
             <w:tcW w:type="dxa" w:w="2056"/>
-            <w:tcMar>
-              <w:top w:w="55" w:type="dxa"/>
-              <w:start w:w="70" w:type="dxa"/>
-              <w:bottom w:w="55" w:type="dxa"/>
-              <w:end w:w="70" w:type="dxa"/>
-            </w:tcMar>
-            <w:vAlign w:val="top"/>
           </w:tcPr>
           <w:p>
             <w:r>
               <w:rPr>
                 <w:rFonts w:ascii="Arial" w:hAnsi="Arial"/>
-                <w:sz w:val="15"/>
+                <w:sz w:val="17"/>
               </w:rPr>
               <w:t>125</w:t>
             </w:r>
@@ -2337,19 +4108,12 @@
         <w:tc>
           <w:tcPr>
             <w:tcW w:type="dxa" w:w="2056"/>
-            <w:tcMar>
-              <w:top w:w="55" w:type="dxa"/>
-              <w:start w:w="70" w:type="dxa"/>
-              <w:bottom w:w="55" w:type="dxa"/>
-              <w:end w:w="70" w:type="dxa"/>
-            </w:tcMar>
-            <w:vAlign w:val="top"/>
           </w:tcPr>
           <w:p>
             <w:r>
               <w:rPr>
                 <w:rFonts w:ascii="Arial" w:hAnsi="Arial"/>
-                <w:sz w:val="15"/>
+                <w:sz w:val="17"/>
               </w:rPr>
               <w:t>125</w:t>
             </w:r>
@@ -2358,19 +4122,12 @@
         <w:tc>
           <w:tcPr>
             <w:tcW w:type="dxa" w:w="2056"/>
-            <w:tcMar>
-              <w:top w:w="55" w:type="dxa"/>
-              <w:start w:w="70" w:type="dxa"/>
-              <w:bottom w:w="55" w:type="dxa"/>
-              <w:end w:w="70" w:type="dxa"/>
-            </w:tcMar>
-            <w:vAlign w:val="top"/>
           </w:tcPr>
           <w:p>
             <w:r>
               <w:rPr>
                 <w:rFonts w:ascii="Arial" w:hAnsi="Arial"/>
-                <w:sz w:val="15"/>
+                <w:sz w:val="17"/>
               </w:rPr>
               <w:t>125</w:t>
             </w:r>
@@ -2379,19 +4136,12 @@
         <w:tc>
           <w:tcPr>
             <w:tcW w:type="dxa" w:w="2056"/>
-            <w:tcMar>
-              <w:top w:w="55" w:type="dxa"/>
-              <w:start w:w="70" w:type="dxa"/>
-              <w:bottom w:w="55" w:type="dxa"/>
-              <w:end w:w="70" w:type="dxa"/>
-            </w:tcMar>
-            <w:vAlign w:val="top"/>
           </w:tcPr>
           <w:p>
             <w:r>
               <w:rPr>
                 <w:rFonts w:ascii="Arial" w:hAnsi="Arial"/>
-                <w:sz w:val="15"/>
+                <w:sz w:val="17"/>
               </w:rPr>
               <w:t>7</w:t>
             </w:r>
@@ -2400,19 +4150,12 @@
         <w:tc>
           <w:tcPr>
             <w:tcW w:type="dxa" w:w="2056"/>
-            <w:tcMar>
-              <w:top w:w="55" w:type="dxa"/>
-              <w:start w:w="70" w:type="dxa"/>
-              <w:bottom w:w="55" w:type="dxa"/>
-              <w:end w:w="70" w:type="dxa"/>
-            </w:tcMar>
-            <w:vAlign w:val="top"/>
           </w:tcPr>
           <w:p>
             <w:r>
               <w:rPr>
                 <w:rFonts w:ascii="Arial" w:hAnsi="Arial"/>
-                <w:sz w:val="15"/>
+                <w:sz w:val="17"/>
               </w:rPr>
               <w:t>7</w:t>
             </w:r>
@@ -2423,126 +4166,12 @@
         <w:tc>
           <w:tcPr>
             <w:tcW w:type="dxa" w:w="2056"/>
-            <w:tcMar>
-              <w:top w:w="55" w:type="dxa"/>
-              <w:start w:w="70" w:type="dxa"/>
-              <w:bottom w:w="55" w:type="dxa"/>
-              <w:end w:w="70" w:type="dxa"/>
-            </w:tcMar>
-            <w:vAlign w:val="top"/>
           </w:tcPr>
           <w:p>
             <w:r>
               <w:rPr>
                 <w:rFonts w:ascii="Arial" w:hAnsi="Arial"/>
-                <w:sz w:val="15"/>
-              </w:rPr>
-              <w:t>250</w:t>
-            </w:r>
-          </w:p>
-        </w:tc>
-        <w:tc>
-          <w:tcPr>
-            <w:tcW w:type="dxa" w:w="2056"/>
-            <w:tcMar>
-              <w:top w:w="55" w:type="dxa"/>
-              <w:start w:w="70" w:type="dxa"/>
-              <w:bottom w:w="55" w:type="dxa"/>
-              <w:end w:w="70" w:type="dxa"/>
-            </w:tcMar>
-            <w:vAlign w:val="top"/>
-          </w:tcPr>
-          <w:p>
-            <w:r>
-              <w:rPr>
-                <w:rFonts w:ascii="Arial" w:hAnsi="Arial"/>
-                <w:sz w:val="15"/>
-              </w:rPr>
-              <w:t>250</w:t>
-            </w:r>
-          </w:p>
-        </w:tc>
-        <w:tc>
-          <w:tcPr>
-            <w:tcW w:type="dxa" w:w="2056"/>
-            <w:tcMar>
-              <w:top w:w="55" w:type="dxa"/>
-              <w:start w:w="70" w:type="dxa"/>
-              <w:bottom w:w="55" w:type="dxa"/>
-              <w:end w:w="70" w:type="dxa"/>
-            </w:tcMar>
-            <w:vAlign w:val="top"/>
-          </w:tcPr>
-          <w:p>
-            <w:r>
-              <w:rPr>
-                <w:rFonts w:ascii="Arial" w:hAnsi="Arial"/>
-                <w:sz w:val="15"/>
-              </w:rPr>
-              <w:t>250</w:t>
-            </w:r>
-          </w:p>
-        </w:tc>
-        <w:tc>
-          <w:tcPr>
-            <w:tcW w:type="dxa" w:w="2056"/>
-            <w:tcMar>
-              <w:top w:w="55" w:type="dxa"/>
-              <w:start w:w="70" w:type="dxa"/>
-              <w:bottom w:w="55" w:type="dxa"/>
-              <w:end w:w="70" w:type="dxa"/>
-            </w:tcMar>
-            <w:vAlign w:val="top"/>
-          </w:tcPr>
-          <w:p>
-            <w:r>
-              <w:rPr>
-                <w:rFonts w:ascii="Arial" w:hAnsi="Arial"/>
-                <w:sz w:val="15"/>
-              </w:rPr>
-              <w:t>8</w:t>
-            </w:r>
-          </w:p>
-        </w:tc>
-        <w:tc>
-          <w:tcPr>
-            <w:tcW w:type="dxa" w:w="2056"/>
-            <w:tcMar>
-              <w:top w:w="55" w:type="dxa"/>
-              <w:start w:w="70" w:type="dxa"/>
-              <w:bottom w:w="55" w:type="dxa"/>
-              <w:end w:w="70" w:type="dxa"/>
-            </w:tcMar>
-            <w:vAlign w:val="top"/>
-          </w:tcPr>
-          <w:p>
-            <w:r>
-              <w:rPr>
-                <w:rFonts w:ascii="Arial" w:hAnsi="Arial"/>
-                <w:sz w:val="15"/>
-              </w:rPr>
-              <w:t>8</w:t>
-            </w:r>
-          </w:p>
-        </w:tc>
-      </w:tr>
-      <w:tr>
-        <w:tc>
-          <w:tcPr>
-            <w:tcW w:type="dxa" w:w="2056"/>
-            <w:tcMar>
-              <w:top w:w="55" w:type="dxa"/>
-              <w:start w:w="70" w:type="dxa"/>
-              <w:bottom w:w="55" w:type="dxa"/>
-              <w:end w:w="70" w:type="dxa"/>
-            </w:tcMar>
-            <w:vAlign w:val="top"/>
-          </w:tcPr>
-          <w:p>
-            <w:r>
-              <w:rPr>
-                <w:rFonts w:ascii="Arial" w:hAnsi="Arial"/>
-                <w:sz w:val="15"/>
+                <w:sz w:val="17"/>
               </w:rPr>
               <w:t>500</w:t>
             </w:r>
@@ -2551,19 +4180,12 @@
         <w:tc>
           <w:tcPr>
             <w:tcW w:type="dxa" w:w="2056"/>
-            <w:tcMar>
-              <w:top w:w="55" w:type="dxa"/>
-              <w:start w:w="70" w:type="dxa"/>
-              <w:bottom w:w="55" w:type="dxa"/>
-              <w:end w:w="70" w:type="dxa"/>
-            </w:tcMar>
-            <w:vAlign w:val="top"/>
           </w:tcPr>
           <w:p>
             <w:r>
               <w:rPr>
                 <w:rFonts w:ascii="Arial" w:hAnsi="Arial"/>
-                <w:sz w:val="15"/>
+                <w:sz w:val="17"/>
               </w:rPr>
               <w:t>500</w:t>
             </w:r>
@@ -2572,19 +4194,12 @@
         <w:tc>
           <w:tcPr>
             <w:tcW w:type="dxa" w:w="2056"/>
-            <w:tcMar>
-              <w:top w:w="55" w:type="dxa"/>
-              <w:start w:w="70" w:type="dxa"/>
-              <w:bottom w:w="55" w:type="dxa"/>
-              <w:end w:w="70" w:type="dxa"/>
-            </w:tcMar>
-            <w:vAlign w:val="top"/>
           </w:tcPr>
           <w:p>
             <w:r>
               <w:rPr>
                 <w:rFonts w:ascii="Arial" w:hAnsi="Arial"/>
-                <w:sz w:val="15"/>
+                <w:sz w:val="17"/>
               </w:rPr>
               <w:t>500</w:t>
             </w:r>
@@ -2593,19 +4208,12 @@
         <w:tc>
           <w:tcPr>
             <w:tcW w:type="dxa" w:w="2056"/>
-            <w:tcMar>
-              <w:top w:w="55" w:type="dxa"/>
-              <w:start w:w="70" w:type="dxa"/>
-              <w:bottom w:w="55" w:type="dxa"/>
-              <w:end w:w="70" w:type="dxa"/>
-            </w:tcMar>
-            <w:vAlign w:val="top"/>
           </w:tcPr>
           <w:p>
             <w:r>
               <w:rPr>
                 <w:rFonts w:ascii="Arial" w:hAnsi="Arial"/>
-                <w:sz w:val="15"/>
+                <w:sz w:val="17"/>
               </w:rPr>
               <w:t>9</w:t>
             </w:r>
@@ -2614,19 +4222,12 @@
         <w:tc>
           <w:tcPr>
             <w:tcW w:type="dxa" w:w="2056"/>
-            <w:tcMar>
-              <w:top w:w="55" w:type="dxa"/>
-              <w:start w:w="70" w:type="dxa"/>
-              <w:bottom w:w="55" w:type="dxa"/>
-              <w:end w:w="70" w:type="dxa"/>
-            </w:tcMar>
-            <w:vAlign w:val="top"/>
           </w:tcPr>
           <w:p>
             <w:r>
               <w:rPr>
                 <w:rFonts w:ascii="Arial" w:hAnsi="Arial"/>
-                <w:sz w:val="15"/>
+                <w:sz w:val="17"/>
               </w:rPr>
               <w:t>9</w:t>
             </w:r>
@@ -2637,19 +4238,12 @@
         <w:tc>
           <w:tcPr>
             <w:tcW w:type="dxa" w:w="2056"/>
-            <w:tcMar>
-              <w:top w:w="55" w:type="dxa"/>
-              <w:start w:w="70" w:type="dxa"/>
-              <w:bottom w:w="55" w:type="dxa"/>
-              <w:end w:w="70" w:type="dxa"/>
-            </w:tcMar>
-            <w:vAlign w:val="top"/>
           </w:tcPr>
           <w:p>
             <w:r>
               <w:rPr>
                 <w:rFonts w:ascii="Arial" w:hAnsi="Arial"/>
-                <w:sz w:val="15"/>
+                <w:sz w:val="17"/>
               </w:rPr>
               <w:t>1000</w:t>
             </w:r>
@@ -2658,19 +4252,12 @@
         <w:tc>
           <w:tcPr>
             <w:tcW w:type="dxa" w:w="2056"/>
-            <w:tcMar>
-              <w:top w:w="55" w:type="dxa"/>
-              <w:start w:w="70" w:type="dxa"/>
-              <w:bottom w:w="55" w:type="dxa"/>
-              <w:end w:w="70" w:type="dxa"/>
-            </w:tcMar>
-            <w:vAlign w:val="top"/>
           </w:tcPr>
           <w:p>
             <w:r>
               <w:rPr>
                 <w:rFonts w:ascii="Arial" w:hAnsi="Arial"/>
-                <w:sz w:val="15"/>
+                <w:sz w:val="17"/>
               </w:rPr>
               <w:t>1000</w:t>
             </w:r>
@@ -2679,19 +4266,12 @@
         <w:tc>
           <w:tcPr>
             <w:tcW w:type="dxa" w:w="2056"/>
-            <w:tcMar>
-              <w:top w:w="55" w:type="dxa"/>
-              <w:start w:w="70" w:type="dxa"/>
-              <w:bottom w:w="55" w:type="dxa"/>
-              <w:end w:w="70" w:type="dxa"/>
-            </w:tcMar>
-            <w:vAlign w:val="top"/>
           </w:tcPr>
           <w:p>
             <w:r>
               <w:rPr>
                 <w:rFonts w:ascii="Arial" w:hAnsi="Arial"/>
-                <w:sz w:val="15"/>
+                <w:sz w:val="17"/>
               </w:rPr>
               <w:t>1000</w:t>
             </w:r>
@@ -2700,19 +4280,12 @@
         <w:tc>
           <w:tcPr>
             <w:tcW w:type="dxa" w:w="2056"/>
-            <w:tcMar>
-              <w:top w:w="55" w:type="dxa"/>
-              <w:start w:w="70" w:type="dxa"/>
-              <w:bottom w:w="55" w:type="dxa"/>
-              <w:end w:w="70" w:type="dxa"/>
-            </w:tcMar>
-            <w:vAlign w:val="top"/>
           </w:tcPr>
           <w:p>
             <w:r>
               <w:rPr>
                 <w:rFonts w:ascii="Arial" w:hAnsi="Arial"/>
-                <w:sz w:val="15"/>
+                <w:sz w:val="17"/>
               </w:rPr>
               <w:t>10</w:t>
             </w:r>
@@ -2721,33 +4294,171 @@
         <w:tc>
           <w:tcPr>
             <w:tcW w:type="dxa" w:w="2056"/>
-            <w:tcMar>
-              <w:top w:w="55" w:type="dxa"/>
-              <w:start w:w="70" w:type="dxa"/>
-              <w:bottom w:w="55" w:type="dxa"/>
-              <w:end w:w="70" w:type="dxa"/>
-            </w:tcMar>
-            <w:vAlign w:val="top"/>
           </w:tcPr>
           <w:p>
             <w:r>
               <w:rPr>
                 <w:rFonts w:ascii="Arial" w:hAnsi="Arial"/>
-                <w:sz w:val="15"/>
+                <w:sz w:val="17"/>
               </w:rPr>
               <w:t>10</w:t>
             </w:r>
           </w:p>
         </w:tc>
       </w:tr>
+      <w:tr>
+        <w:tc>
+          <w:tcPr>
+            <w:tcW w:type="dxa" w:w="2056"/>
+          </w:tcPr>
+          <w:p>
+            <w:r>
+              <w:rPr>
+                <w:rFonts w:ascii="Arial" w:hAnsi="Arial"/>
+                <w:sz w:val="17"/>
+              </w:rPr>
+              <w:t>5000</w:t>
+            </w:r>
+          </w:p>
+        </w:tc>
+        <w:tc>
+          <w:tcPr>
+            <w:tcW w:type="dxa" w:w="2056"/>
+          </w:tcPr>
+          <w:p>
+            <w:r>
+              <w:rPr>
+                <w:rFonts w:ascii="Arial" w:hAnsi="Arial"/>
+                <w:sz w:val="17"/>
+              </w:rPr>
+              <w:t>5000</w:t>
+            </w:r>
+          </w:p>
+        </w:tc>
+        <w:tc>
+          <w:tcPr>
+            <w:tcW w:type="dxa" w:w="2056"/>
+          </w:tcPr>
+          <w:p>
+            <w:r>
+              <w:rPr>
+                <w:rFonts w:ascii="Arial" w:hAnsi="Arial"/>
+                <w:sz w:val="17"/>
+              </w:rPr>
+              <w:t>5000</w:t>
+            </w:r>
+          </w:p>
+        </w:tc>
+        <w:tc>
+          <w:tcPr>
+            <w:tcW w:type="dxa" w:w="2056"/>
+          </w:tcPr>
+          <w:p>
+            <w:r>
+              <w:rPr>
+                <w:rFonts w:ascii="Arial" w:hAnsi="Arial"/>
+                <w:sz w:val="17"/>
+              </w:rPr>
+              <w:t>13</w:t>
+            </w:r>
+          </w:p>
+        </w:tc>
+        <w:tc>
+          <w:tcPr>
+            <w:tcW w:type="dxa" w:w="2056"/>
+          </w:tcPr>
+          <w:p>
+            <w:r>
+              <w:rPr>
+                <w:rFonts w:ascii="Arial" w:hAnsi="Arial"/>
+                <w:sz w:val="17"/>
+              </w:rPr>
+              <w:t>13</w:t>
+            </w:r>
+          </w:p>
+        </w:tc>
+      </w:tr>
+      <w:tr>
+        <w:tc>
+          <w:tcPr>
+            <w:tcW w:type="dxa" w:w="2056"/>
+          </w:tcPr>
+          <w:p>
+            <w:r>
+              <w:rPr>
+                <w:rFonts w:ascii="Arial" w:hAnsi="Arial"/>
+                <w:sz w:val="17"/>
+              </w:rPr>
+              <w:t>10000</w:t>
+            </w:r>
+          </w:p>
+        </w:tc>
+        <w:tc>
+          <w:tcPr>
+            <w:tcW w:type="dxa" w:w="2056"/>
+          </w:tcPr>
+          <w:p>
+            <w:r>
+              <w:rPr>
+                <w:rFonts w:ascii="Arial" w:hAnsi="Arial"/>
+                <w:sz w:val="17"/>
+              </w:rPr>
+              <w:t>10000</w:t>
+            </w:r>
+          </w:p>
+        </w:tc>
+        <w:tc>
+          <w:tcPr>
+            <w:tcW w:type="dxa" w:w="2056"/>
+          </w:tcPr>
+          <w:p>
+            <w:r>
+              <w:rPr>
+                <w:rFonts w:ascii="Arial" w:hAnsi="Arial"/>
+                <w:sz w:val="17"/>
+              </w:rPr>
+              <w:t>10000</w:t>
+            </w:r>
+          </w:p>
+        </w:tc>
+        <w:tc>
+          <w:tcPr>
+            <w:tcW w:type="dxa" w:w="2056"/>
+          </w:tcPr>
+          <w:p>
+            <w:r>
+              <w:rPr>
+                <w:rFonts w:ascii="Arial" w:hAnsi="Arial"/>
+                <w:sz w:val="17"/>
+              </w:rPr>
+              <w:t>14</w:t>
+            </w:r>
+          </w:p>
+        </w:tc>
+        <w:tc>
+          <w:tcPr>
+            <w:tcW w:type="dxa" w:w="2056"/>
+          </w:tcPr>
+          <w:p>
+            <w:r>
+              <w:rPr>
+                <w:rFonts w:ascii="Arial" w:hAnsi="Arial"/>
+                <w:sz w:val="17"/>
+              </w:rPr>
+              <w:t>14</w:t>
+            </w:r>
+          </w:p>
+        </w:tc>
+      </w:tr>
     </w:tbl>
     <w:p>
       <w:pPr>
-        <w:spacing w:after="0"/>
-      </w:pPr>
-    </w:p>
-    <w:p>
-      <w:pPr>
+        <w:spacing w:after="60"/>
+      </w:pPr>
+    </w:p>
+    <w:p>
+      <w:pPr>
+        <w:spacing w:after="60"/>
         <w:jc w:val="center"/>
       </w:pPr>
       <w:r>
@@ -2787,7 +4498,7 @@
     </w:p>
     <w:p>
       <w:pPr>
-        <w:spacing w:after="80"/>
+        <w:spacing w:after="60"/>
         <w:jc w:val="center"/>
       </w:pPr>
       <w:r>
@@ -2799,13 +4510,18 @@
       </w:r>
     </w:p>
     <w:p>
-      <w:r>
-        <w:t>A Figura 2 fornece a evidência experimental direta que faltaria se N permanecesse fixo: ao dobrar N de 125 até 1000, a sequencial passa de 125 para 1000 comparações (crescimento linear), enquanto a binária passa apenas de 7 para 10 (crescimento logarítmico). Os valores observados coincidem com o modelo teórico neste caso controlado.</w:t>
+      <w:pPr>
+        <w:spacing w:after="60"/>
+      </w:pPr>
+      <w:r>
+        <w:t>A Figura 2 fornece evidência experimental direta do crescimento: ao aumentar N de 125 para 10.000, a sequencial passa de 125 para 10.000 comparações, enquanto a binária passa apenas de 7 para 14. Os valores observados coincidem com o modelo teórico no experimento controlado, tornando visível a diferença entre crescimento linear e logarítmico.</w:t>
       </w:r>
     </w:p>
     <w:p>
       <w:pPr>
         <w:pStyle w:val="Heading2"/>
+        <w:keepNext/>
+        <w:spacing w:after="60" w:before="120"/>
       </w:pPr>
       <w:r>
         <w:t>6.3 MergeSort: teoria × tempo quando N varia</w:t>
@@ -2824,6 +4540,10 @@
         <w:gridCol w:w="3427"/>
       </w:tblGrid>
       <w:tr>
+        <w:trPr>
+          <w:tblHeader w:val="true"/>
+          <w:cantSplit/>
+        </w:trPr>
         <w:tc>
           <w:tcPr>
             <w:tcW w:type="dxa" w:w="3427"/>
@@ -2837,14 +4557,11 @@
             <w:vAlign w:val="center"/>
           </w:tcPr>
           <w:p>
-            <w:pPr>
-              <w:jc w:val="center"/>
-            </w:pPr>
             <w:r>
               <w:rPr>
                 <w:rFonts w:ascii="Arial" w:hAnsi="Arial"/>
                 <w:b/>
-                <w:sz w:val="16"/>
+                <w:sz w:val="17"/>
               </w:rPr>
               <w:t>N</w:t>
             </w:r>
@@ -2863,14 +4580,11 @@
             <w:vAlign w:val="center"/>
           </w:tcPr>
           <w:p>
-            <w:pPr>
-              <w:jc w:val="center"/>
-            </w:pPr>
             <w:r>
               <w:rPr>
                 <w:rFonts w:ascii="Arial" w:hAnsi="Arial"/>
                 <w:b/>
-                <w:sz w:val="16"/>
+                <w:sz w:val="17"/>
               </w:rPr>
               <w:t>MergeSort iterativo (s)</w:t>
             </w:r>
@@ -2889,14 +4603,11 @@
             <w:vAlign w:val="center"/>
           </w:tcPr>
           <w:p>
-            <w:pPr>
-              <w:jc w:val="center"/>
-            </w:pPr>
             <w:r>
               <w:rPr>
                 <w:rFonts w:ascii="Arial" w:hAnsi="Arial"/>
                 <w:b/>
-                <w:sz w:val="16"/>
+                <w:sz w:val="17"/>
               </w:rPr>
               <w:t>MergeSort recursivo (s)</w:t>
             </w:r>
@@ -2907,16 +4618,13 @@
         <w:tc>
           <w:tcPr>
             <w:tcW w:type="dxa" w:w="3427"/>
-            <w:tcMar>
-              <w:top w:w="55" w:type="dxa"/>
-              <w:start w:w="70" w:type="dxa"/>
-              <w:bottom w:w="55" w:type="dxa"/>
-              <w:end w:w="70" w:type="dxa"/>
-            </w:tcMar>
-            <w:vAlign w:val="top"/>
           </w:tcPr>
           <w:p>
             <w:r>
+              <w:rPr>
+                <w:rFonts w:ascii="Arial" w:hAnsi="Arial"/>
+                <w:sz w:val="17"/>
+              </w:rPr>
               <w:t>125</w:t>
             </w:r>
           </w:p>
@@ -2924,34 +4632,28 @@
         <w:tc>
           <w:tcPr>
             <w:tcW w:type="dxa" w:w="3427"/>
-            <w:tcMar>
-              <w:top w:w="55" w:type="dxa"/>
-              <w:start w:w="70" w:type="dxa"/>
-              <w:bottom w:w="55" w:type="dxa"/>
-              <w:end w:w="70" w:type="dxa"/>
-            </w:tcMar>
-            <w:vAlign w:val="top"/>
           </w:tcPr>
           <w:p>
             <w:r>
-              <w:t>0.000120</w:t>
+              <w:rPr>
+                <w:rFonts w:ascii="Arial" w:hAnsi="Arial"/>
+                <w:sz w:val="17"/>
+              </w:rPr>
+              <w:t>0.000000</w:t>
             </w:r>
           </w:p>
         </w:tc>
         <w:tc>
           <w:tcPr>
             <w:tcW w:type="dxa" w:w="3427"/>
-            <w:tcMar>
-              <w:top w:w="55" w:type="dxa"/>
-              <w:start w:w="70" w:type="dxa"/>
-              <w:bottom w:w="55" w:type="dxa"/>
-              <w:end w:w="70" w:type="dxa"/>
-            </w:tcMar>
-            <w:vAlign w:val="top"/>
           </w:tcPr>
           <w:p>
             <w:r>
-              <w:t>0.000020</w:t>
+              <w:rPr>
+                <w:rFonts w:ascii="Arial" w:hAnsi="Arial"/>
+                <w:sz w:val="17"/>
+              </w:rPr>
+              <w:t>0.000000</w:t>
             </w:r>
           </w:p>
         </w:tc>
@@ -2960,50 +4662,41 @@
         <w:tc>
           <w:tcPr>
             <w:tcW w:type="dxa" w:w="3427"/>
-            <w:tcMar>
-              <w:top w:w="55" w:type="dxa"/>
-              <w:start w:w="70" w:type="dxa"/>
-              <w:bottom w:w="55" w:type="dxa"/>
-              <w:end w:w="70" w:type="dxa"/>
-            </w:tcMar>
-            <w:vAlign w:val="top"/>
           </w:tcPr>
           <w:p>
             <w:r>
-              <w:t>250</w:t>
+              <w:rPr>
+                <w:rFonts w:ascii="Arial" w:hAnsi="Arial"/>
+                <w:sz w:val="17"/>
+              </w:rPr>
+              <w:t>500</w:t>
             </w:r>
           </w:p>
         </w:tc>
         <w:tc>
           <w:tcPr>
             <w:tcW w:type="dxa" w:w="3427"/>
-            <w:tcMar>
-              <w:top w:w="55" w:type="dxa"/>
-              <w:start w:w="70" w:type="dxa"/>
-              <w:bottom w:w="55" w:type="dxa"/>
-              <w:end w:w="70" w:type="dxa"/>
-            </w:tcMar>
-            <w:vAlign w:val="top"/>
           </w:tcPr>
           <w:p>
             <w:r>
-              <w:t>0.000160</w:t>
+              <w:rPr>
+                <w:rFonts w:ascii="Arial" w:hAnsi="Arial"/>
+                <w:sz w:val="17"/>
+              </w:rPr>
+              <w:t>0.000020</w:t>
             </w:r>
           </w:p>
         </w:tc>
         <w:tc>
           <w:tcPr>
             <w:tcW w:type="dxa" w:w="3427"/>
-            <w:tcMar>
-              <w:top w:w="55" w:type="dxa"/>
-              <w:start w:w="70" w:type="dxa"/>
-              <w:bottom w:w="55" w:type="dxa"/>
-              <w:end w:w="70" w:type="dxa"/>
-            </w:tcMar>
-            <w:vAlign w:val="top"/>
           </w:tcPr>
           <w:p>
             <w:r>
+              <w:rPr>
+                <w:rFonts w:ascii="Arial" w:hAnsi="Arial"/>
+                <w:sz w:val="17"/>
+              </w:rPr>
               <w:t>0.000160</w:t>
             </w:r>
           </w:p>
@@ -3013,51 +4706,42 @@
         <w:tc>
           <w:tcPr>
             <w:tcW w:type="dxa" w:w="3427"/>
-            <w:tcMar>
-              <w:top w:w="55" w:type="dxa"/>
-              <w:start w:w="70" w:type="dxa"/>
-              <w:bottom w:w="55" w:type="dxa"/>
-              <w:end w:w="70" w:type="dxa"/>
-            </w:tcMar>
-            <w:vAlign w:val="top"/>
           </w:tcPr>
           <w:p>
             <w:r>
-              <w:t>500</w:t>
+              <w:rPr>
+                <w:rFonts w:ascii="Arial" w:hAnsi="Arial"/>
+                <w:sz w:val="17"/>
+              </w:rPr>
+              <w:t>1000</w:t>
             </w:r>
           </w:p>
         </w:tc>
         <w:tc>
           <w:tcPr>
             <w:tcW w:type="dxa" w:w="3427"/>
-            <w:tcMar>
-              <w:top w:w="55" w:type="dxa"/>
-              <w:start w:w="70" w:type="dxa"/>
-              <w:bottom w:w="55" w:type="dxa"/>
-              <w:end w:w="70" w:type="dxa"/>
-            </w:tcMar>
-            <w:vAlign w:val="top"/>
           </w:tcPr>
           <w:p>
             <w:r>
-              <w:t>0.000180</w:t>
+              <w:rPr>
+                <w:rFonts w:ascii="Arial" w:hAnsi="Arial"/>
+                <w:sz w:val="17"/>
+              </w:rPr>
+              <w:t>0.000160</w:t>
             </w:r>
           </w:p>
         </w:tc>
         <w:tc>
           <w:tcPr>
             <w:tcW w:type="dxa" w:w="3427"/>
-            <w:tcMar>
-              <w:top w:w="55" w:type="dxa"/>
-              <w:start w:w="70" w:type="dxa"/>
-              <w:bottom w:w="55" w:type="dxa"/>
-              <w:end w:w="70" w:type="dxa"/>
-            </w:tcMar>
-            <w:vAlign w:val="top"/>
           </w:tcPr>
           <w:p>
             <w:r>
-              <w:t>0.000440</w:t>
+              <w:rPr>
+                <w:rFonts w:ascii="Arial" w:hAnsi="Arial"/>
+                <w:sz w:val="17"/>
+              </w:rPr>
+              <w:t>0.000180</w:t>
             </w:r>
           </w:p>
         </w:tc>
@@ -3066,51 +4750,86 @@
         <w:tc>
           <w:tcPr>
             <w:tcW w:type="dxa" w:w="3427"/>
-            <w:tcMar>
-              <w:top w:w="55" w:type="dxa"/>
-              <w:start w:w="70" w:type="dxa"/>
-              <w:bottom w:w="55" w:type="dxa"/>
-              <w:end w:w="70" w:type="dxa"/>
-            </w:tcMar>
-            <w:vAlign w:val="top"/>
           </w:tcPr>
           <w:p>
             <w:r>
-              <w:t>1000</w:t>
+              <w:rPr>
+                <w:rFonts w:ascii="Arial" w:hAnsi="Arial"/>
+                <w:sz w:val="17"/>
+              </w:rPr>
+              <w:t>5000</w:t>
             </w:r>
           </w:p>
         </w:tc>
         <w:tc>
           <w:tcPr>
             <w:tcW w:type="dxa" w:w="3427"/>
-            <w:tcMar>
-              <w:top w:w="55" w:type="dxa"/>
-              <w:start w:w="70" w:type="dxa"/>
-              <w:bottom w:w="55" w:type="dxa"/>
-              <w:end w:w="70" w:type="dxa"/>
-            </w:tcMar>
-            <w:vAlign w:val="top"/>
           </w:tcPr>
           <w:p>
             <w:r>
-              <w:t>0.000560</w:t>
+              <w:rPr>
+                <w:rFonts w:ascii="Arial" w:hAnsi="Arial"/>
+                <w:sz w:val="17"/>
+              </w:rPr>
+              <w:t>0.001360</w:t>
             </w:r>
           </w:p>
         </w:tc>
         <w:tc>
           <w:tcPr>
             <w:tcW w:type="dxa" w:w="3427"/>
-            <w:tcMar>
-              <w:top w:w="55" w:type="dxa"/>
-              <w:start w:w="70" w:type="dxa"/>
-              <w:bottom w:w="55" w:type="dxa"/>
-              <w:end w:w="70" w:type="dxa"/>
-            </w:tcMar>
-            <w:vAlign w:val="top"/>
           </w:tcPr>
           <w:p>
             <w:r>
-              <w:t>0.000600</w:t>
+              <w:rPr>
+                <w:rFonts w:ascii="Arial" w:hAnsi="Arial"/>
+                <w:sz w:val="17"/>
+              </w:rPr>
+              <w:t>0.001440</w:t>
+            </w:r>
+          </w:p>
+        </w:tc>
+      </w:tr>
+      <w:tr>
+        <w:tc>
+          <w:tcPr>
+            <w:tcW w:type="dxa" w:w="3427"/>
+          </w:tcPr>
+          <w:p>
+            <w:r>
+              <w:rPr>
+                <w:rFonts w:ascii="Arial" w:hAnsi="Arial"/>
+                <w:sz w:val="17"/>
+              </w:rPr>
+              <w:t>10000</w:t>
+            </w:r>
+          </w:p>
+        </w:tc>
+        <w:tc>
+          <w:tcPr>
+            <w:tcW w:type="dxa" w:w="3427"/>
+          </w:tcPr>
+          <w:p>
+            <w:r>
+              <w:rPr>
+                <w:rFonts w:ascii="Arial" w:hAnsi="Arial"/>
+                <w:sz w:val="17"/>
+              </w:rPr>
+              <w:t>0.003620</w:t>
+            </w:r>
+          </w:p>
+        </w:tc>
+        <w:tc>
+          <w:tcPr>
+            <w:tcW w:type="dxa" w:w="3427"/>
+          </w:tcPr>
+          <w:p>
+            <w:r>
+              <w:rPr>
+                <w:rFonts w:ascii="Arial" w:hAnsi="Arial"/>
+                <w:sz w:val="17"/>
+              </w:rPr>
+              <w:t>0.003640</w:t>
             </w:r>
           </w:p>
         </w:tc>
@@ -3118,11 +4837,12 @@
     </w:tbl>
     <w:p>
       <w:pPr>
-        <w:spacing w:after="0"/>
-      </w:pPr>
-    </w:p>
-    <w:p>
-      <w:pPr>
+        <w:spacing w:after="60"/>
+      </w:pPr>
+    </w:p>
+    <w:p>
+      <w:pPr>
+        <w:spacing w:after="60"/>
         <w:jc w:val="center"/>
       </w:pPr>
       <w:r>
@@ -3162,7 +4882,7 @@
     </w:p>
     <w:p>
       <w:pPr>
-        <w:spacing w:after="80"/>
+        <w:spacing w:after="60"/>
         <w:jc w:val="center"/>
       </w:pPr>
       <w:r>
@@ -3174,13 +4894,18 @@
       </w:r>
     </w:p>
     <w:p>
-      <w:r>
-        <w:t>A Figura 3 é usada apenas como validação de tendência, não como prova matemática. O tempo cresce globalmente com N e permanece compatível com a forma N log N em ordem de grandeza. Como as medições são inferiores a 1 ms, pequenas oscilações e inversões pontuais entre as versões podem ser causadas pela resolução de clock(), cache e overhead constante. Por isso, a demonstração formal de Θ(N log N) e a contagem lógica são as evidências principais; o tempo é uma validação complementar.</w:t>
+      <w:pPr>
+        <w:spacing w:after="60"/>
+      </w:pPr>
+      <w:r>
+        <w:t>A Figura 3 é usada como validação de tendência, não como prova matemática. O tempo de ordenação cresce globalmente com N e permanece compatível com a forma N log N em ordem de grandeza. Para os menores N algumas medições ainda ficam próximas da resolução de clock(); nos maiores tamanhos os tempos tornam-se claramente mensuráveis e crescentes. Por isso, a demonstração formal de Θ(N log N) continua sendo a evidência principal e o tempo atua como validação complementar.</w:t>
       </w:r>
     </w:p>
     <w:p>
       <w:pPr>
         <w:pStyle w:val="Heading2"/>
+        <w:keepNext/>
+        <w:spacing w:after="60" w:before="120"/>
       </w:pPr>
       <w:r>
         <w:t>6.4 Tempos do workload principal</w:t>
@@ -3201,6 +4926,10 @@
         <w:gridCol w:w="2056"/>
       </w:tblGrid>
       <w:tr>
+        <w:trPr>
+          <w:tblHeader w:val="true"/>
+          <w:cantSplit/>
+        </w:trPr>
         <w:tc>
           <w:tcPr>
             <w:tcW w:type="dxa" w:w="2056"/>
@@ -3214,14 +4943,11 @@
             <w:vAlign w:val="center"/>
           </w:tcPr>
           <w:p>
-            <w:pPr>
-              <w:jc w:val="center"/>
-            </w:pPr>
             <w:r>
               <w:rPr>
                 <w:rFonts w:ascii="Arial" w:hAnsi="Arial"/>
                 <w:b/>
-                <w:sz w:val="15"/>
+                <w:sz w:val="17"/>
               </w:rPr>
               <w:t>K</w:t>
             </w:r>
@@ -3240,14 +4966,11 @@
             <w:vAlign w:val="center"/>
           </w:tcPr>
           <w:p>
-            <w:pPr>
-              <w:jc w:val="center"/>
-            </w:pPr>
             <w:r>
               <w:rPr>
                 <w:rFonts w:ascii="Arial" w:hAnsi="Arial"/>
                 <w:b/>
-                <w:sz w:val="15"/>
+                <w:sz w:val="17"/>
               </w:rPr>
               <w:t>Seq. iter.</w:t>
             </w:r>
@@ -3266,14 +4989,11 @@
             <w:vAlign w:val="center"/>
           </w:tcPr>
           <w:p>
-            <w:pPr>
-              <w:jc w:val="center"/>
-            </w:pPr>
             <w:r>
               <w:rPr>
                 <w:rFonts w:ascii="Arial" w:hAnsi="Arial"/>
                 <w:b/>
-                <w:sz w:val="15"/>
+                <w:sz w:val="17"/>
               </w:rPr>
               <w:t>Seq. rec.</w:t>
             </w:r>
@@ -3292,14 +5012,11 @@
             <w:vAlign w:val="center"/>
           </w:tcPr>
           <w:p>
-            <w:pPr>
-              <w:jc w:val="center"/>
-            </w:pPr>
             <w:r>
               <w:rPr>
                 <w:rFonts w:ascii="Arial" w:hAnsi="Arial"/>
                 <w:b/>
-                <w:sz w:val="15"/>
+                <w:sz w:val="17"/>
               </w:rPr>
               <w:t>Sol. 2 iter.</w:t>
             </w:r>
@@ -3318,14 +5035,11 @@
             <w:vAlign w:val="center"/>
           </w:tcPr>
           <w:p>
-            <w:pPr>
-              <w:jc w:val="center"/>
-            </w:pPr>
             <w:r>
               <w:rPr>
                 <w:rFonts w:ascii="Arial" w:hAnsi="Arial"/>
                 <w:b/>
-                <w:sz w:val="15"/>
+                <w:sz w:val="17"/>
               </w:rPr>
               <w:t>Sol. 2 rec.</w:t>
             </w:r>
@@ -3336,16 +5050,13 @@
         <w:tc>
           <w:tcPr>
             <w:tcW w:type="dxa" w:w="2056"/>
-            <w:tcMar>
-              <w:top w:w="55" w:type="dxa"/>
-              <w:start w:w="70" w:type="dxa"/>
-              <w:bottom w:w="55" w:type="dxa"/>
-              <w:end w:w="70" w:type="dxa"/>
-            </w:tcMar>
-            <w:vAlign w:val="top"/>
           </w:tcPr>
           <w:p>
             <w:r>
+              <w:rPr>
+                <w:rFonts w:ascii="Arial" w:hAnsi="Arial"/>
+                <w:sz w:val="17"/>
+              </w:rPr>
               <w:t>10</w:t>
             </w:r>
           </w:p>
@@ -3353,68 +5064,56 @@
         <w:tc>
           <w:tcPr>
             <w:tcW w:type="dxa" w:w="2056"/>
-            <w:tcMar>
-              <w:top w:w="55" w:type="dxa"/>
-              <w:start w:w="70" w:type="dxa"/>
-              <w:bottom w:w="55" w:type="dxa"/>
-              <w:end w:w="70" w:type="dxa"/>
-            </w:tcMar>
-            <w:vAlign w:val="top"/>
           </w:tcPr>
           <w:p>
             <w:r>
-              <w:t>0.000000</w:t>
+              <w:rPr>
+                <w:rFonts w:ascii="Arial" w:hAnsi="Arial"/>
+                <w:sz w:val="17"/>
+              </w:rPr>
+              <w:t>0.000050</w:t>
             </w:r>
           </w:p>
         </w:tc>
         <w:tc>
           <w:tcPr>
             <w:tcW w:type="dxa" w:w="2056"/>
-            <w:tcMar>
-              <w:top w:w="55" w:type="dxa"/>
-              <w:start w:w="70" w:type="dxa"/>
-              <w:bottom w:w="55" w:type="dxa"/>
-              <w:end w:w="70" w:type="dxa"/>
-            </w:tcMar>
-            <w:vAlign w:val="top"/>
           </w:tcPr>
           <w:p>
             <w:r>
-              <w:t>0.000100</w:t>
+              <w:rPr>
+                <w:rFonts w:ascii="Arial" w:hAnsi="Arial"/>
+                <w:sz w:val="17"/>
+              </w:rPr>
+              <w:t>0.000650</w:t>
             </w:r>
           </w:p>
         </w:tc>
         <w:tc>
           <w:tcPr>
             <w:tcW w:type="dxa" w:w="2056"/>
-            <w:tcMar>
-              <w:top w:w="55" w:type="dxa"/>
-              <w:start w:w="70" w:type="dxa"/>
-              <w:bottom w:w="55" w:type="dxa"/>
-              <w:end w:w="70" w:type="dxa"/>
-            </w:tcMar>
-            <w:vAlign w:val="top"/>
           </w:tcPr>
           <w:p>
             <w:r>
-              <w:t>0.000550</w:t>
+              <w:rPr>
+                <w:rFonts w:ascii="Arial" w:hAnsi="Arial"/>
+                <w:sz w:val="17"/>
+              </w:rPr>
+              <w:t>0.003750</w:t>
             </w:r>
           </w:p>
         </w:tc>
         <w:tc>
           <w:tcPr>
             <w:tcW w:type="dxa" w:w="2056"/>
-            <w:tcMar>
-              <w:top w:w="55" w:type="dxa"/>
-              <w:start w:w="70" w:type="dxa"/>
-              <w:bottom w:w="55" w:type="dxa"/>
-              <w:end w:w="70" w:type="dxa"/>
-            </w:tcMar>
-            <w:vAlign w:val="top"/>
           </w:tcPr>
           <w:p>
             <w:r>
-              <w:t>0.001300</w:t>
+              <w:rPr>
+                <w:rFonts w:ascii="Arial" w:hAnsi="Arial"/>
+                <w:sz w:val="17"/>
+              </w:rPr>
+              <w:t>0.003800</w:t>
             </w:r>
           </w:p>
         </w:tc>
@@ -3423,85 +5122,70 @@
         <w:tc>
           <w:tcPr>
             <w:tcW w:type="dxa" w:w="2056"/>
-            <w:tcMar>
-              <w:top w:w="55" w:type="dxa"/>
-              <w:start w:w="70" w:type="dxa"/>
-              <w:bottom w:w="55" w:type="dxa"/>
-              <w:end w:w="70" w:type="dxa"/>
-            </w:tcMar>
-            <w:vAlign w:val="top"/>
           </w:tcPr>
           <w:p>
             <w:r>
-              <w:t>20</w:t>
+              <w:rPr>
+                <w:rFonts w:ascii="Arial" w:hAnsi="Arial"/>
+                <w:sz w:val="17"/>
+              </w:rPr>
+              <w:t>40</w:t>
             </w:r>
           </w:p>
         </w:tc>
         <w:tc>
           <w:tcPr>
             <w:tcW w:type="dxa" w:w="2056"/>
-            <w:tcMar>
-              <w:top w:w="55" w:type="dxa"/>
-              <w:start w:w="70" w:type="dxa"/>
-              <w:bottom w:w="55" w:type="dxa"/>
-              <w:end w:w="70" w:type="dxa"/>
-            </w:tcMar>
-            <w:vAlign w:val="top"/>
           </w:tcPr>
           <w:p>
             <w:r>
-              <w:t>0.000200</w:t>
+              <w:rPr>
+                <w:rFonts w:ascii="Arial" w:hAnsi="Arial"/>
+                <w:sz w:val="17"/>
+              </w:rPr>
+              <w:t>0.000800</w:t>
             </w:r>
           </w:p>
         </w:tc>
         <w:tc>
           <w:tcPr>
             <w:tcW w:type="dxa" w:w="2056"/>
-            <w:tcMar>
-              <w:top w:w="55" w:type="dxa"/>
-              <w:start w:w="70" w:type="dxa"/>
-              <w:bottom w:w="55" w:type="dxa"/>
-              <w:end w:w="70" w:type="dxa"/>
-            </w:tcMar>
-            <w:vAlign w:val="top"/>
           </w:tcPr>
           <w:p>
             <w:r>
-              <w:t>0.001150</w:t>
+              <w:rPr>
+                <w:rFonts w:ascii="Arial" w:hAnsi="Arial"/>
+                <w:sz w:val="17"/>
+              </w:rPr>
+              <w:t>0.002300</w:t>
             </w:r>
           </w:p>
         </w:tc>
         <w:tc>
           <w:tcPr>
             <w:tcW w:type="dxa" w:w="2056"/>
-            <w:tcMar>
-              <w:top w:w="55" w:type="dxa"/>
-              <w:start w:w="70" w:type="dxa"/>
-              <w:bottom w:w="55" w:type="dxa"/>
-              <w:end w:w="70" w:type="dxa"/>
-            </w:tcMar>
-            <w:vAlign w:val="top"/>
           </w:tcPr>
           <w:p>
             <w:r>
-              <w:t>0.000700</w:t>
+              <w:rPr>
+                <w:rFonts w:ascii="Arial" w:hAnsi="Arial"/>
+                <w:sz w:val="17"/>
+              </w:rPr>
+              <w:t>0.003500</w:t>
             </w:r>
           </w:p>
         </w:tc>
         <w:tc>
           <w:tcPr>
             <w:tcW w:type="dxa" w:w="2056"/>
-            <w:tcMar>
-              <w:top w:w="55" w:type="dxa"/>
-              <w:start w:w="70" w:type="dxa"/>
-              <w:bottom w:w="55" w:type="dxa"/>
-              <w:end w:w="70" w:type="dxa"/>
-            </w:tcMar>
-            <w:vAlign w:val="top"/>
           </w:tcPr>
           <w:p>
             <w:r>
-              <w:t>0.001200</w:t>
+              <w:rPr>
+                <w:rFonts w:ascii="Arial" w:hAnsi="Arial"/>
+                <w:sz w:val="17"/>
+              </w:rPr>
+              <w:t>0.003900</w:t>
             </w:r>
           </w:p>
         </w:tc>
@@ -3510,85 +5194,70 @@
         <w:tc>
           <w:tcPr>
             <w:tcW w:type="dxa" w:w="2056"/>
-            <w:tcMar>
-              <w:top w:w="55" w:type="dxa"/>
-              <w:start w:w="70" w:type="dxa"/>
-              <w:bottom w:w="55" w:type="dxa"/>
-              <w:end w:w="70" w:type="dxa"/>
-            </w:tcMar>
-            <w:vAlign w:val="top"/>
           </w:tcPr>
           <w:p>
             <w:r>
-              <w:t>40</w:t>
+              <w:rPr>
+                <w:rFonts w:ascii="Arial" w:hAnsi="Arial"/>
+                <w:sz w:val="17"/>
+              </w:rPr>
+              <w:t>100</w:t>
             </w:r>
           </w:p>
         </w:tc>
         <w:tc>
           <w:tcPr>
             <w:tcW w:type="dxa" w:w="2056"/>
-            <w:tcMar>
-              <w:top w:w="55" w:type="dxa"/>
-              <w:start w:w="70" w:type="dxa"/>
-              <w:bottom w:w="55" w:type="dxa"/>
-              <w:end w:w="70" w:type="dxa"/>
-            </w:tcMar>
-            <w:vAlign w:val="top"/>
           </w:tcPr>
           <w:p>
             <w:r>
-              <w:t>0.000450</w:t>
+              <w:rPr>
+                <w:rFonts w:ascii="Arial" w:hAnsi="Arial"/>
+                <w:sz w:val="17"/>
+              </w:rPr>
+              <w:t>0.001950</w:t>
             </w:r>
           </w:p>
         </w:tc>
         <w:tc>
           <w:tcPr>
             <w:tcW w:type="dxa" w:w="2056"/>
-            <w:tcMar>
-              <w:top w:w="55" w:type="dxa"/>
-              <w:start w:w="70" w:type="dxa"/>
-              <w:bottom w:w="55" w:type="dxa"/>
-              <w:end w:w="70" w:type="dxa"/>
-            </w:tcMar>
-            <w:vAlign w:val="top"/>
           </w:tcPr>
           <w:p>
             <w:r>
-              <w:t>0.000800</w:t>
+              <w:rPr>
+                <w:rFonts w:ascii="Arial" w:hAnsi="Arial"/>
+                <w:sz w:val="17"/>
+              </w:rPr>
+              <w:t>0.005950</w:t>
             </w:r>
           </w:p>
         </w:tc>
         <w:tc>
           <w:tcPr>
             <w:tcW w:type="dxa" w:w="2056"/>
-            <w:tcMar>
-              <w:top w:w="55" w:type="dxa"/>
-              <w:start w:w="70" w:type="dxa"/>
-              <w:bottom w:w="55" w:type="dxa"/>
-              <w:end w:w="70" w:type="dxa"/>
-            </w:tcMar>
-            <w:vAlign w:val="top"/>
           </w:tcPr>
           <w:p>
             <w:r>
-              <w:t>0.001500</w:t>
+              <w:rPr>
+                <w:rFonts w:ascii="Arial" w:hAnsi="Arial"/>
+                <w:sz w:val="17"/>
+              </w:rPr>
+              <w:t>0.003800</w:t>
             </w:r>
           </w:p>
         </w:tc>
         <w:tc>
           <w:tcPr>
             <w:tcW w:type="dxa" w:w="2056"/>
-            <w:tcMar>
-              <w:top w:w="55" w:type="dxa"/>
-              <w:start w:w="70" w:type="dxa"/>
-              <w:bottom w:w="55" w:type="dxa"/>
-              <w:end w:w="70" w:type="dxa"/>
-            </w:tcMar>
-            <w:vAlign w:val="top"/>
           </w:tcPr>
           <w:p>
             <w:r>
-              <w:t>0.000500</w:t>
+              <w:rPr>
+                <w:rFonts w:ascii="Arial" w:hAnsi="Arial"/>
+                <w:sz w:val="17"/>
+              </w:rPr>
+              <w:t>0.003950</w:t>
             </w:r>
           </w:p>
         </w:tc>
@@ -3597,85 +5266,358 @@
         <w:tc>
           <w:tcPr>
             <w:tcW w:type="dxa" w:w="2056"/>
-            <w:tcMar>
-              <w:top w:w="55" w:type="dxa"/>
-              <w:start w:w="70" w:type="dxa"/>
-              <w:bottom w:w="55" w:type="dxa"/>
-              <w:end w:w="70" w:type="dxa"/>
-            </w:tcMar>
-            <w:vAlign w:val="top"/>
           </w:tcPr>
           <w:p>
             <w:r>
-              <w:t>80</w:t>
+              <w:rPr>
+                <w:rFonts w:ascii="Arial" w:hAnsi="Arial"/>
+                <w:sz w:val="17"/>
+              </w:rPr>
+              <w:t>300</w:t>
             </w:r>
           </w:p>
         </w:tc>
         <w:tc>
           <w:tcPr>
             <w:tcW w:type="dxa" w:w="2056"/>
-            <w:tcMar>
-              <w:top w:w="55" w:type="dxa"/>
-              <w:start w:w="70" w:type="dxa"/>
-              <w:bottom w:w="55" w:type="dxa"/>
-              <w:end w:w="70" w:type="dxa"/>
-            </w:tcMar>
-            <w:vAlign w:val="top"/>
           </w:tcPr>
           <w:p>
             <w:r>
-              <w:t>0.000350</w:t>
+              <w:rPr>
+                <w:rFonts w:ascii="Arial" w:hAnsi="Arial"/>
+                <w:sz w:val="17"/>
+              </w:rPr>
+              <w:t>0.005700</w:t>
             </w:r>
           </w:p>
         </w:tc>
         <w:tc>
           <w:tcPr>
             <w:tcW w:type="dxa" w:w="2056"/>
-            <w:tcMar>
-              <w:top w:w="55" w:type="dxa"/>
-              <w:start w:w="70" w:type="dxa"/>
-              <w:bottom w:w="55" w:type="dxa"/>
-              <w:end w:w="70" w:type="dxa"/>
-            </w:tcMar>
-            <w:vAlign w:val="top"/>
           </w:tcPr>
           <w:p>
             <w:r>
-              <w:t>0.000950</w:t>
+              <w:rPr>
+                <w:rFonts w:ascii="Arial" w:hAnsi="Arial"/>
+                <w:sz w:val="17"/>
+              </w:rPr>
+              <w:t>0.017600</w:t>
             </w:r>
           </w:p>
         </w:tc>
         <w:tc>
           <w:tcPr>
             <w:tcW w:type="dxa" w:w="2056"/>
-            <w:tcMar>
-              <w:top w:w="55" w:type="dxa"/>
-              <w:start w:w="70" w:type="dxa"/>
-              <w:bottom w:w="55" w:type="dxa"/>
-              <w:end w:w="70" w:type="dxa"/>
-            </w:tcMar>
-            <w:vAlign w:val="top"/>
           </w:tcPr>
           <w:p>
             <w:r>
-              <w:t>0.001050</w:t>
+              <w:rPr>
+                <w:rFonts w:ascii="Arial" w:hAnsi="Arial"/>
+                <w:sz w:val="17"/>
+              </w:rPr>
+              <w:t>0.004550</w:t>
             </w:r>
           </w:p>
         </w:tc>
         <w:tc>
           <w:tcPr>
             <w:tcW w:type="dxa" w:w="2056"/>
-            <w:tcMar>
-              <w:top w:w="55" w:type="dxa"/>
-              <w:start w:w="70" w:type="dxa"/>
-              <w:bottom w:w="55" w:type="dxa"/>
-              <w:end w:w="70" w:type="dxa"/>
-            </w:tcMar>
-            <w:vAlign w:val="top"/>
           </w:tcPr>
           <w:p>
             <w:r>
-              <w:t>0.000550</w:t>
+              <w:rPr>
+                <w:rFonts w:ascii="Arial" w:hAnsi="Arial"/>
+                <w:sz w:val="17"/>
+              </w:rPr>
+              <w:t>0.004650</w:t>
+            </w:r>
+          </w:p>
+        </w:tc>
+      </w:tr>
+      <w:tr>
+        <w:tc>
+          <w:tcPr>
+            <w:tcW w:type="dxa" w:w="2056"/>
+          </w:tcPr>
+          <w:p>
+            <w:r>
+              <w:rPr>
+                <w:rFonts w:ascii="Arial" w:hAnsi="Arial"/>
+                <w:sz w:val="17"/>
+              </w:rPr>
+              <w:t>500</w:t>
+            </w:r>
+          </w:p>
+        </w:tc>
+        <w:tc>
+          <w:tcPr>
+            <w:tcW w:type="dxa" w:w="2056"/>
+          </w:tcPr>
+          <w:p>
+            <w:r>
+              <w:rPr>
+                <w:rFonts w:ascii="Arial" w:hAnsi="Arial"/>
+                <w:sz w:val="17"/>
+              </w:rPr>
+              <w:t>0.009500</w:t>
+            </w:r>
+          </w:p>
+        </w:tc>
+        <w:tc>
+          <w:tcPr>
+            <w:tcW w:type="dxa" w:w="2056"/>
+          </w:tcPr>
+          <w:p>
+            <w:r>
+              <w:rPr>
+                <w:rFonts w:ascii="Arial" w:hAnsi="Arial"/>
+                <w:sz w:val="17"/>
+              </w:rPr>
+              <w:t>0.029250</w:t>
+            </w:r>
+          </w:p>
+        </w:tc>
+        <w:tc>
+          <w:tcPr>
+            <w:tcW w:type="dxa" w:w="2056"/>
+          </w:tcPr>
+          <w:p>
+            <w:r>
+              <w:rPr>
+                <w:rFonts w:ascii="Arial" w:hAnsi="Arial"/>
+                <w:sz w:val="17"/>
+              </w:rPr>
+              <w:t>0.005200</w:t>
+            </w:r>
+          </w:p>
+        </w:tc>
+        <w:tc>
+          <w:tcPr>
+            <w:tcW w:type="dxa" w:w="2056"/>
+          </w:tcPr>
+          <w:p>
+            <w:r>
+              <w:rPr>
+                <w:rFonts w:ascii="Arial" w:hAnsi="Arial"/>
+                <w:sz w:val="17"/>
+              </w:rPr>
+              <w:t>0.005250</w:t>
+            </w:r>
+          </w:p>
+        </w:tc>
+      </w:tr>
+      <w:tr>
+        <w:tc>
+          <w:tcPr>
+            <w:tcW w:type="dxa" w:w="2056"/>
+          </w:tcPr>
+          <w:p>
+            <w:r>
+              <w:rPr>
+                <w:rFonts w:ascii="Arial" w:hAnsi="Arial"/>
+                <w:sz w:val="17"/>
+              </w:rPr>
+              <w:t>1000</w:t>
+            </w:r>
+          </w:p>
+        </w:tc>
+        <w:tc>
+          <w:tcPr>
+            <w:tcW w:type="dxa" w:w="2056"/>
+          </w:tcPr>
+          <w:p>
+            <w:r>
+              <w:rPr>
+                <w:rFonts w:ascii="Arial" w:hAnsi="Arial"/>
+                <w:sz w:val="17"/>
+              </w:rPr>
+              <w:t>0.020000</w:t>
+            </w:r>
+          </w:p>
+        </w:tc>
+        <w:tc>
+          <w:tcPr>
+            <w:tcW w:type="dxa" w:w="2056"/>
+          </w:tcPr>
+          <w:p>
+            <w:r>
+              <w:rPr>
+                <w:rFonts w:ascii="Arial" w:hAnsi="Arial"/>
+                <w:sz w:val="17"/>
+              </w:rPr>
+              <w:t>0.059700</w:t>
+            </w:r>
+          </w:p>
+        </w:tc>
+        <w:tc>
+          <w:tcPr>
+            <w:tcW w:type="dxa" w:w="2056"/>
+          </w:tcPr>
+          <w:p>
+            <w:r>
+              <w:rPr>
+                <w:rFonts w:ascii="Arial" w:hAnsi="Arial"/>
+                <w:sz w:val="17"/>
+              </w:rPr>
+              <w:t>0.006800</w:t>
+            </w:r>
+          </w:p>
+        </w:tc>
+        <w:tc>
+          <w:tcPr>
+            <w:tcW w:type="dxa" w:w="2056"/>
+          </w:tcPr>
+          <w:p>
+            <w:r>
+              <w:rPr>
+                <w:rFonts w:ascii="Arial" w:hAnsi="Arial"/>
+                <w:sz w:val="17"/>
+              </w:rPr>
+              <w:t>0.006800</w:t>
+            </w:r>
+          </w:p>
+        </w:tc>
+      </w:tr>
+      <w:tr>
+        <w:tc>
+          <w:tcPr>
+            <w:tcW w:type="dxa" w:w="2056"/>
+          </w:tcPr>
+          <w:p>
+            <w:r>
+              <w:rPr>
+                <w:rFonts w:ascii="Arial" w:hAnsi="Arial"/>
+                <w:sz w:val="17"/>
+              </w:rPr>
+              <w:t>2500</w:t>
+            </w:r>
+          </w:p>
+        </w:tc>
+        <w:tc>
+          <w:tcPr>
+            <w:tcW w:type="dxa" w:w="2056"/>
+          </w:tcPr>
+          <w:p>
+            <w:r>
+              <w:rPr>
+                <w:rFonts w:ascii="Arial" w:hAnsi="Arial"/>
+                <w:sz w:val="17"/>
+              </w:rPr>
+              <w:t>0.061100</w:t>
+            </w:r>
+          </w:p>
+        </w:tc>
+        <w:tc>
+          <w:tcPr>
+            <w:tcW w:type="dxa" w:w="2056"/>
+          </w:tcPr>
+          <w:p>
+            <w:r>
+              <w:rPr>
+                <w:rFonts w:ascii="Arial" w:hAnsi="Arial"/>
+                <w:sz w:val="17"/>
+              </w:rPr>
+              <w:t>0.169800</w:t>
+            </w:r>
+          </w:p>
+        </w:tc>
+        <w:tc>
+          <w:tcPr>
+            <w:tcW w:type="dxa" w:w="2056"/>
+          </w:tcPr>
+          <w:p>
+            <w:r>
+              <w:rPr>
+                <w:rFonts w:ascii="Arial" w:hAnsi="Arial"/>
+                <w:sz w:val="17"/>
+              </w:rPr>
+              <w:t>0.009500</w:t>
+            </w:r>
+          </w:p>
+        </w:tc>
+        <w:tc>
+          <w:tcPr>
+            <w:tcW w:type="dxa" w:w="2056"/>
+          </w:tcPr>
+          <w:p>
+            <w:r>
+              <w:rPr>
+                <w:rFonts w:ascii="Arial" w:hAnsi="Arial"/>
+                <w:sz w:val="17"/>
+              </w:rPr>
+              <w:t>0.009300</w:t>
+            </w:r>
+          </w:p>
+        </w:tc>
+      </w:tr>
+      <w:tr>
+        <w:tc>
+          <w:tcPr>
+            <w:tcW w:type="dxa" w:w="2056"/>
+          </w:tcPr>
+          <w:p>
+            <w:r>
+              <w:rPr>
+                <w:rFonts w:ascii="Arial" w:hAnsi="Arial"/>
+                <w:sz w:val="17"/>
+              </w:rPr>
+              <w:t>5000</w:t>
+            </w:r>
+          </w:p>
+        </w:tc>
+        <w:tc>
+          <w:tcPr>
+            <w:tcW w:type="dxa" w:w="2056"/>
+          </w:tcPr>
+          <w:p>
+            <w:r>
+              <w:rPr>
+                <w:rFonts w:ascii="Arial" w:hAnsi="Arial"/>
+                <w:sz w:val="17"/>
+              </w:rPr>
+              <w:t>0.150850</w:t>
+            </w:r>
+          </w:p>
+        </w:tc>
+        <w:tc>
+          <w:tcPr>
+            <w:tcW w:type="dxa" w:w="2056"/>
+          </w:tcPr>
+          <w:p>
+            <w:r>
+              <w:rPr>
+                <w:rFonts w:ascii="Arial" w:hAnsi="Arial"/>
+                <w:sz w:val="17"/>
+              </w:rPr>
+              <w:t>0.393650</w:t>
+            </w:r>
+          </w:p>
+        </w:tc>
+        <w:tc>
+          <w:tcPr>
+            <w:tcW w:type="dxa" w:w="2056"/>
+          </w:tcPr>
+          <w:p>
+            <w:r>
+              <w:rPr>
+                <w:rFonts w:ascii="Arial" w:hAnsi="Arial"/>
+                <w:sz w:val="17"/>
+              </w:rPr>
+              <w:t>0.016300</w:t>
+            </w:r>
+          </w:p>
+        </w:tc>
+        <w:tc>
+          <w:tcPr>
+            <w:tcW w:type="dxa" w:w="2056"/>
+          </w:tcPr>
+          <w:p>
+            <w:r>
+              <w:rPr>
+                <w:rFonts w:ascii="Arial" w:hAnsi="Arial"/>
+                <w:sz w:val="17"/>
+              </w:rPr>
+              <w:t>0.015050</w:t>
             </w:r>
           </w:p>
         </w:tc>
@@ -3683,11 +5625,12 @@
     </w:tbl>
     <w:p>
       <w:pPr>
-        <w:spacing w:after="0"/>
-      </w:pPr>
-    </w:p>
-    <w:p>
-      <w:pPr>
+        <w:spacing w:after="60"/>
+      </w:pPr>
+    </w:p>
+    <w:p>
+      <w:pPr>
+        <w:spacing w:after="60"/>
         <w:jc w:val="center"/>
       </w:pPr>
       <w:r>
@@ -3727,7 +5670,7 @@
     </w:p>
     <w:p>
       <w:pPr>
-        <w:spacing w:after="80"/>
+        <w:spacing w:after="60"/>
         <w:jc w:val="center"/>
       </w:pPr>
       <w:r>
@@ -3739,16 +5682,1312 @@
       </w:r>
     </w:p>
     <w:p>
-      <w:r>
-        <w:t>A Figura 4 deve ser interpretada junto às complexidades. Com N=1000, ordenar e manter o índice adiciona um custo que pode fazer a Solução 2 ter maior tempo total em alguns K pequenos, mesmo executando muito menos comparações de busca. Isso não contradiz Θ(log N): o gráfico mede a solução completa, não somente a função de busca binária. Valores iguais a 0,000000 s podem ocorrer quando a operação fica abaixo da resolução de clock(), razão pela qual a contagem de comparações é tratada como evidência principal. A correção funcional também foi confirmada: nas quatro implementações foram inseridos exatamente I=K/2 registros em cada cenário (5, 10, 20 e 40), sem introdução de duplicatas.</w:t>
+      <w:pPr>
+        <w:spacing w:after="60"/>
+      </w:pPr>
+      <w:r>
+        <w:t>A Figura 4 deve ser interpretada junto às complexidades. Com uma base inicial de 10.000 registros, ordenar e manter o índice adiciona um custo fixo/incremental à Solução 2; para lotes pequenos esse overhead pode superar o ganho da busca binária, enquanto para lotes maiores a redução no número de comparações se torna dominante. Isso não contradiz Θ(log N): o gráfico mede a solução completa, não somente a função de busca. A correção funcional também foi confirmada: em todos os cenários as quatro implementações inseriram exatamente I=K/2 registros novos (5, 20, 50, 150, 250, 500, 1250 e 2500), sem introduzir duplicatas.</w:t>
       </w:r>
     </w:p>
     <w:p>
       <w:pPr>
         <w:pStyle w:val="Heading1"/>
-      </w:pPr>
-      <w:r>
-        <w:t>7. Comparação de complexidade espacial</w:t>
+        <w:keepNext/>
+        <w:spacing w:after="60" w:before="120"/>
+      </w:pPr>
+      <w:r>
+        <w:t>7. Demonstração passo a passo e comparação da complexidade espacial</w:t>
+      </w:r>
+    </w:p>
+    <w:p>
+      <w:pPr>
+        <w:pStyle w:val="Heading2"/>
+        <w:keepNext/>
+        <w:spacing w:after="60" w:before="120"/>
+      </w:pPr>
+      <w:r>
+        <w:t>7.1 Busca sequencial iterativa</w:t>
+      </w:r>
+    </w:p>
+    <w:p>
+      <w:pPr>
+        <w:spacing w:after="60"/>
+      </w:pPr>
+      <w:r>
+        <w:t>A versão iterativa não cria novas chamadas de função a cada elemento. Ela reutiliza um número fixo de variáveis: índice i, tamanho N, ponteiros, contador de comparações e algumas variáveis temporárias.</w:t>
+      </w:r>
+    </w:p>
+    <w:p>
+      <w:pPr>
+        <w:pStyle w:val="StepText"/>
+        <w:spacing w:after="60"/>
+      </w:pPr>
+      <w:r>
+        <w:rPr>
+          <w:b/>
+        </w:rPr>
+        <w:t>Passo 1 -</w:t>
+      </w:r>
+      <w:r>
+        <w:t xml:space="preserve"> seja r a quantidade de variáveis auxiliares. r não depende de N.</w:t>
+      </w:r>
+    </w:p>
+    <w:p>
+      <w:pPr>
+        <w:pStyle w:val="StepText"/>
+        <w:spacing w:after="60"/>
+      </w:pPr>
+      <w:r>
+        <w:rPr>
+          <w:b/>
+        </w:rPr>
+        <w:t>Passo 2 -</w:t>
+      </w:r>
+      <w:r>
+        <w:t xml:space="preserve"> se cada uma ocupa no máximo a unidades e existe um custo fixo b:</w:t>
+      </w:r>
+    </w:p>
+    <w:p>
+      <w:pPr>
+        <w:pStyle w:val="EquationLine"/>
+        <w:keepLines/>
+        <w:jc w:val="center"/>
+      </w:pPr>
+      <w:r>
+        <w:rPr>
+          <w:b/>
+        </w:rPr>
+        <w:t>S(N) = a·r + b</w:t>
+      </w:r>
+    </w:p>
+    <w:p>
+      <w:pPr>
+        <w:pStyle w:val="StepText"/>
+        <w:spacing w:after="60"/>
+      </w:pPr>
+      <w:r>
+        <w:rPr>
+          <w:b/>
+        </w:rPr>
+        <w:t>Passo 3 -</w:t>
+      </w:r>
+      <w:r>
+        <w:t xml:space="preserve"> como a, r e b são constantes:</w:t>
+      </w:r>
+    </w:p>
+    <w:p>
+      <w:pPr>
+        <w:pStyle w:val="EquationLine"/>
+        <w:keepLines/>
+        <w:jc w:val="center"/>
+      </w:pPr>
+      <w:r>
+        <w:rPr>
+          <w:b/>
+        </w:rPr>
+        <w:t>S(N) = c</w:t>
+      </w:r>
+    </w:p>
+    <w:p>
+      <w:pPr>
+        <w:pStyle w:val="EquationLine"/>
+        <w:keepLines/>
+        <w:jc w:val="center"/>
+      </w:pPr>
+      <w:r>
+        <w:rPr>
+          <w:b/>
+        </w:rPr>
+        <w:t>S(N) = Θ(1)</w:t>
+      </w:r>
+    </w:p>
+    <w:p>
+      <w:pPr>
+        <w:pStyle w:val="Heading3"/>
+        <w:keepNext/>
+        <w:spacing w:before="120" w:after="60"/>
+      </w:pPr>
+      <w:r>
+        <w:t>Indução</w:t>
+      </w:r>
+    </w:p>
+    <w:p>
+      <w:pPr>
+        <w:pStyle w:val="StepText"/>
+        <w:spacing w:after="60"/>
+      </w:pPr>
+      <w:r>
+        <w:rPr>
+          <w:b/>
+        </w:rPr>
+        <w:t>Caso base</w:t>
+      </w:r>
+      <w:r>
+        <w:t>: para N=1, S(1)=c.</w:t>
+      </w:r>
+    </w:p>
+    <w:p>
+      <w:pPr>
+        <w:pStyle w:val="StepText"/>
+        <w:spacing w:after="60"/>
+      </w:pPr>
+      <w:r>
+        <w:rPr>
+          <w:b/>
+        </w:rPr>
+        <w:t>Hipótese</w:t>
+      </w:r>
+      <w:r>
+        <w:t>: suponha S(k)=c.</w:t>
+      </w:r>
+    </w:p>
+    <w:p>
+      <w:pPr>
+        <w:pStyle w:val="StepText"/>
+        <w:spacing w:after="60"/>
+      </w:pPr>
+      <w:r>
+        <w:rPr>
+          <w:b/>
+        </w:rPr>
+        <w:t>Passo indutivo</w:t>
+      </w:r>
+      <w:r>
+        <w:t>: ao aumentar a entrada para k+1, o laço continua reutilizando as mesmas variáveis e não cria novos frames:</w:t>
+      </w:r>
+    </w:p>
+    <w:p>
+      <w:pPr>
+        <w:pStyle w:val="EquationLine"/>
+        <w:keepLines/>
+        <w:jc w:val="center"/>
+      </w:pPr>
+      <w:r>
+        <w:rPr>
+          <w:b/>
+        </w:rPr>
+        <w:t>S(k+1)=c</w:t>
+      </w:r>
+    </w:p>
+    <w:p>
+      <w:pPr>
+        <w:pStyle w:val="StepText"/>
+        <w:spacing w:after="60"/>
+      </w:pPr>
+      <w:r>
+        <w:rPr>
+          <w:b/>
+        </w:rPr>
+        <w:t>Conclusão:</w:t>
+      </w:r>
+      <w:r>
+        <w:t xml:space="preserve"> S(N)=Θ(1).</w:t>
+      </w:r>
+    </w:p>
+    <w:p>
+      <w:pPr>
+        <w:pStyle w:val="Heading2"/>
+        <w:keepNext/>
+        <w:spacing w:after="60" w:before="120"/>
+      </w:pPr>
+      <w:r>
+        <w:t>7.2 Busca sequencial recursiva</w:t>
+      </w:r>
+    </w:p>
+    <w:p>
+      <w:pPr>
+        <w:spacing w:after="60"/>
+      </w:pPr>
+      <w:r>
+        <w:t>Na versão recursiva, cada chamada fica pendente na pilha enquanto a próxima chamada é executada. No pior caso existem N chamadas ativas antes de atingir o caso base.</w:t>
+      </w:r>
+    </w:p>
+    <w:p>
+      <w:pPr>
+        <w:pStyle w:val="StepText"/>
+        <w:spacing w:after="60"/>
+      </w:pPr>
+      <w:r>
+        <w:rPr>
+          <w:b/>
+        </w:rPr>
+        <w:t>Passo 1 -</w:t>
+      </w:r>
+      <w:r>
+        <w:t xml:space="preserve"> seja f o espaço constante ocupado por um frame e b o espaço do caso base:</w:t>
+      </w:r>
+    </w:p>
+    <w:p>
+      <w:pPr>
+        <w:pStyle w:val="EquationLine"/>
+        <w:keepLines/>
+        <w:jc w:val="center"/>
+      </w:pPr>
+      <w:r>
+        <w:rPr>
+          <w:b/>
+        </w:rPr>
+        <w:t>S(N) = S(N-1) + f</w:t>
+      </w:r>
+    </w:p>
+    <w:p>
+      <w:pPr>
+        <w:pStyle w:val="StepText"/>
+        <w:spacing w:after="60"/>
+      </w:pPr>
+      <w:r>
+        <w:rPr>
+          <w:b/>
+        </w:rPr>
+        <w:t>Passo 2 -</w:t>
+      </w:r>
+      <w:r>
+        <w:t xml:space="preserve"> expandir a recorrência:</w:t>
+      </w:r>
+    </w:p>
+    <w:p>
+      <w:pPr>
+        <w:pStyle w:val="EquationLine"/>
+        <w:keepLines/>
+        <w:jc w:val="center"/>
+      </w:pPr>
+      <w:r>
+        <w:rPr>
+          <w:b/>
+        </w:rPr>
+        <w:t>S(N) = S(N-2) + 2f</w:t>
+      </w:r>
+    </w:p>
+    <w:p>
+      <w:pPr>
+        <w:pStyle w:val="EquationLine"/>
+        <w:keepLines/>
+        <w:jc w:val="center"/>
+      </w:pPr>
+      <w:r>
+        <w:rPr>
+          <w:b/>
+        </w:rPr>
+        <w:t>S(N) = S(N-3) + 3f</w:t>
+      </w:r>
+    </w:p>
+    <w:p>
+      <w:pPr>
+        <w:pStyle w:val="EquationLine"/>
+        <w:keepLines/>
+        <w:jc w:val="center"/>
+      </w:pPr>
+      <w:r>
+        <w:rPr>
+          <w:b/>
+        </w:rPr>
+        <w:t>...</w:t>
+      </w:r>
+    </w:p>
+    <w:p>
+      <w:pPr>
+        <w:pStyle w:val="EquationLine"/>
+        <w:keepLines/>
+        <w:jc w:val="center"/>
+      </w:pPr>
+      <w:r>
+        <w:rPr>
+          <w:b/>
+        </w:rPr>
+        <w:t>S(N) = S(N-k) + kf</w:t>
+      </w:r>
+    </w:p>
+    <w:p>
+      <w:pPr>
+        <w:pStyle w:val="StepText"/>
+        <w:spacing w:after="60"/>
+      </w:pPr>
+      <w:r>
+        <w:rPr>
+          <w:b/>
+        </w:rPr>
+        <w:t>Passo 3 -</w:t>
+      </w:r>
+      <w:r>
+        <w:t xml:space="preserve"> atingir o caso base com k=N:</w:t>
+      </w:r>
+    </w:p>
+    <w:p>
+      <w:pPr>
+        <w:pStyle w:val="EquationLine"/>
+        <w:keepLines/>
+        <w:jc w:val="center"/>
+      </w:pPr>
+      <w:r>
+        <w:rPr>
+          <w:b/>
+        </w:rPr>
+        <w:t>S(N) = S(0) + Nf</w:t>
+      </w:r>
+    </w:p>
+    <w:p>
+      <w:pPr>
+        <w:pStyle w:val="EquationLine"/>
+        <w:keepLines/>
+        <w:jc w:val="center"/>
+      </w:pPr>
+      <w:r>
+        <w:rPr>
+          <w:b/>
+        </w:rPr>
+        <w:t>S(N) = b + Nf</w:t>
+      </w:r>
+    </w:p>
+    <w:p>
+      <w:pPr>
+        <w:pStyle w:val="EquationLine"/>
+        <w:keepLines/>
+        <w:jc w:val="center"/>
+      </w:pPr>
+      <w:r>
+        <w:rPr>
+          <w:b/>
+        </w:rPr>
+        <w:t>S(N) = Θ(N)</w:t>
+      </w:r>
+    </w:p>
+    <w:p>
+      <w:pPr>
+        <w:pStyle w:val="Heading3"/>
+        <w:keepNext/>
+        <w:spacing w:before="120" w:after="60"/>
+      </w:pPr>
+      <w:r>
+        <w:t>Indução</w:t>
+      </w:r>
+    </w:p>
+    <w:p>
+      <w:pPr>
+        <w:pStyle w:val="StepText"/>
+        <w:spacing w:after="60"/>
+      </w:pPr>
+      <w:r>
+        <w:rPr>
+          <w:b/>
+        </w:rPr>
+        <w:t>Caso base</w:t>
+      </w:r>
+      <w:r>
+        <w:t>: S(0)=b.</w:t>
+      </w:r>
+    </w:p>
+    <w:p>
+      <w:pPr>
+        <w:pStyle w:val="StepText"/>
+        <w:spacing w:after="60"/>
+      </w:pPr>
+      <w:r>
+        <w:rPr>
+          <w:b/>
+        </w:rPr>
+        <w:t>Hipótese</w:t>
+      </w:r>
+      <w:r>
+        <w:t>: S(k)=b+kf.</w:t>
+      </w:r>
+    </w:p>
+    <w:p>
+      <w:pPr>
+        <w:pStyle w:val="StepText"/>
+        <w:spacing w:after="60"/>
+      </w:pPr>
+      <w:r>
+        <w:rPr>
+          <w:b/>
+        </w:rPr>
+        <w:t>Passo indutivo</w:t>
+      </w:r>
+      <w:r>
+        <w:t>:</w:t>
+      </w:r>
+    </w:p>
+    <w:p>
+      <w:pPr>
+        <w:pStyle w:val="EquationLine"/>
+        <w:keepLines/>
+        <w:jc w:val="center"/>
+      </w:pPr>
+      <w:r>
+        <w:rPr>
+          <w:b/>
+        </w:rPr>
+        <w:t>S(k+1)=S(k)+f</w:t>
+      </w:r>
+    </w:p>
+    <w:p>
+      <w:pPr>
+        <w:pStyle w:val="EquationLine"/>
+        <w:keepLines/>
+        <w:jc w:val="center"/>
+      </w:pPr>
+      <w:r>
+        <w:rPr>
+          <w:b/>
+        </w:rPr>
+        <w:t>S(k+1)=b+kf+f=b+(k+1)f</w:t>
+      </w:r>
+    </w:p>
+    <w:p>
+      <w:pPr>
+        <w:pStyle w:val="StepText"/>
+        <w:spacing w:after="60"/>
+      </w:pPr>
+      <w:r>
+        <w:rPr>
+          <w:b/>
+        </w:rPr>
+        <w:t>Conclusão:</w:t>
+      </w:r>
+      <w:r>
+        <w:t xml:space="preserve"> a pilha cresce linearmente e S(N)=Θ(N).</w:t>
+      </w:r>
+    </w:p>
+    <w:p>
+      <w:pPr>
+        <w:pStyle w:val="Heading2"/>
+        <w:keepNext/>
+        <w:spacing w:after="60" w:before="120"/>
+      </w:pPr>
+      <w:r>
+        <w:t>7.3 MergeSort iterativo</w:t>
+      </w:r>
+    </w:p>
+    <w:p>
+      <w:pPr>
+        <w:spacing w:after="60"/>
+      </w:pPr>
+      <w:r>
+        <w:t>O MergeSort iterativo não utiliza pilha de recursão. O consumo dominante vem dos vetores temporários criados pela função merge.</w:t>
+      </w:r>
+    </w:p>
+    <w:p>
+      <w:pPr>
+        <w:pStyle w:val="StepText"/>
+        <w:spacing w:after="60"/>
+      </w:pPr>
+      <w:r>
+        <w:rPr>
+          <w:b/>
+        </w:rPr>
+        <w:t>Passo 1 -</w:t>
+      </w:r>
+      <w:r>
+        <w:t xml:space="preserve"> em um merge de m elementos, os dois vetores auxiliares têm tamanhos n1 e n2:</w:t>
+      </w:r>
+    </w:p>
+    <w:p>
+      <w:pPr>
+        <w:pStyle w:val="EquationLine"/>
+        <w:keepLines/>
+        <w:jc w:val="center"/>
+      </w:pPr>
+      <w:r>
+        <w:rPr>
+          <w:b/>
+        </w:rPr>
+        <w:t>n1 + n2 = m</w:t>
+      </w:r>
+    </w:p>
+    <w:p>
+      <w:pPr>
+        <w:pStyle w:val="StepText"/>
+        <w:spacing w:after="60"/>
+      </w:pPr>
+      <w:r>
+        <w:rPr>
+          <w:b/>
+        </w:rPr>
+        <w:t>Passo 2 -</w:t>
+      </w:r>
+      <w:r>
+        <w:t xml:space="preserve"> se cada elemento ocupa a unidades, o espaço dos buffers é:</w:t>
+      </w:r>
+    </w:p>
+    <w:p>
+      <w:pPr>
+        <w:pStyle w:val="EquationLine"/>
+        <w:keepLines/>
+        <w:jc w:val="center"/>
+      </w:pPr>
+      <w:r>
+        <w:rPr>
+          <w:b/>
+        </w:rPr>
+        <w:t>Smerge(m) = a(n1+n2) + b</w:t>
+      </w:r>
+    </w:p>
+    <w:p>
+      <w:pPr>
+        <w:pStyle w:val="EquationLine"/>
+        <w:keepLines/>
+        <w:jc w:val="center"/>
+      </w:pPr>
+      <w:r>
+        <w:rPr>
+          <w:b/>
+        </w:rPr>
+        <w:t>Smerge(m) = am + b</w:t>
+      </w:r>
+    </w:p>
+    <w:p>
+      <w:pPr>
+        <w:pStyle w:val="StepText"/>
+        <w:spacing w:after="60"/>
+      </w:pPr>
+      <w:r>
+        <w:rPr>
+          <w:b/>
+        </w:rPr>
+        <w:t>Passo 3 -</w:t>
+      </w:r>
+      <w:r>
+        <w:t xml:space="preserve"> o maior merge ocorre quando m=N:</w:t>
+      </w:r>
+    </w:p>
+    <w:p>
+      <w:pPr>
+        <w:pStyle w:val="EquationLine"/>
+        <w:keepLines/>
+        <w:jc w:val="center"/>
+      </w:pPr>
+      <w:r>
+        <w:rPr>
+          <w:b/>
+        </w:rPr>
+        <w:t>Smerge(N) = aN + b</w:t>
+      </w:r>
+    </w:p>
+    <w:p>
+      <w:pPr>
+        <w:spacing w:after="60"/>
+      </w:pPr>
+      <w:r>
+        <w:t>Os buffers de merges anteriores são liberados antes dos seguintes; portanto seus tamanhos não são somados entre todos os níveis. O pico é linear:</w:t>
+      </w:r>
+    </w:p>
+    <w:p>
+      <w:pPr>
+        <w:pStyle w:val="EquationLine"/>
+        <w:keepLines/>
+        <w:jc w:val="center"/>
+      </w:pPr>
+      <w:r>
+        <w:rPr>
+          <w:b/>
+        </w:rPr>
+        <w:t>S(N) = Θ(N)</w:t>
+      </w:r>
+    </w:p>
+    <w:p>
+      <w:pPr>
+        <w:pStyle w:val="Heading2"/>
+        <w:keepNext/>
+        <w:spacing w:after="60" w:before="120"/>
+      </w:pPr>
+      <w:r>
+        <w:t>7.4 MergeSort recursivo</w:t>
+      </w:r>
+    </w:p>
+    <w:p>
+      <w:pPr>
+        <w:spacing w:after="60"/>
+      </w:pPr>
+      <w:r>
+        <w:t>No MergeSort recursivo existem duas parcelas de memória auxiliar: a pilha de chamadas e os buffers temporários de merge.</w:t>
+      </w:r>
+    </w:p>
+    <w:p>
+      <w:pPr>
+        <w:pStyle w:val="Heading3"/>
+        <w:keepNext/>
+        <w:spacing w:before="120" w:after="60"/>
+      </w:pPr>
+      <w:r>
+        <w:t>Parcela 1 - pilha recursiva</w:t>
+      </w:r>
+    </w:p>
+    <w:p>
+      <w:pPr>
+        <w:pStyle w:val="StepText"/>
+        <w:spacing w:after="60"/>
+      </w:pPr>
+      <w:r>
+        <w:rPr>
+          <w:b/>
+        </w:rPr>
+        <w:t>Passo 1 -</w:t>
+      </w:r>
+      <w:r>
+        <w:t xml:space="preserve"> a profundidade D(N) reduz N pela metade a cada chamada:</w:t>
+      </w:r>
+    </w:p>
+    <w:p>
+      <w:pPr>
+        <w:pStyle w:val="EquationLine"/>
+        <w:keepLines/>
+        <w:jc w:val="center"/>
+      </w:pPr>
+      <w:r>
+        <w:rPr>
+          <w:b/>
+        </w:rPr>
+        <w:t>D(N) = D(N/2) + 1</w:t>
+      </w:r>
+    </w:p>
+    <w:p>
+      <w:pPr>
+        <w:pStyle w:val="StepText"/>
+        <w:spacing w:after="60"/>
+      </w:pPr>
+      <w:r>
+        <w:rPr>
+          <w:b/>
+        </w:rPr>
+        <w:t>Passo 2 -</w:t>
+      </w:r>
+      <w:r>
+        <w:t xml:space="preserve"> expandir:</w:t>
+      </w:r>
+    </w:p>
+    <w:p>
+      <w:pPr>
+        <w:pStyle w:val="EquationLine"/>
+        <w:keepLines/>
+        <w:jc w:val="center"/>
+      </w:pPr>
+      <w:r>
+        <w:rPr>
+          <w:b/>
+        </w:rPr>
+        <w:t>D(N) = D(N/4) + 2</w:t>
+      </w:r>
+    </w:p>
+    <w:p>
+      <w:pPr>
+        <w:pStyle w:val="EquationLine"/>
+        <w:keepLines/>
+        <w:jc w:val="center"/>
+      </w:pPr>
+      <w:r>
+        <w:rPr>
+          <w:b/>
+        </w:rPr>
+        <w:t>D(N) = D(N/8) + 3</w:t>
+      </w:r>
+    </w:p>
+    <w:p>
+      <w:pPr>
+        <w:pStyle w:val="EquationLine"/>
+        <w:keepLines/>
+        <w:jc w:val="center"/>
+      </w:pPr>
+      <w:r>
+        <w:rPr>
+          <w:b/>
+        </w:rPr>
+        <w:t>...</w:t>
+      </w:r>
+    </w:p>
+    <w:p>
+      <w:pPr>
+        <w:pStyle w:val="EquationLine"/>
+        <w:keepLines/>
+        <w:jc w:val="center"/>
+      </w:pPr>
+      <w:r>
+        <w:rPr>
+          <w:b/>
+        </w:rPr>
+        <w:t>D(N) = D(N/2^k) + k</w:t>
+      </w:r>
+    </w:p>
+    <w:p>
+      <w:pPr>
+        <w:pStyle w:val="StepText"/>
+        <w:spacing w:after="60"/>
+      </w:pPr>
+      <w:r>
+        <w:t>Passo 3 - quando N/2^k=1, k=log₂N:</w:t>
+      </w:r>
+    </w:p>
+    <w:p>
+      <w:pPr>
+        <w:pStyle w:val="EquationLine"/>
+        <w:keepLines/>
+        <w:jc w:val="center"/>
+      </w:pPr>
+      <w:r>
+        <w:rPr>
+          <w:b/>
+        </w:rPr>
+        <w:t>D(N) = Θ(log N)</w:t>
+      </w:r>
+    </w:p>
+    <w:p>
+      <w:pPr>
+        <w:spacing w:after="60"/>
+      </w:pPr>
+      <w:r>
+        <w:t>Se cada frame ocupa f unidades:</w:t>
+      </w:r>
+    </w:p>
+    <w:p>
+      <w:pPr>
+        <w:pStyle w:val="EquationLine"/>
+        <w:keepLines/>
+        <w:jc w:val="center"/>
+      </w:pPr>
+      <w:r>
+        <w:rPr>
+          <w:b/>
+        </w:rPr>
+        <w:t>Spilha(N) = f log₂N + b₁ = Θ(log N)</w:t>
+      </w:r>
+    </w:p>
+    <w:p>
+      <w:pPr>
+        <w:pStyle w:val="Heading3"/>
+        <w:keepNext/>
+        <w:spacing w:before="120" w:after="60"/>
+      </w:pPr>
+      <w:r>
+        <w:t>Parcela 2 - buffers de merge</w:t>
+      </w:r>
+    </w:p>
+    <w:p>
+      <w:pPr>
+        <w:spacing w:after="60"/>
+      </w:pPr>
+      <w:r>
+        <w:t>No maior merge, os buffers armazenam ao todo N elementos:</w:t>
+      </w:r>
+    </w:p>
+    <w:p>
+      <w:pPr>
+        <w:pStyle w:val="EquationLine"/>
+        <w:keepLines/>
+        <w:jc w:val="center"/>
+      </w:pPr>
+      <w:r>
+        <w:rPr>
+          <w:b/>
+        </w:rPr>
+        <w:t>Sbuffers(N) = aN + b₂ = Θ(N)</w:t>
+      </w:r>
+    </w:p>
+    <w:p>
+      <w:pPr>
+        <w:pStyle w:val="Heading3"/>
+        <w:keepNext/>
+        <w:spacing w:before="120" w:after="60"/>
+      </w:pPr>
+      <w:r>
+        <w:t>Espaço total</w:t>
+      </w:r>
+    </w:p>
+    <w:p>
+      <w:pPr>
+        <w:pStyle w:val="EquationLine"/>
+        <w:keepLines/>
+        <w:jc w:val="center"/>
+      </w:pPr>
+      <w:r>
+        <w:rPr>
+          <w:b/>
+        </w:rPr>
+        <w:t>S(N) = Sbuffers(N) + Spilha(N)</w:t>
+      </w:r>
+    </w:p>
+    <w:p>
+      <w:pPr>
+        <w:pStyle w:val="EquationLine"/>
+        <w:keepLines/>
+        <w:jc w:val="center"/>
+      </w:pPr>
+      <w:r>
+        <w:rPr>
+          <w:b/>
+        </w:rPr>
+        <w:t>S(N) = aN + f log₂N + b</w:t>
+      </w:r>
+    </w:p>
+    <w:p>
+      <w:pPr>
+        <w:spacing w:after="60"/>
+      </w:pPr>
+      <w:r>
+        <w:t>Para N≥2, log₂N≤N. Portanto o termo linear domina o termo logarítmico:</w:t>
+      </w:r>
+    </w:p>
+    <w:p>
+      <w:pPr>
+        <w:pStyle w:val="EquationLine"/>
+        <w:keepLines/>
+        <w:jc w:val="center"/>
+      </w:pPr>
+      <w:r>
+        <w:rPr>
+          <w:b/>
+        </w:rPr>
+        <w:t>S(N) = Θ(N)</w:t>
+      </w:r>
+    </w:p>
+    <w:p>
+      <w:pPr>
+        <w:spacing w:after="60"/>
+      </w:pPr>
+      <w:r>
+        <w:t>A recursão adiciona Θ(log N) de pilha, mas o pico total continua Θ(N) por causa dos buffers de intercalação.</w:t>
+      </w:r>
+    </w:p>
+    <w:p>
+      <w:pPr>
+        <w:pStyle w:val="Heading2"/>
+        <w:keepNext/>
+        <w:spacing w:after="60" w:before="120"/>
+      </w:pPr>
+      <w:r>
+        <w:t>7.5 Busca binária iterativa</w:t>
+      </w:r>
+    </w:p>
+    <w:p>
+      <w:pPr>
+        <w:spacing w:after="60"/>
+      </w:pPr>
+      <w:r>
+        <w:t>A busca binária iterativa mantém apenas inicio, fim, meio, cmp, ponteiros e contador. A quantidade dessas variáveis é fixa e independe do tamanho N.</w:t>
+      </w:r>
+    </w:p>
+    <w:p>
+      <w:pPr>
+        <w:pStyle w:val="StepText"/>
+        <w:spacing w:after="60"/>
+      </w:pPr>
+      <w:r>
+        <w:rPr>
+          <w:b/>
+        </w:rPr>
+        <w:t>Passo 1 -</w:t>
+      </w:r>
+      <w:r>
+        <w:t xml:space="preserve"> seja r essa quantidade constante de variáveis e a o espaço máximo de cada uma:</w:t>
+      </w:r>
+    </w:p>
+    <w:p>
+      <w:pPr>
+        <w:pStyle w:val="EquationLine"/>
+        <w:keepLines/>
+        <w:jc w:val="center"/>
+      </w:pPr>
+      <w:r>
+        <w:rPr>
+          <w:b/>
+        </w:rPr>
+        <w:t>S(N) = a·r + b</w:t>
+      </w:r>
+    </w:p>
+    <w:p>
+      <w:pPr>
+        <w:pStyle w:val="StepText"/>
+        <w:spacing w:after="60"/>
+      </w:pPr>
+      <w:r>
+        <w:rPr>
+          <w:b/>
+        </w:rPr>
+        <w:t>Passo 2 -</w:t>
+      </w:r>
+      <w:r>
+        <w:t xml:space="preserve"> como nenhum termo depende de N:</w:t>
+      </w:r>
+    </w:p>
+    <w:p>
+      <w:pPr>
+        <w:pStyle w:val="EquationLine"/>
+        <w:keepLines/>
+        <w:jc w:val="center"/>
+      </w:pPr>
+      <w:r>
+        <w:rPr>
+          <w:b/>
+        </w:rPr>
+        <w:t>S(N) = c</w:t>
+      </w:r>
+    </w:p>
+    <w:p>
+      <w:pPr>
+        <w:pStyle w:val="EquationLine"/>
+        <w:keepLines/>
+        <w:jc w:val="center"/>
+      </w:pPr>
+      <w:r>
+        <w:rPr>
+          <w:b/>
+        </w:rPr>
+        <w:t>S(N) = Θ(1)</w:t>
+      </w:r>
+    </w:p>
+    <w:p>
+      <w:pPr>
+        <w:pStyle w:val="Heading3"/>
+        <w:keepNext/>
+        <w:spacing w:before="120" w:after="60"/>
+      </w:pPr>
+      <w:r>
+        <w:t>Indução</w:t>
+      </w:r>
+    </w:p>
+    <w:p>
+      <w:pPr>
+        <w:pStyle w:val="StepText"/>
+        <w:spacing w:after="60"/>
+      </w:pPr>
+      <w:r>
+        <w:rPr>
+          <w:b/>
+        </w:rPr>
+        <w:t>Caso base</w:t>
+      </w:r>
+      <w:r>
+        <w:t>: S(1)=c.</w:t>
+      </w:r>
+    </w:p>
+    <w:p>
+      <w:pPr>
+        <w:pStyle w:val="StepText"/>
+        <w:spacing w:after="60"/>
+      </w:pPr>
+      <w:r>
+        <w:rPr>
+          <w:b/>
+        </w:rPr>
+        <w:t>Hipótese</w:t>
+      </w:r>
+      <w:r>
+        <w:t>: S(k)=c.</w:t>
+      </w:r>
+    </w:p>
+    <w:p>
+      <w:pPr>
+        <w:pStyle w:val="StepText"/>
+        <w:spacing w:after="60"/>
+      </w:pPr>
+      <w:r>
+        <w:rPr>
+          <w:b/>
+        </w:rPr>
+        <w:t>Passo indutivo</w:t>
+      </w:r>
+      <w:r>
+        <w:t>: aumentar a entrada não cria variáveis adicionais; os mesmos índices são reutilizados:</w:t>
+      </w:r>
+    </w:p>
+    <w:p>
+      <w:pPr>
+        <w:pStyle w:val="EquationLine"/>
+        <w:keepLines/>
+        <w:jc w:val="center"/>
+      </w:pPr>
+      <w:r>
+        <w:rPr>
+          <w:b/>
+        </w:rPr>
+        <w:t>S(k+1)=c</w:t>
+      </w:r>
+    </w:p>
+    <w:p>
+      <w:pPr>
+        <w:pStyle w:val="StepText"/>
+        <w:spacing w:after="60"/>
+      </w:pPr>
+      <w:r>
+        <w:rPr>
+          <w:b/>
+        </w:rPr>
+        <w:t>Conclusão:</w:t>
+      </w:r>
+      <w:r>
+        <w:t xml:space="preserve"> S(N)=Θ(1).</w:t>
+      </w:r>
+    </w:p>
+    <w:p>
+      <w:pPr>
+        <w:pStyle w:val="Heading2"/>
+        <w:keepNext/>
+        <w:spacing w:after="60" w:before="120"/>
+      </w:pPr>
+      <w:r>
+        <w:t>7.6 Busca binária recursiva</w:t>
+      </w:r>
+    </w:p>
+    <w:p>
+      <w:pPr>
+        <w:spacing w:after="60"/>
+      </w:pPr>
+      <w:r>
+        <w:t>Na versão recursiva, cada chamada mantém um frame na pilha e reduz o intervalo pela metade.</w:t>
+      </w:r>
+    </w:p>
+    <w:p>
+      <w:pPr>
+        <w:pStyle w:val="StepText"/>
+        <w:spacing w:after="60"/>
+      </w:pPr>
+      <w:r>
+        <w:rPr>
+          <w:b/>
+        </w:rPr>
+        <w:t>Passo 1 -</w:t>
+      </w:r>
+      <w:r>
+        <w:t xml:space="preserve"> se cada frame ocupa f unidades:</w:t>
+      </w:r>
+    </w:p>
+    <w:p>
+      <w:pPr>
+        <w:pStyle w:val="EquationLine"/>
+        <w:keepLines/>
+        <w:jc w:val="center"/>
+      </w:pPr>
+      <w:r>
+        <w:rPr>
+          <w:b/>
+        </w:rPr>
+        <w:t>S(N) = S(N/2) + f</w:t>
+      </w:r>
+    </w:p>
+    <w:p>
+      <w:pPr>
+        <w:pStyle w:val="StepText"/>
+        <w:spacing w:after="60"/>
+      </w:pPr>
+      <w:r>
+        <w:rPr>
+          <w:b/>
+        </w:rPr>
+        <w:t>Passo 2 -</w:t>
+      </w:r>
+      <w:r>
+        <w:t xml:space="preserve"> expandir a recorrência:</w:t>
+      </w:r>
+    </w:p>
+    <w:p>
+      <w:pPr>
+        <w:pStyle w:val="EquationLine"/>
+        <w:keepLines/>
+        <w:jc w:val="center"/>
+      </w:pPr>
+      <w:r>
+        <w:rPr>
+          <w:b/>
+        </w:rPr>
+        <w:t>S(N) = S(N/4) + 2f</w:t>
+      </w:r>
+    </w:p>
+    <w:p>
+      <w:pPr>
+        <w:pStyle w:val="EquationLine"/>
+        <w:keepLines/>
+        <w:jc w:val="center"/>
+      </w:pPr>
+      <w:r>
+        <w:rPr>
+          <w:b/>
+        </w:rPr>
+        <w:t>S(N) = S(N/8) + 3f</w:t>
+      </w:r>
+    </w:p>
+    <w:p>
+      <w:pPr>
+        <w:pStyle w:val="EquationLine"/>
+        <w:keepLines/>
+        <w:jc w:val="center"/>
+      </w:pPr>
+      <w:r>
+        <w:rPr>
+          <w:b/>
+        </w:rPr>
+        <w:t>...</w:t>
+      </w:r>
+    </w:p>
+    <w:p>
+      <w:pPr>
+        <w:pStyle w:val="EquationLine"/>
+        <w:keepLines/>
+        <w:jc w:val="center"/>
+      </w:pPr>
+      <w:r>
+        <w:rPr>
+          <w:b/>
+        </w:rPr>
+        <w:t>S(N) = S(N/2^k) + kf</w:t>
+      </w:r>
+    </w:p>
+    <w:p>
+      <w:pPr>
+        <w:pStyle w:val="StepText"/>
+        <w:spacing w:after="60"/>
+      </w:pPr>
+      <w:r>
+        <w:t>Passo 3 - alcançar o caso base quando N/2^k=1:</w:t>
+      </w:r>
+    </w:p>
+    <w:p>
+      <w:pPr>
+        <w:pStyle w:val="EquationLine"/>
+        <w:keepLines/>
+        <w:jc w:val="center"/>
+      </w:pPr>
+      <w:r>
+        <w:rPr>
+          <w:b/>
+        </w:rPr>
+        <w:t>k = log₂N</w:t>
+      </w:r>
+    </w:p>
+    <w:p>
+      <w:pPr>
+        <w:pStyle w:val="EquationLine"/>
+        <w:keepLines/>
+        <w:jc w:val="center"/>
+      </w:pPr>
+      <w:r>
+        <w:rPr>
+          <w:b/>
+        </w:rPr>
+        <w:t>S(N) = S(1) + f log₂N</w:t>
+      </w:r>
+    </w:p>
+    <w:p>
+      <w:pPr>
+        <w:pStyle w:val="EquationLine"/>
+        <w:keepLines/>
+        <w:jc w:val="center"/>
+      </w:pPr>
+      <w:r>
+        <w:rPr>
+          <w:b/>
+        </w:rPr>
+        <w:t>S(N) = b + f log₂N</w:t>
+      </w:r>
+    </w:p>
+    <w:p>
+      <w:pPr>
+        <w:pStyle w:val="EquationLine"/>
+        <w:keepLines/>
+        <w:jc w:val="center"/>
+      </w:pPr>
+      <w:r>
+        <w:rPr>
+          <w:b/>
+        </w:rPr>
+        <w:t>S(N) = Θ(log N)</w:t>
+      </w:r>
+    </w:p>
+    <w:p>
+      <w:pPr>
+        <w:pStyle w:val="Heading3"/>
+        <w:keepNext/>
+        <w:spacing w:before="120" w:after="60"/>
+      </w:pPr>
+      <w:r>
+        <w:t>Indução sobre m, com N=2^m</w:t>
+      </w:r>
+    </w:p>
+    <w:p>
+      <w:pPr>
+        <w:pStyle w:val="StepText"/>
+        <w:spacing w:after="60"/>
+      </w:pPr>
+      <w:r>
+        <w:rPr>
+          <w:b/>
+        </w:rPr>
+        <w:t>Caso base</w:t>
+      </w:r>
+      <w:r>
+        <w:t>: m=0, N=1 e S(1)=b.</w:t>
+      </w:r>
+    </w:p>
+    <w:p>
+      <w:pPr>
+        <w:pStyle w:val="StepText"/>
+        <w:spacing w:after="60"/>
+      </w:pPr>
+      <w:r>
+        <w:t>Hipótese: suponha S(2^m)=b+mf.</w:t>
+      </w:r>
+    </w:p>
+    <w:p>
+      <w:pPr>
+        <w:pStyle w:val="StepText"/>
+        <w:spacing w:after="60"/>
+      </w:pPr>
+      <w:r>
+        <w:rPr>
+          <w:b/>
+        </w:rPr>
+        <w:t>Passo indutivo</w:t>
+      </w:r>
+      <w:r>
+        <w:t>:</w:t>
+      </w:r>
+    </w:p>
+    <w:p>
+      <w:pPr>
+        <w:pStyle w:val="EquationLine"/>
+        <w:keepLines/>
+        <w:jc w:val="center"/>
+      </w:pPr>
+      <w:r>
+        <w:rPr>
+          <w:b/>
+        </w:rPr>
+        <w:t>S(2^(m+1))=S(2^m)+f</w:t>
+      </w:r>
+    </w:p>
+    <w:p>
+      <w:pPr>
+        <w:pStyle w:val="EquationLine"/>
+        <w:keepLines/>
+        <w:jc w:val="center"/>
+      </w:pPr>
+      <w:r>
+        <w:rPr>
+          <w:b/>
+        </w:rPr>
+        <w:t>S(2^(m+1))=b+mf+f=b+(m+1)f</w:t>
+      </w:r>
+    </w:p>
+    <w:p>
+      <w:pPr>
+        <w:pStyle w:val="StepText"/>
+        <w:spacing w:after="60"/>
+      </w:pPr>
+      <w:r>
+        <w:rPr>
+          <w:b/>
+        </w:rPr>
+        <w:t>Conclusão:</w:t>
+      </w:r>
+      <w:r>
+        <w:t xml:space="preserve"> a profundidade da pilha é logarítmica e S(N)=Θ(log N).</w:t>
+      </w:r>
+    </w:p>
+    <w:p>
+      <w:pPr>
+        <w:pStyle w:val="Heading2"/>
+        <w:keepNext/>
+        <w:pageBreakBefore/>
+        <w:spacing w:after="60" w:before="120"/>
+      </w:pPr>
+      <w:r>
+        <w:t>7.7 Resumo comparativo</w:t>
       </w:r>
     </w:p>
     <w:tbl>
@@ -3765,6 +7004,10 @@
         <w:gridCol w:w="2570"/>
       </w:tblGrid>
       <w:tr>
+        <w:trPr>
+          <w:tblHeader w:val="true"/>
+          <w:cantSplit/>
+        </w:trPr>
         <w:tc>
           <w:tcPr>
             <w:tcW w:type="dxa" w:w="2570"/>
@@ -3871,6 +7114,9 @@
         </w:tc>
       </w:tr>
       <w:tr>
+        <w:trPr>
+          <w:cantSplit/>
+        </w:trPr>
         <w:tc>
           <w:tcPr>
             <w:tcW w:type="dxa" w:w="2570"/>
@@ -3957,6 +7203,9 @@
         </w:tc>
       </w:tr>
       <w:tr>
+        <w:trPr>
+          <w:cantSplit/>
+        </w:trPr>
         <w:tc>
           <w:tcPr>
             <w:tcW w:type="dxa" w:w="2570"/>
@@ -4043,6 +7292,9 @@
         </w:tc>
       </w:tr>
       <w:tr>
+        <w:trPr>
+          <w:cantSplit/>
+        </w:trPr>
         <w:tc>
           <w:tcPr>
             <w:tcW w:type="dxa" w:w="2570"/>
@@ -4129,6 +7381,9 @@
         </w:tc>
       </w:tr>
       <w:tr>
+        <w:trPr>
+          <w:cantSplit/>
+        </w:trPr>
         <w:tc>
           <w:tcPr>
             <w:tcW w:type="dxa" w:w="2570"/>
@@ -4215,6 +7470,9 @@
         </w:tc>
       </w:tr>
       <w:tr>
+        <w:trPr>
+          <w:cantSplit/>
+        </w:trPr>
         <w:tc>
           <w:tcPr>
             <w:tcW w:type="dxa" w:w="2570"/>
@@ -4301,6 +7559,9 @@
         </w:tc>
       </w:tr>
       <w:tr>
+        <w:trPr>
+          <w:cantSplit/>
+        </w:trPr>
         <w:tc>
           <w:tcPr>
             <w:tcW w:type="dxa" w:w="2570"/>
@@ -4389,52 +7650,72 @@
     </w:tbl>
     <w:p>
       <w:pPr>
-        <w:spacing w:after="0"/>
-      </w:pPr>
-    </w:p>
-    <w:p>
-      <w:r>
-        <w:t>Além desse espaço auxiliar, as duas soluções carregam as N chaves em RAM, portanto existe Θ(N) de armazenamento comum ao experimento. A tabela separa esse armazenamento da memória adicional específica do algoritmo.</w:t>
+        <w:spacing w:after="60"/>
+      </w:pPr>
+    </w:p>
+    <w:p>
+      <w:pPr>
+        <w:spacing w:after="60"/>
+      </w:pPr>
+      <w:r>
+        <w:t>Além do espaço auxiliar específico demonstrado em 7.1 a 7.6, as duas soluções carregam as N chaves em RAM. Esse vetor-base representa Θ(N) de armazenamento comum ao experimento e não deve ser contado duas vezes ao comparar os algoritmos. A tabela acima resume a memória adicional específica de cada implementação, enquanto as subseções anteriores mostram todos os passos algébricos usados para chegar a cada classe assintótica.</w:t>
       </w:r>
     </w:p>
     <w:p>
       <w:pPr>
         <w:pStyle w:val="Heading1"/>
+        <w:keepNext/>
+        <w:spacing w:after="60" w:before="120"/>
       </w:pPr>
       <w:r>
         <w:t>8. Conclusão</w:t>
       </w:r>
     </w:p>
     <w:p>
+      <w:pPr>
+        <w:spacing w:after="60"/>
+      </w:pPr>
       <w:r>
         <w:t>CO_UNIDADE atende aos requisitos de unicidade e ausência de ordenação na base original. As quatro implementações impediram a introdução de duplicatas, e a Solução 2 preservou o CSV físico desordenado ao ordenar apenas o índice em RAM.</w:t>
       </w:r>
     </w:p>
     <w:p>
-      <w:r>
-        <w:t>As demonstrações formais resultaram em Θ(N) para busca sequencial, Θ(log N) para busca binária e Θ(N log N) para MergeSort. As diferenças espaciais também foram demonstradas: a recursão aumenta o consumo de pilha para Θ(N) na sequencial e Θ(log N) na binária; o MergeSort permanece Θ(N) devido aos buffers de intercalação.</w:t>
-      </w:r>
-    </w:p>
-    <w:p>
-      <w:r>
-        <w:t>Os experimentos sustentam essas conclusões. No workload com N=1000, a fórmula exata da sequencial coincidiu com todos os dados observados e a binária permaneceu abaixo de seu limite teórico. No experimento variando N, a sequencial cresceu de 125 para 1000 comparações enquanto a binária cresceu de 7 para 10, tornando visível a diferença entre crescimento linear e logarítmico. Os tempos foram tratados como evidência complementar por sua pequena magnitude e resolução limitada; as contagens lógicas e as demonstrações formais permanecem a base da validação. Em todos os cenários, as quatro implementações produziram a quantidade esperada de inserções válidas, confirmando que a comparação de desempenho foi feita entre soluções funcionalmente equivalentes.</w:t>
+      <w:pPr>
+        <w:spacing w:after="60"/>
+      </w:pPr>
+      <w:r>
+        <w:t>As demonstrações temporais foram apresentadas por expansão algébrica e por indução: Θ(N) para busca sequencial, Θ(log N) para busca binária e Θ(N log N) para MergeSort. A análise espacial também foi derivada passo a passo: a recursão aumenta a pilha para Θ(N) na sequencial e Θ(log N) na binária; no MergeSort, os buffers temporários de Θ(N) dominam a pilha Θ(log N), mantendo o espaço auxiliar total em Θ(N).</w:t>
+      </w:r>
+    </w:p>
+    <w:p>
+      <w:pPr>
+        <w:spacing w:after="60"/>
+      </w:pPr>
+      <w:r>
+        <w:t>Os experimentos sustentam essas conclusões. No workload com base inicial N=10.000, a fórmula exata da sequencial coincidiu com todos os dados observados e a binária permaneceu abaixo de seu limite teórico. No maior lote, a sequencial realizou 31.250.000 comparações, enquanto a binária realizou 65.308. No experimento variando N, a sequencial cresceu de 125 para 10.000 comparações enquanto a binária cresceu de 7 para 14, tornando visível a diferença entre crescimento linear e logarítmico. Os tempos foram tratados como evidência complementar; as contagens lógicas e as demonstrações formais permanecem a base da validação. Em todos os cenários, as quatro implementações produziram a quantidade esperada de inserções válidas, confirmando que a comparação de desempenho foi feita entre soluções funcionalmente equivalentes.</w:t>
       </w:r>
     </w:p>
     <w:p>
       <w:pPr>
         <w:pStyle w:val="Heading1"/>
+        <w:keepNext/>
+        <w:spacing w:after="60" w:before="120"/>
       </w:pPr>
       <w:r>
         <w:t>9. Repositório público</w:t>
       </w:r>
     </w:p>
     <w:p>
+      <w:pPr>
+        <w:spacing w:after="60"/>
+      </w:pPr>
       <w:r>
         <w:t>O repositório contém os códigos em C, arquivos usados nos testes, scripts de preparação e benchmark, resultados CSV, gráficos e instruções de compilação e execução:</w:t>
       </w:r>
     </w:p>
     <w:p>
       <w:pPr>
+        <w:spacing w:after="60"/>
         <w:jc w:val="center"/>
       </w:pPr>
       <w:r>
@@ -16538,6 +19819,29 @@
     <w:rPr>
       <w:rFonts w:ascii="Courier New" w:hAnsi="Courier New"/>
       <w:sz w:val="16"/>
+    </w:rPr>
+  </w:style>
+  <w:style w:type="paragraph" w:customStyle="1" w:styleId="EquationLine">
+    <w:name w:val="EquationLine"/>
+    <w:basedOn w:val="Normal"/>
+    <w:pPr>
+      <w:keepLines/>
+      <w:spacing w:before="30" w:after="30"/>
+    </w:pPr>
+    <w:rPr>
+      <w:rFonts w:ascii="Arial" w:hAnsi="Arial"/>
+      <w:sz w:val="20"/>
+    </w:rPr>
+  </w:style>
+  <w:style w:type="paragraph" w:customStyle="1" w:styleId="StepText">
+    <w:name w:val="StepText"/>
+    <w:basedOn w:val="Normal"/>
+    <w:pPr>
+      <w:spacing w:after="60"/>
+    </w:pPr>
+    <w:rPr>
+      <w:rFonts w:ascii="Arial" w:hAnsi="Arial"/>
+      <w:sz w:val="19"/>
     </w:rPr>
   </w:style>
 </w:styles>
